--- a/downloads/season-05-study-guide.docx
+++ b/downloads/season-05-study-guide.docx
@@ -7,17 +7,17 @@
         <w:pStyle w:val="Title"/>
       </w:pPr>
       <w:r>
-        <w:t>风骚律师 第 5 季英语学习册</w:t>
-      </w:r>
-    </w:p>
-    <w:p>
-      <w:r>
-        <w:t>六季 63 集，每集 10 个重点表达，共 630 条逐集学习记录；包括 215 组独立词条和 645 个原创例句。复现表达沿用统一例句，方便间隔复习。</w:t>
-      </w:r>
-    </w:p>
-    <w:p>
-      <w:r>
-        <w:t>本册包括本季各集重点表达、字幕定位、本集义、用法、三个原创例句与汉译英练习。相同表达再次出现时用于复习。</w:t>
+        <w:t>风骚律师逐集英语学习册 · 第 5 季</w:t>
+      </w:r>
+    </w:p>
+    <w:p>
+      <w:r>
+        <w:t>V2 · 每集不超过 15 项关键词与词组；每项 3 个原创双语例句。英文梗概不超过 200 词，含剧透。</w:t>
+      </w:r>
+    </w:p>
+    <w:p>
+      <w:r>
+        <w:t>本文档为本项目编写的学习笔记，不含完整原剧台词或字幕。回看时间依参考字幕版本。</w:t>
       </w:r>
     </w:p>
     <w:p>
@@ -25,52 +25,508 @@
         <w:pStyle w:val="Heading1"/>
       </w:pPr>
       <w:r>
-        <w:t>建议学法</w:t>
+        <w:t>S05E01 · Magic Man</w:t>
       </w:r>
     </w:p>
     <w:p>
       <w:pPr>
-        <w:pStyle w:val="ListNumber"/>
+        <w:pStyle w:val="Heading2"/>
       </w:pPr>
       <w:r>
-        <w:t>观看后先读“本集义”和用法。每集先主动掌握 3—5 条，其余作为听力识别目标。</w:t>
+        <w:t>英文内容梗概（76 words）</w:t>
+      </w:r>
+    </w:p>
+    <w:p>
+      <w:r>
+        <w:t>Jimmy launches his Saul Goodman practice with an energetic promotion aimed at criminal clients. Kim is uncomfortable with some of his methods, yet uses a misleading story to persuade a client to accept a plea. Gus manages the cartel's suspicions about Werner and the construction project. In the Gene timeline, a taxi driver recognizes Saul, prompting him to contact the disappearer before deciding to handle the problem himself. Reinvention provides opportunity while leaving old dangers unresolved.</w:t>
+      </w:r>
+    </w:p>
+    <w:p>
+      <w:r>
+        <w:t>双语字幕原始来源（整季合集）：https://subhd.tv/a/58oxJQ</w:t>
       </w:r>
     </w:p>
     <w:p>
       <w:pPr>
-        <w:pStyle w:val="ListNumber"/>
+        <w:pStyle w:val="Heading2"/>
       </w:pPr>
       <w:r>
-        <w:t>按定位时间回看前后约 20 秒，听清语气和连读，再跟读两遍。时间对应参考字幕版本，其他片源可能有偏移。</w:t>
+        <w:t>01. felony · 关键词</w:t>
+      </w:r>
+    </w:p>
+    <w:p>
+      <w:r>
+        <w:t>重罪</w:t>
+      </w:r>
+    </w:p>
+    <w:p>
+      <w:r>
+        <w:t>回看 00:24:12 · 字幕中出现：felonies</w:t>
+      </w:r>
+    </w:p>
+    <w:p>
+      <w:r>
+        <w:t>美国刑事分类用语；具体定义和后果依司法辖区及法律而定。</w:t>
+      </w:r>
+    </w:p>
+    <w:p>
+      <w:r>
+        <w:t>1. He was charged with a felony.</w:t>
+        <w:br/>
+        <w:t>他被控犯有重罪。</w:t>
+      </w:r>
+    </w:p>
+    <w:p>
+      <w:r>
+        <w:t>2. The form asks about felony convictions.</w:t>
+        <w:br/>
+        <w:t>表格询问是否有重罪定罪记录。</w:t>
+      </w:r>
+    </w:p>
+    <w:p>
+      <w:r>
+        <w:t>3. The lawyer explained the difference between a felony and a misdemeanor.</w:t>
+        <w:br/>
+        <w:t>律师解释了重罪和轻罪的区别。</w:t>
       </w:r>
     </w:p>
     <w:p>
       <w:pPr>
-        <w:pStyle w:val="ListNumber"/>
+        <w:pStyle w:val="Heading2"/>
       </w:pPr>
       <w:r>
-        <w:t>遮住中文，读懂三个原创例句，再选一条改写成自己的经历。例句均为新写，不是剧中台词。</w:t>
+        <w:t>02. retainer · 关键词</w:t>
+      </w:r>
+    </w:p>
+    <w:p>
+      <w:r>
+        <w:t>聘用律师等专业人士的预付费用；聘用安排</w:t>
+      </w:r>
+    </w:p>
+    <w:p>
+      <w:r>
+        <w:t>回看 00:43:56 · 字幕中出现：retainer</w:t>
+      </w:r>
+    </w:p>
+    <w:p>
+      <w:r>
+        <w:t>具体如何计费取决于协议；不必然指已赚取的费用。</w:t>
+      </w:r>
+    </w:p>
+    <w:p>
+      <w:r>
+        <w:t>1. The client paid a retainer before work began.</w:t>
+        <w:br/>
+        <w:t>客户在工作开始前支付了预付聘用费。</w:t>
+      </w:r>
+    </w:p>
+    <w:p>
+      <w:r>
+        <w:t>2. Ask what the retainer covers.</w:t>
+        <w:br/>
+        <w:t>问清预付费用覆盖哪些服务。</w:t>
+      </w:r>
+    </w:p>
+    <w:p>
+      <w:r>
+        <w:t>3. The firm explained its retainer agreement.</w:t>
+        <w:br/>
+        <w:t>事务所解释了聘用协议。</w:t>
       </w:r>
     </w:p>
     <w:p>
       <w:pPr>
-        <w:pStyle w:val="ListNumber"/>
+        <w:pStyle w:val="Heading2"/>
       </w:pPr>
       <w:r>
-        <w:t>完成三道汉译英。答案只是可行译法；表达自然且意思相符，也可以用自己的版本。</w:t>
+        <w:t>03. settlement · 关键词</w:t>
+      </w:r>
+    </w:p>
+    <w:p>
+      <w:r>
+        <w:t>和解；和解协议或款项</w:t>
+      </w:r>
+    </w:p>
+    <w:p>
+      <w:r>
+        <w:t>回看 00:46:38 · 字幕中出现：settlement</w:t>
+      </w:r>
+    </w:p>
+    <w:p>
+      <w:r>
+        <w:t>诉讼中常指双方协议解决争议；不等于法院判决。</w:t>
+      </w:r>
+    </w:p>
+    <w:p>
+      <w:r>
+        <w:t>1. The parties reached a settlement.</w:t>
+        <w:br/>
+        <w:t>双方达成了和解。</w:t>
+      </w:r>
+    </w:p>
+    <w:p>
+      <w:r>
+        <w:t>2. They rejected the first settlement offer.</w:t>
+        <w:br/>
+        <w:t>他们拒绝了第一次和解报价。</w:t>
+      </w:r>
+    </w:p>
+    <w:p>
+      <w:r>
+        <w:t>3. Is the settlement in writing?</w:t>
+        <w:br/>
+        <w:t>和解协议有书面形式吗？</w:t>
       </w:r>
     </w:p>
     <w:p>
       <w:pPr>
-        <w:pStyle w:val="ListNumber"/>
+        <w:pStyle w:val="Heading2"/>
       </w:pPr>
       <w:r>
-        <w:t>在第 1、3、7 天复习。用本集至少三个表达说一段 30—60 秒的小故事。</w:t>
-      </w:r>
-    </w:p>
-    <w:p>
-      <w:r>
-        <w:t>时间对应参考字幕版本。重点学习解释和原创例句，再回看原剧确认语气。</w:t>
+        <w:t>04. misconduct · 关键词</w:t>
+      </w:r>
+    </w:p>
+    <w:p>
+      <w:r>
+        <w:t>不当行为；违规失职</w:t>
+      </w:r>
+    </w:p>
+    <w:p>
+      <w:r>
+        <w:t>回看 00:45:54 · 字幕中出现：misconduct</w:t>
+      </w:r>
+    </w:p>
+    <w:p>
+      <w:r>
+        <w:t>通常不可数；professional misconduct 职业不当行为。</w:t>
+      </w:r>
+    </w:p>
+    <w:p>
+      <w:r>
+        <w:t>1. The panel investigated professional misconduct.</w:t>
+        <w:br/>
+        <w:t>小组调查了职业不当行为。</w:t>
+      </w:r>
+    </w:p>
+    <w:p>
+      <w:r>
+        <w:t>2. He was dismissed for serious misconduct.</w:t>
+        <w:br/>
+        <w:t>他因严重违规被解雇。</w:t>
+      </w:r>
+    </w:p>
+    <w:p>
+      <w:r>
+        <w:t>3. The complaint alleged prosecutorial misconduct.</w:t>
+        <w:br/>
+        <w:t>投诉指称检方存在不当行为。</w:t>
+      </w:r>
+    </w:p>
+    <w:p>
+      <w:pPr>
+        <w:pStyle w:val="Heading2"/>
+      </w:pPr>
+      <w:r>
+        <w:t>05. compensate · 关键词</w:t>
+      </w:r>
+    </w:p>
+    <w:p>
+      <w:r>
+        <w:t>赔偿；补偿；弥补</w:t>
+      </w:r>
+    </w:p>
+    <w:p>
+      <w:r>
+        <w:t>回看 00:44:24 · 字幕中出现：compensated</w:t>
+      </w:r>
+    </w:p>
+    <w:p>
+      <w:r>
+        <w:t>compensate someone for a loss；compensate for a weakness。</w:t>
+      </w:r>
+    </w:p>
+    <w:p>
+      <w:r>
+        <w:t>1. The company compensated her for the damage.</w:t>
+        <w:br/>
+        <w:t>公司赔偿了她的损失。</w:t>
+      </w:r>
+    </w:p>
+    <w:p>
+      <w:r>
+        <w:t>2. Experience can compensate for limited resources.</w:t>
+        <w:br/>
+        <w:t>经验可以弥补资源不足。</w:t>
+      </w:r>
+    </w:p>
+    <w:p>
+      <w:r>
+        <w:t>3. Nothing could fully compensate him for the lost time.</w:t>
+        <w:br/>
+        <w:t>没有什么能完全补偿他失去的时间。</w:t>
+      </w:r>
+    </w:p>
+    <w:p>
+      <w:pPr>
+        <w:pStyle w:val="Heading2"/>
+      </w:pPr>
+      <w:r>
+        <w:t>06. confession · 关键词</w:t>
+      </w:r>
+    </w:p>
+    <w:p>
+      <w:r>
+        <w:t>供认；坦白</w:t>
+      </w:r>
+    </w:p>
+    <w:p>
+      <w:r>
+        <w:t>回看 00:28:04 · 字幕中出现：confession</w:t>
+      </w:r>
+    </w:p>
+    <w:p>
+      <w:r>
+        <w:t>confession to a crime；不自动意味着供述真实或可采。</w:t>
+      </w:r>
+    </w:p>
+    <w:p>
+      <w:r>
+        <w:t>1. The detective recorded the confession.</w:t>
+        <w:br/>
+        <w:t>侦探录下了供词。</w:t>
+      </w:r>
+    </w:p>
+    <w:p>
+      <w:r>
+        <w:t>2. Her confession changed the investigation.</w:t>
+        <w:br/>
+        <w:t>她的坦白改变了调查方向。</w:t>
+      </w:r>
+    </w:p>
+    <w:p>
+      <w:r>
+        <w:t>3. The defence questioned whether the confession was voluntary.</w:t>
+        <w:br/>
+        <w:t>辩方质疑供述是否出于自愿。</w:t>
+      </w:r>
+    </w:p>
+    <w:p>
+      <w:pPr>
+        <w:pStyle w:val="Heading2"/>
+      </w:pPr>
+      <w:r>
+        <w:t>07. legitimate · 关键词</w:t>
+      </w:r>
+    </w:p>
+    <w:p>
+      <w:r>
+        <w:t>合法正当的；真实合理的</w:t>
+      </w:r>
+    </w:p>
+    <w:p>
+      <w:r>
+        <w:t>回看 00:28:08 · 字幕中出现：legitimate</w:t>
+      </w:r>
+    </w:p>
+    <w:p>
+      <w:r>
+        <w:t>legitimate concern 合理担忧；不局限于合法性。</w:t>
+      </w:r>
+    </w:p>
+    <w:p>
+      <w:r>
+        <w:t>1. They run a legitimate business.</w:t>
+        <w:br/>
+        <w:t>他们经营合法生意。</w:t>
+      </w:r>
+    </w:p>
+    <w:p>
+      <w:r>
+        <w:t>2. That is a legitimate concern.</w:t>
+        <w:br/>
+        <w:t>那是合理的担忧。</w:t>
+      </w:r>
+    </w:p>
+    <w:p>
+      <w:r>
+        <w:t>3. We checked whether the document was legitimate.</w:t>
+        <w:br/>
+        <w:t>我们核查了文件是否真实有效。</w:t>
+      </w:r>
+    </w:p>
+    <w:p>
+      <w:pPr>
+        <w:pStyle w:val="Heading2"/>
+      </w:pPr>
+      <w:r>
+        <w:t>08. discreet · 关键词</w:t>
+      </w:r>
+    </w:p>
+    <w:p>
+      <w:r>
+        <w:t>谨慎低调的；守口如瓶的</w:t>
+      </w:r>
+    </w:p>
+    <w:p>
+      <w:r>
+        <w:t>回看 00:27:11 · 字幕中出现：discreet</w:t>
+      </w:r>
+    </w:p>
+    <w:p>
+      <w:r>
+        <w:t>勿与 discrete“分离的”混淆；discreet enquiry 低调询问。</w:t>
+      </w:r>
+    </w:p>
+    <w:p>
+      <w:r>
+        <w:t>1. We need a discreet investigation.</w:t>
+        <w:br/>
+        <w:t>我们需要低调调查。</w:t>
+      </w:r>
+    </w:p>
+    <w:p>
+      <w:r>
+        <w:t>2. She was discreet about the client's affairs.</w:t>
+        <w:br/>
+        <w:t>她对客户的事务守口如瓶。</w:t>
+      </w:r>
+    </w:p>
+    <w:p>
+      <w:r>
+        <w:t>3. Make a discreet enquiry before proceeding.</w:t>
+        <w:br/>
+        <w:t>继续之前先谨慎打听一下。</w:t>
+      </w:r>
+    </w:p>
+    <w:p>
+      <w:pPr>
+        <w:pStyle w:val="Heading2"/>
+      </w:pPr>
+      <w:r>
+        <w:t>09. sentencing · 关键词</w:t>
+      </w:r>
+    </w:p>
+    <w:p>
+      <w:r>
+        <w:t>量刑；宣判刑罚</w:t>
+      </w:r>
+    </w:p>
+    <w:p>
+      <w:r>
+        <w:t>回看 00:47:42 · 字幕中出现：sentencing</w:t>
+      </w:r>
+    </w:p>
+    <w:p>
+      <w:r>
+        <w:t>通常发生在认罪或被判有罪之后；与定罪 conviction 区分。</w:t>
+      </w:r>
+    </w:p>
+    <w:p>
+      <w:r>
+        <w:t>1. Sentencing was set for next month.</w:t>
+        <w:br/>
+        <w:t>量刑安排在下个月。</w:t>
+      </w:r>
+    </w:p>
+    <w:p>
+      <w:r>
+        <w:t>2. The judge reviewed the sentencing recommendations.</w:t>
+        <w:br/>
+        <w:t>法官审阅了量刑建议。</w:t>
+      </w:r>
+    </w:p>
+    <w:p>
+      <w:r>
+        <w:t>3. She spoke at the sentencing hearing.</w:t>
+        <w:br/>
+        <w:t>她在量刑听证中发言。</w:t>
+      </w:r>
+    </w:p>
+    <w:p>
+      <w:pPr>
+        <w:pStyle w:val="Heading2"/>
+      </w:pPr>
+      <w:r>
+        <w:t>10. district attorney · 词组 / 术语</w:t>
+      </w:r>
+    </w:p>
+    <w:p>
+      <w:r>
+        <w:t>地方检察官</w:t>
+      </w:r>
+    </w:p>
+    <w:p>
+      <w:r>
+        <w:t>回看 00:51:29 · 字幕中出现：district attorney</w:t>
+      </w:r>
+    </w:p>
+    <w:p>
+      <w:r>
+        <w:t>美国地方刑事检控职务；具体职责随司法辖区而异。</w:t>
+      </w:r>
+    </w:p>
+    <w:p>
+      <w:r>
+        <w:t>1. The district attorney announced the charges.</w:t>
+        <w:br/>
+        <w:t>地方检察官宣布了指控。</w:t>
+      </w:r>
+    </w:p>
+    <w:p>
+      <w:r>
+        <w:t>2. She works in the district attorney's office.</w:t>
+        <w:br/>
+        <w:t>她在地方检察官办公室工作。</w:t>
+      </w:r>
+    </w:p>
+    <w:p>
+      <w:r>
+        <w:t>3. The district attorney reviewed the evidence.</w:t>
+        <w:br/>
+        <w:t>地方检察官审查了证据。</w:t>
+      </w:r>
+    </w:p>
+    <w:p>
+      <w:pPr>
+        <w:pStyle w:val="Heading2"/>
+      </w:pPr>
+      <w:r>
+        <w:t>汉译英与复述</w:t>
+      </w:r>
+    </w:p>
+    <w:p>
+      <w:r>
+        <w:t>1. 表格询问是否有重罪定罪记录。</w:t>
+      </w:r>
+    </w:p>
+    <w:p>
+      <w:r>
+        <w:t>2. 她的坦白改变了调查方向。</w:t>
+      </w:r>
+    </w:p>
+    <w:p>
+      <w:r>
+        <w:t>3. 她在地方检察官办公室工作。</w:t>
+      </w:r>
+    </w:p>
+    <w:p>
+      <w:r>
+        <w:t>参考答案：</w:t>
+      </w:r>
+    </w:p>
+    <w:p>
+      <w:r>
+        <w:t>1. The form asks about felony convictions. [felony]</w:t>
+      </w:r>
+    </w:p>
+    <w:p>
+      <w:r>
+        <w:t>2. Her confession changed the investigation. [confession]</w:t>
+      </w:r>
+    </w:p>
+    <w:p>
+      <w:r>
+        <w:t>3. She works in the district attorney's office. [district attorney]</w:t>
       </w:r>
     </w:p>
     <w:p>
@@ -83,61 +539,25 @@
         <w:pStyle w:val="Heading1"/>
       </w:pPr>
       <w:r>
-        <w:t>S05E01  Magic Man</w:t>
-      </w:r>
-    </w:p>
-    <w:p>
-      <w:hyperlink r:id="rId9">
-        <w:r>
-          <w:rPr>
-            <w:color w:val="245E4D"/>
-          </w:rPr>
-          <w:t>本季字幕来源</w:t>
-        </w:r>
-      </w:hyperlink>
+        <w:t>S05E02 · 50% Off</w:t>
+      </w:r>
     </w:p>
     <w:p>
       <w:pPr>
         <w:pStyle w:val="Heading2"/>
       </w:pPr>
       <w:r>
-        <w:t>01. all of a sudden  ·  00:14:57</w:t>
-      </w:r>
-    </w:p>
-    <w:p>
-      <w:r>
-        <w:t>突然</w:t>
-      </w:r>
-    </w:p>
-    <w:p>
-      <w:r>
-        <w:t>本集义：突然</w:t>
-      </w:r>
-    </w:p>
-    <w:p>
-      <w:r>
-        <w:t>用法：口语叙事常用；可替换 suddenly，但更有突发感。</w:t>
-      </w:r>
-    </w:p>
-    <w:p>
-      <w:r>
-        <w:t>1. All of a sudden, the lights went out.</w:t>
-        <w:br/>
-        <w:t>突然，灯灭了。</w:t>
-      </w:r>
-    </w:p>
-    <w:p>
-      <w:r>
-        <w:t>2. She stopped talking all of a sudden.</w:t>
-        <w:br/>
-        <w:t>她突然不说话了。</w:t>
-      </w:r>
-    </w:p>
-    <w:p>
-      <w:r>
-        <w:t>3. Why are you worried all of a sudden?</w:t>
-        <w:br/>
-        <w:t>你怎么突然担心起来了？</w:t>
+        <w:t>英文内容梗概（74 words）</w:t>
+      </w:r>
+    </w:p>
+    <w:p>
+      <w:r>
+        <w:t>A discount promotion encourages two young clients to behave recklessly, and their escalating crimes bring them into Saul's orbit. Nacho remains trapped between the Salamancas and Gus, who wants him closer to Lalo. Kim struggles with the consequences of her own deceptive advice and the increasingly uncomfortable overlap between her values and Jimmy's methods. Mike's grief and anger lead him toward confrontation. Saul's growing practice creates demand by appealing directly to people others dismiss.</w:t>
+      </w:r>
+    </w:p>
+    <w:p>
+      <w:r>
+        <w:t>双语字幕原始来源（整季合集）：https://subhd.tv/a/58oxJQ</w:t>
       </w:r>
     </w:p>
     <w:p>
@@ -145,43 +565,43 @@
         <w:pStyle w:val="Heading2"/>
       </w:pPr>
       <w:r>
-        <w:t>02. according to  ·  00:16:13</w:t>
-      </w:r>
-    </w:p>
-    <w:p>
-      <w:r>
-        <w:t>根据；按照……的说法</w:t>
-      </w:r>
-    </w:p>
-    <w:p>
-      <w:r>
-        <w:t>本集义：根据；按照……的说法</w:t>
-      </w:r>
-    </w:p>
-    <w:p>
-      <w:r>
-        <w:t>用法：用于转述来源；通常不说 according to me，表达自己观点可用 in my opinion。</w:t>
-      </w:r>
-    </w:p>
-    <w:p>
-      <w:r>
-        <w:t>1. According to the map, the café is nearby.</w:t>
-        <w:br/>
-        <w:t>根据地图，咖啡馆就在附近。</w:t>
-      </w:r>
-    </w:p>
-    <w:p>
-      <w:r>
-        <w:t>2. According to the email, we start at ten.</w:t>
-        <w:br/>
-        <w:t>邮件说我们十点开始。</w:t>
-      </w:r>
-    </w:p>
-    <w:p>
-      <w:r>
-        <w:t>3. The work was completed according to plan.</w:t>
-        <w:br/>
-        <w:t>工作按计划完成了。</w:t>
+        <w:t>01. misdemeanor · 关键词</w:t>
+      </w:r>
+    </w:p>
+    <w:p>
+      <w:r>
+        <w:t>轻罪</w:t>
+      </w:r>
+    </w:p>
+    <w:p>
+      <w:r>
+        <w:t>回看 00:42:06 · 字幕中出现：misdemeanor</w:t>
+      </w:r>
+    </w:p>
+    <w:p>
+      <w:r>
+        <w:t>美国法律用语；具体分类取决于适用法律，不能只按日常严重程度判断。</w:t>
+      </w:r>
+    </w:p>
+    <w:p>
+      <w:r>
+        <w:t>1. The charge was classified as a misdemeanor.</w:t>
+        <w:br/>
+        <w:t>该项指控被归类为轻罪。</w:t>
+      </w:r>
+    </w:p>
+    <w:p>
+      <w:r>
+        <w:t>2. She asked whether the offense was a misdemeanor.</w:t>
+        <w:br/>
+        <w:t>她询问该违法行为是否属于轻罪。</w:t>
+      </w:r>
+    </w:p>
+    <w:p>
+      <w:r>
+        <w:t>3. The report distinguishes misdemeanors from felonies.</w:t>
+        <w:br/>
+        <w:t>报告区分了轻罪与重罪。</w:t>
       </w:r>
     </w:p>
     <w:p>
@@ -189,43 +609,43 @@
         <w:pStyle w:val="Heading2"/>
       </w:pPr>
       <w:r>
-        <w:t>03. take it easy  ·  00:35:04</w:t>
-      </w:r>
-    </w:p>
-    <w:p>
-      <w:r>
-        <w:t>放松点；别太累；慢慢来</w:t>
-      </w:r>
-    </w:p>
-    <w:p>
-      <w:r>
-        <w:t>本集义：放松点；别太累；慢慢来</w:t>
-      </w:r>
-    </w:p>
-    <w:p>
-      <w:r>
-        <w:t>用法：非正式，可用于安慰、劝休息或道别。</w:t>
-      </w:r>
-    </w:p>
-    <w:p>
-      <w:r>
-        <w:t>1. Take it easy. We still have time.</w:t>
-        <w:br/>
-        <w:t>放松点，我们还有时间。</w:t>
-      </w:r>
-    </w:p>
-    <w:p>
-      <w:r>
-        <w:t>2. The doctor told me to take it easy for a few days.</w:t>
-        <w:br/>
-        <w:t>医生让我休息几天。</w:t>
-      </w:r>
-    </w:p>
-    <w:p>
-      <w:r>
-        <w:t>3. See you tomorrow. Take it easy.</w:t>
-        <w:br/>
-        <w:t>明天见，保重。</w:t>
+        <w:t>02. felony · 关键词</w:t>
+      </w:r>
+    </w:p>
+    <w:p>
+      <w:r>
+        <w:t>重罪</w:t>
+      </w:r>
+    </w:p>
+    <w:p>
+      <w:r>
+        <w:t>回看 00:00:09 · 字幕中出现：felonies</w:t>
+      </w:r>
+    </w:p>
+    <w:p>
+      <w:r>
+        <w:t>美国刑事分类用语；具体定义和后果依司法辖区及法律而定。</w:t>
+      </w:r>
+    </w:p>
+    <w:p>
+      <w:r>
+        <w:t>1. He was charged with a felony.</w:t>
+        <w:br/>
+        <w:t>他被控犯有重罪。</w:t>
+      </w:r>
+    </w:p>
+    <w:p>
+      <w:r>
+        <w:t>2. The form asks about felony convictions.</w:t>
+        <w:br/>
+        <w:t>表格询问是否有重罪定罪记录。</w:t>
+      </w:r>
+    </w:p>
+    <w:p>
+      <w:r>
+        <w:t>3. The lawyer explained the difference between a felony and a misdemeanor.</w:t>
+        <w:br/>
+        <w:t>律师解释了重罪和轻罪的区别。</w:t>
       </w:r>
     </w:p>
     <w:p>
@@ -233,43 +653,43 @@
         <w:pStyle w:val="Heading2"/>
       </w:pPr>
       <w:r>
-        <w:t>04. back off  ·  00:35:12</w:t>
-      </w:r>
-    </w:p>
-    <w:p>
-      <w:r>
-        <w:t>退后；别再施压</w:t>
-      </w:r>
-    </w:p>
-    <w:p>
-      <w:r>
-        <w:t>本集义：退后；别再施压</w:t>
-      </w:r>
-    </w:p>
-    <w:p>
-      <w:r>
-        <w:t>用法：直接命令可能显得强硬；也可描述主动减少压力。</w:t>
-      </w:r>
-    </w:p>
-    <w:p>
-      <w:r>
-        <w:t>1. Back off a little. The dog is frightened.</w:t>
-        <w:br/>
-        <w:t>退后一点，狗害怕了。</w:t>
-      </w:r>
-    </w:p>
-    <w:p>
-      <w:r>
-        <w:t>2. I asked him to back off and give me time.</w:t>
-        <w:br/>
-        <w:t>我让他别再逼我，给我点时间。</w:t>
-      </w:r>
-    </w:p>
-    <w:p>
-      <w:r>
-        <w:t>3. We should back off until she feels ready.</w:t>
-        <w:br/>
-        <w:t>我们应该先不催，等她准备好。</w:t>
+        <w:t>03. probation · 关键词</w:t>
+      </w:r>
+    </w:p>
+    <w:p>
+      <w:r>
+        <w:t>缓刑或社区监督；试用期</w:t>
+      </w:r>
+    </w:p>
+    <w:p>
+      <w:r>
+        <w:t>回看 00:34:09 · 字幕中出现：probation</w:t>
+      </w:r>
+    </w:p>
+    <w:p>
+      <w:r>
+        <w:t>刑事含义按具体制度判断；工作语境可指试用期。</w:t>
+      </w:r>
+    </w:p>
+    <w:p>
+      <w:r>
+        <w:t>1. The sentence included a period of probation.</w:t>
+        <w:br/>
+        <w:t>判决包含一段社区监督期。</w:t>
+      </w:r>
+    </w:p>
+    <w:p>
+      <w:r>
+        <w:t>2. She must comply with the conditions of probation.</w:t>
+        <w:br/>
+        <w:t>她必须遵守监督条件。</w:t>
+      </w:r>
+    </w:p>
+    <w:p>
+      <w:r>
+        <w:t>3. My probation at the new job ends next month.</w:t>
+        <w:br/>
+        <w:t>我新工作的试用期下个月结束。</w:t>
       </w:r>
     </w:p>
     <w:p>
@@ -277,43 +697,43 @@
         <w:pStyle w:val="Heading2"/>
       </w:pPr>
       <w:r>
-        <w:t>05. due to  ·  00:37:55</w:t>
-      </w:r>
-    </w:p>
-    <w:p>
-      <w:r>
-        <w:t>由于；因为</w:t>
-      </w:r>
-    </w:p>
-    <w:p>
-      <w:r>
-        <w:t>本集义：由于；因为</w:t>
-      </w:r>
-    </w:p>
-    <w:p>
-      <w:r>
-        <w:t>用法：后接名词或名词短语；不要直接接独立完整句。</w:t>
-      </w:r>
-    </w:p>
-    <w:p>
-      <w:r>
-        <w:t>1. The train is delayed due to heavy rain.</w:t>
-        <w:br/>
-        <w:t>火车因大雨晚点。</w:t>
-      </w:r>
-    </w:p>
-    <w:p>
-      <w:r>
-        <w:t>2. The shop closed early due to a power cut.</w:t>
-        <w:br/>
-        <w:t>店里因停电提前关门。</w:t>
-      </w:r>
-    </w:p>
-    <w:p>
-      <w:r>
-        <w:t>3. Is the change due to customer feedback?</w:t>
-        <w:br/>
-        <w:t>这次变更是因为客户反馈吗？</w:t>
+        <w:t>04. assault · 关键词</w:t>
+      </w:r>
+    </w:p>
+    <w:p>
+      <w:r>
+        <w:t>袭击；人身攻击</w:t>
+      </w:r>
+    </w:p>
+    <w:p>
+      <w:r>
+        <w:t>回看 00:32:55 · 字幕中出现：assaulted</w:t>
+      </w:r>
+    </w:p>
+    <w:p>
+      <w:r>
+        <w:t>日常义较宽；具体法律构成因辖区不同，不与 battery 简单等同。</w:t>
+      </w:r>
+    </w:p>
+    <w:p>
+      <w:r>
+        <w:t>1. The police investigated the alleged assault.</w:t>
+        <w:br/>
+        <w:t>警方调查了涉嫌袭击事件。</w:t>
+      </w:r>
+    </w:p>
+    <w:p>
+      <w:r>
+        <w:t>2. The witness described an assault near the station.</w:t>
+        <w:br/>
+        <w:t>证人描述了车站附近的一起袭击。</w:t>
+      </w:r>
+    </w:p>
+    <w:p>
+      <w:r>
+        <w:t>3. The lawyer reviewed the assault charge.</w:t>
+        <w:br/>
+        <w:t>律师审查了袭击指控。</w:t>
       </w:r>
     </w:p>
     <w:p>
@@ -321,43 +741,43 @@
         <w:pStyle w:val="Heading2"/>
       </w:pPr>
       <w:r>
-        <w:t>06. retainer  ·  00:43:59</w:t>
-      </w:r>
-    </w:p>
-    <w:p>
-      <w:r>
-        <w:t>聘用律师等专业人士的预付费用；聘用安排</w:t>
-      </w:r>
-    </w:p>
-    <w:p>
-      <w:r>
-        <w:t>本集义：聘用律师等专业人士的预付费用；聘用安排</w:t>
-      </w:r>
-    </w:p>
-    <w:p>
-      <w:r>
-        <w:t>用法：具体如何计费取决于协议；不必然指已赚取的费用。</w:t>
-      </w:r>
-    </w:p>
-    <w:p>
-      <w:r>
-        <w:t>1. The client paid a retainer before work began.</w:t>
-        <w:br/>
-        <w:t>客户在工作开始前支付了预付聘用费。</w:t>
-      </w:r>
-    </w:p>
-    <w:p>
-      <w:r>
-        <w:t>2. Ask what the retainer covers.</w:t>
-        <w:br/>
-        <w:t>问清预付费用覆盖哪些服务。</w:t>
-      </w:r>
-    </w:p>
-    <w:p>
-      <w:r>
-        <w:t>3. The firm explained its retainer agreement.</w:t>
-        <w:br/>
-        <w:t>事务所解释了聘用协议。</w:t>
+        <w:t>05. arson · 关键词</w:t>
+      </w:r>
+    </w:p>
+    <w:p>
+      <w:r>
+        <w:t>纵火罪；故意纵火</w:t>
+      </w:r>
+    </w:p>
+    <w:p>
+      <w:r>
+        <w:t>回看 00:41:48 · 字幕中出现：arson</w:t>
+      </w:r>
+    </w:p>
+    <w:p>
+      <w:r>
+        <w:t>通常为不可数名词，区别于一般意外失火。</w:t>
+      </w:r>
+    </w:p>
+    <w:p>
+      <w:r>
+        <w:t>1. Investigators suspected arson.</w:t>
+        <w:br/>
+        <w:t>调查人员怀疑有人故意纵火。</w:t>
+      </w:r>
+    </w:p>
+    <w:p>
+      <w:r>
+        <w:t>2. He was charged with arson.</w:t>
+        <w:br/>
+        <w:t>他被控纵火罪。</w:t>
+      </w:r>
+    </w:p>
+    <w:p>
+      <w:r>
+        <w:t>3. The report distinguished arson from an electrical fire.</w:t>
+        <w:br/>
+        <w:t>报告区分了纵火和电气火灾。</w:t>
       </w:r>
     </w:p>
     <w:p>
@@ -365,43 +785,43 @@
         <w:pStyle w:val="Heading2"/>
       </w:pPr>
       <w:r>
-        <w:t>07. end up  ·  00:48:41</w:t>
-      </w:r>
-    </w:p>
-    <w:p>
-      <w:r>
-        <w:t>最后；结果落到某种状态</w:t>
-      </w:r>
-    </w:p>
-    <w:p>
-      <w:r>
-        <w:t>本集义：最后；结果落到某种状态</w:t>
-      </w:r>
-    </w:p>
-    <w:p>
-      <w:r>
-        <w:t>用法：常接动名词、形容词或地点；不是 end up to do。</w:t>
-      </w:r>
-    </w:p>
-    <w:p>
-      <w:r>
-        <w:t>1. We ended up eating at home.</w:t>
-        <w:br/>
-        <w:t>我们最后在家吃了。</w:t>
-      </w:r>
-    </w:p>
-    <w:p>
-      <w:r>
-        <w:t>2. If we rush, we'll end up making mistakes.</w:t>
-        <w:br/>
-        <w:t>如果赶工，最后会出错。</w:t>
-      </w:r>
-    </w:p>
-    <w:p>
-      <w:r>
-        <w:t>3. How did you end up in this city?</w:t>
-        <w:br/>
-        <w:t>你怎么最后来到了这座城市？</w:t>
+        <w:t>06. deposition · 关键词</w:t>
+      </w:r>
+    </w:p>
+    <w:p>
+      <w:r>
+        <w:t>庭外宣誓证言；取证问询</w:t>
+      </w:r>
+    </w:p>
+    <w:p>
+      <w:r>
+        <w:t>回看 00:38:38 · 字幕中出现：deposition</w:t>
+      </w:r>
+    </w:p>
+    <w:p>
+      <w:r>
+        <w:t>美国诉讼术语，通常在庭前进行并记录，不等于普通访谈。</w:t>
+      </w:r>
+    </w:p>
+    <w:p>
+      <w:r>
+        <w:t>1. Her deposition lasted four hours.</w:t>
+        <w:br/>
+        <w:t>她的庭外宣誓问询持续了四小时。</w:t>
+      </w:r>
+    </w:p>
+    <w:p>
+      <w:r>
+        <w:t>2. Counsel reviewed the deposition transcript.</w:t>
+        <w:br/>
+        <w:t>律师审阅了证言笔录。</w:t>
+      </w:r>
+    </w:p>
+    <w:p>
+      <w:r>
+        <w:t>3. He contradicted his earlier deposition.</w:t>
+        <w:br/>
+        <w:t>他的说法与先前的宣誓证言矛盾。</w:t>
       </w:r>
     </w:p>
     <w:p>
@@ -409,43 +829,43 @@
         <w:pStyle w:val="Heading2"/>
       </w:pPr>
       <w:r>
-        <w:t>08. go over  ·  00:49:54</w:t>
-      </w:r>
-    </w:p>
-    <w:p>
-      <w:r>
-        <w:t>仔细查看；复习；讨论</w:t>
-      </w:r>
-    </w:p>
-    <w:p>
-      <w:r>
-        <w:t>本集义：仔细查看；复习；讨论</w:t>
-      </w:r>
-    </w:p>
-    <w:p>
-      <w:r>
-        <w:t>用法：常接文件、计划或要点；也可指超过预算等。</w:t>
-      </w:r>
-    </w:p>
-    <w:p>
-      <w:r>
-        <w:t>1. Let's go over the instructions once more.</w:t>
-        <w:br/>
-        <w:t>我们再看一遍说明。</w:t>
-      </w:r>
-    </w:p>
-    <w:p>
-      <w:r>
-        <w:t>2. Can we go over the budget tomorrow?</w:t>
-        <w:br/>
-        <w:t>我们明天能仔细讨论预算吗？</w:t>
-      </w:r>
-    </w:p>
-    <w:p>
-      <w:r>
-        <w:t>3. I went over my notes before class.</w:t>
-        <w:br/>
-        <w:t>我课前复习了笔记。</w:t>
+        <w:t>07. mitigate · 关键词</w:t>
+      </w:r>
+    </w:p>
+    <w:p>
+      <w:r>
+        <w:t>减轻严重程度或损害</w:t>
+      </w:r>
+    </w:p>
+    <w:p>
+      <w:r>
+        <w:t>回看 00:41:01 · 字幕中出现：mitigating</w:t>
+      </w:r>
+    </w:p>
+    <w:p>
+      <w:r>
+        <w:t>mitigate risk/damages；不表示彻底消除。</w:t>
+      </w:r>
+    </w:p>
+    <w:p>
+      <w:r>
+        <w:t>1. The team acted to mitigate the damage.</w:t>
+        <w:br/>
+        <w:t>团队采取行动减轻损害。</w:t>
+      </w:r>
+    </w:p>
+    <w:p>
+      <w:r>
+        <w:t>2. Training can mitigate operational risk.</w:t>
+        <w:br/>
+        <w:t>培训可以降低运营风险。</w:t>
+      </w:r>
+    </w:p>
+    <w:p>
+      <w:r>
+        <w:t>3. The judge considered mitigating circumstances.</w:t>
+        <w:br/>
+        <w:t>法官考虑了可减轻处罚的情节。</w:t>
       </w:r>
     </w:p>
     <w:p>
@@ -453,43 +873,43 @@
         <w:pStyle w:val="Heading2"/>
       </w:pPr>
       <w:r>
-        <w:t>09. deal with  ·  00:50:00</w:t>
-      </w:r>
-    </w:p>
-    <w:p>
-      <w:r>
-        <w:t>处理；应对；与某人打交道</w:t>
-      </w:r>
-    </w:p>
-    <w:p>
-      <w:r>
-        <w:t>本集义：处理；应对；与某人打交道</w:t>
-      </w:r>
-    </w:p>
-    <w:p>
-      <w:r>
-        <w:t>用法：deal 的过去式为 dealt；通常接问题、人或局面。</w:t>
-      </w:r>
-    </w:p>
-    <w:p>
-      <w:r>
-        <w:t>1. I'll deal with the dishes after dinner.</w:t>
-        <w:br/>
-        <w:t>饭后我来收拾碗筷。</w:t>
-      </w:r>
-    </w:p>
-    <w:p>
-      <w:r>
-        <w:t>2. We need a better way to deal with complaints.</w:t>
-        <w:br/>
-        <w:t>我们需要更好的投诉处理方式。</w:t>
-      </w:r>
-    </w:p>
-    <w:p>
-      <w:r>
-        <w:t>3. How do you deal with stress?</w:t>
-        <w:br/>
-        <w:t>你如何应对压力？</w:t>
+        <w:t>08. negligent · 关键词</w:t>
+      </w:r>
+    </w:p>
+    <w:p>
+      <w:r>
+        <w:t>疏忽失责的</w:t>
+      </w:r>
+    </w:p>
+    <w:p>
+      <w:r>
+        <w:t>回看 00:41:48 · 字幕中出现：negligent</w:t>
+      </w:r>
+    </w:p>
+    <w:p>
+      <w:r>
+        <w:t>法律语境可能涉及应尽注意义务；不是每次失误都构成 negligence。</w:t>
+      </w:r>
+    </w:p>
+    <w:p>
+      <w:r>
+        <w:t>1. The report described negligent supervision.</w:t>
+        <w:br/>
+        <w:t>报告指出监管疏忽。</w:t>
+      </w:r>
+    </w:p>
+    <w:p>
+      <w:r>
+        <w:t>2. They accused the contractor of being negligent.</w:t>
+        <w:br/>
+        <w:t>他们指责承包商疏忽失责。</w:t>
+      </w:r>
+    </w:p>
+    <w:p>
+      <w:r>
+        <w:t>3. A negligent act caused the damage.</w:t>
+        <w:br/>
+        <w:t>疏忽行为造成了损害。</w:t>
       </w:r>
     </w:p>
     <w:p>
@@ -497,43 +917,55 @@
         <w:pStyle w:val="Heading2"/>
       </w:pPr>
       <w:r>
-        <w:t>10. district attorney  ·  00:51:29</w:t>
-      </w:r>
-    </w:p>
-    <w:p>
-      <w:r>
-        <w:t>地方检察官</w:t>
-      </w:r>
-    </w:p>
-    <w:p>
-      <w:r>
-        <w:t>本集义：地方检察官</w:t>
-      </w:r>
-    </w:p>
-    <w:p>
-      <w:r>
-        <w:t>用法：美国地方刑事检控职务；具体职责随司法辖区而异。</w:t>
-      </w:r>
-    </w:p>
-    <w:p>
-      <w:r>
-        <w:t>1. The district attorney announced the charges.</w:t>
-        <w:br/>
-        <w:t>地方检察官宣布了指控。</w:t>
-      </w:r>
-    </w:p>
-    <w:p>
-      <w:r>
-        <w:t>2. She works in the district attorney's office.</w:t>
-        <w:br/>
-        <w:t>她在地方检察官办公室工作。</w:t>
-      </w:r>
-    </w:p>
-    <w:p>
-      <w:r>
-        <w:t>3. The district attorney reviewed the evidence.</w:t>
-        <w:br/>
-        <w:t>地方检察官审查了证据。</w:t>
+        <w:t>汉译英与复述</w:t>
+      </w:r>
+    </w:p>
+    <w:p>
+      <w:r>
+        <w:t>1. 她询问该违法行为是否属于轻罪。</w:t>
+      </w:r>
+    </w:p>
+    <w:p>
+      <w:r>
+        <w:t>2. 他被控纵火罪。</w:t>
+      </w:r>
+    </w:p>
+    <w:p>
+      <w:r>
+        <w:t>3. 他们指责承包商疏忽失责。</w:t>
+      </w:r>
+    </w:p>
+    <w:p>
+      <w:r>
+        <w:t>参考答案：</w:t>
+      </w:r>
+    </w:p>
+    <w:p>
+      <w:r>
+        <w:t>1. She asked whether the offense was a misdemeanor. [misdemeanor]</w:t>
+      </w:r>
+    </w:p>
+    <w:p>
+      <w:r>
+        <w:t>2. He was charged with arson. [arson]</w:t>
+      </w:r>
+    </w:p>
+    <w:p>
+      <w:r>
+        <w:t>3. They accused the contractor of being negligent. [negligent]</w:t>
+      </w:r>
+    </w:p>
+    <w:p>
+      <w:r>
+        <w:br w:type="page"/>
+      </w:r>
+    </w:p>
+    <w:p>
+      <w:pPr>
+        <w:pStyle w:val="Heading1"/>
+      </w:pPr>
+      <w:r>
+        <w:t>S05E03 · The Guy for This</w:t>
       </w:r>
     </w:p>
     <w:p>
@@ -541,50 +973,500 @@
         <w:pStyle w:val="Heading2"/>
       </w:pPr>
       <w:r>
-        <w:t>汉译英练习</w:t>
-      </w:r>
-    </w:p>
-    <w:p>
-      <w:r>
-        <w:t>1. 她突然不说话了。</w:t>
-      </w:r>
-    </w:p>
-    <w:p>
-      <w:r>
-        <w:t>2. 店里因停电提前关门。</w:t>
-      </w:r>
-    </w:p>
-    <w:p>
-      <w:r>
-        <w:t>3. 我们需要更好的投诉处理方式。</w:t>
-      </w:r>
-    </w:p>
-    <w:p>
-      <w:r>
-        <w:t>口头输出：任选三个表达，说一段 30—60 秒的个人经历。</w:t>
+        <w:t>英文内容梗概（75 words）</w:t>
+      </w:r>
+    </w:p>
+    <w:p>
+      <w:r>
+        <w:t>Nacho brings Saul to Lalo, who wants legal help for Krazy-8. Saul arranges a relationship with the DEA that serves a cartel strategy rather than simply his client's immediate interests. Kim faces Everett Acker, a homeowner resisting Mesa Verde's plan to remove him from his property. Her attempts to connect with him reveal how differently they understand her role. Mike continues to act recklessly, while Saul's legal work becomes more deeply entangled with organized crime.</w:t>
+      </w:r>
+    </w:p>
+    <w:p>
+      <w:r>
+        <w:t>双语字幕原始来源（整季合集）：https://subhd.tv/a/58oxJQ</w:t>
       </w:r>
     </w:p>
     <w:p>
       <w:pPr>
-        <w:pStyle w:val="Heading3"/>
+        <w:pStyle w:val="Heading2"/>
       </w:pPr>
       <w:r>
-        <w:t>参考答案</w:t>
-      </w:r>
-    </w:p>
-    <w:p>
-      <w:r>
-        <w:t>1. She stopped talking all of a sudden.  [all of a sudden]</w:t>
-      </w:r>
-    </w:p>
-    <w:p>
-      <w:r>
-        <w:t>2. The shop closed early due to a power cut.  [due to]</w:t>
-      </w:r>
-    </w:p>
-    <w:p>
-      <w:r>
-        <w:t>3. We need a better way to deal with complaints.  [deal with]</w:t>
+        <w:t>01. prosecution · 关键词</w:t>
+      </w:r>
+    </w:p>
+    <w:p>
+      <w:r>
+        <w:t>控方；起诉；检控</w:t>
+      </w:r>
+    </w:p>
+    <w:p>
+      <w:r>
+        <w:t>回看 00:23:12 · 字幕中出现：prosecution</w:t>
+      </w:r>
+    </w:p>
+    <w:p>
+      <w:r>
+        <w:t>the prosecution 常指刑事案件中的控方。</w:t>
+      </w:r>
+    </w:p>
+    <w:p>
+      <w:r>
+        <w:t>1. The prosecution presented its evidence.</w:t>
+        <w:br/>
+        <w:t>控方出示了证据。</w:t>
+      </w:r>
+    </w:p>
+    <w:p>
+      <w:r>
+        <w:t>2. The defense challenged the prosecution's account.</w:t>
+        <w:br/>
+        <w:t>辩方质疑了控方的说法。</w:t>
+      </w:r>
+    </w:p>
+    <w:p>
+      <w:r>
+        <w:t>3. The file was sent for prosecution.</w:t>
+        <w:br/>
+        <w:t>案卷被移送起诉。</w:t>
+      </w:r>
+    </w:p>
+    <w:p>
+      <w:pPr>
+        <w:pStyle w:val="Heading2"/>
+      </w:pPr>
+      <w:r>
+        <w:t>02. waive · 关键词</w:t>
+      </w:r>
+    </w:p>
+    <w:p>
+      <w:r>
+        <w:t>自愿放弃权利、要求或费用</w:t>
+      </w:r>
+    </w:p>
+    <w:p>
+      <w:r>
+        <w:t>回看 00:30:18 · 字幕中出现：waived</w:t>
+      </w:r>
+    </w:p>
+    <w:p>
+      <w:r>
+        <w:t>waive a right/fee；与 wave 挥手区分。</w:t>
+      </w:r>
+    </w:p>
+    <w:p>
+      <w:r>
+        <w:t>1. She waived her right to remain silent.</w:t>
+        <w:br/>
+        <w:t>她放弃了保持沉默的权利。</w:t>
+      </w:r>
+    </w:p>
+    <w:p>
+      <w:r>
+        <w:t>2. The bank waived the fee.</w:t>
+        <w:br/>
+        <w:t>银行免除了费用。</w:t>
+      </w:r>
+    </w:p>
+    <w:p>
+      <w:r>
+        <w:t>3. They refused to waive the requirement.</w:t>
+        <w:br/>
+        <w:t>他们拒绝免除这项要求。</w:t>
+      </w:r>
+    </w:p>
+    <w:p>
+      <w:pPr>
+        <w:pStyle w:val="Heading2"/>
+      </w:pPr>
+      <w:r>
+        <w:t>03. contingent · 关键词</w:t>
+      </w:r>
+    </w:p>
+    <w:p>
+      <w:r>
+        <w:t>取决于条件的；代表团</w:t>
+      </w:r>
+    </w:p>
+    <w:p>
+      <w:r>
+        <w:t>回看 00:31:49 · 字幕中出现：contingent</w:t>
+      </w:r>
+    </w:p>
+    <w:p>
+      <w:r>
+        <w:t>形容词 contingent on/upon；名词 a contingent 指一支队伍或代表团。</w:t>
+      </w:r>
+    </w:p>
+    <w:p>
+      <w:r>
+        <w:t>1. The offer is contingent on approval.</w:t>
+        <w:br/>
+        <w:t>这项要约以获批为条件。</w:t>
+      </w:r>
+    </w:p>
+    <w:p>
+      <w:r>
+        <w:t>2. Payment is contingent upon completion.</w:t>
+        <w:br/>
+        <w:t>付款取决于是否完成。</w:t>
+      </w:r>
+    </w:p>
+    <w:p>
+      <w:r>
+        <w:t>3. A small contingent attended the hearing.</w:t>
+        <w:br/>
+        <w:t>一小队代表参加了听证。</w:t>
+      </w:r>
+    </w:p>
+    <w:p>
+      <w:pPr>
+        <w:pStyle w:val="Heading2"/>
+      </w:pPr>
+      <w:r>
+        <w:t>04. confidentiality · 关键词</w:t>
+      </w:r>
+    </w:p>
+    <w:p>
+      <w:r>
+        <w:t>保密性；保密义务</w:t>
+      </w:r>
+    </w:p>
+    <w:p>
+      <w:r>
+        <w:t>回看 00:07:29 · 字幕中出现：confidentiality</w:t>
+      </w:r>
+    </w:p>
+    <w:p>
+      <w:r>
+        <w:t>与法律 privilege 区分；保密承诺不总等于可以拒绝作证。</w:t>
+      </w:r>
+    </w:p>
+    <w:p>
+      <w:r>
+        <w:t>1. Confidentiality is essential to this work.</w:t>
+        <w:br/>
+        <w:t>保密对这项工作至关重要。</w:t>
+      </w:r>
+    </w:p>
+    <w:p>
+      <w:r>
+        <w:t>2. They signed a confidentiality agreement.</w:t>
+        <w:br/>
+        <w:t>他们签署了保密协议。</w:t>
+      </w:r>
+    </w:p>
+    <w:p>
+      <w:r>
+        <w:t>3. The breach of confidentiality damaged trust.</w:t>
+        <w:br/>
+        <w:t>泄密损害了信任。</w:t>
+      </w:r>
+    </w:p>
+    <w:p>
+      <w:pPr>
+        <w:pStyle w:val="Heading2"/>
+      </w:pPr>
+      <w:r>
+        <w:t>05. blowback · 关键词</w:t>
+      </w:r>
+    </w:p>
+    <w:p>
+      <w:r>
+        <w:t>意外的负面反作用</w:t>
+      </w:r>
+    </w:p>
+    <w:p>
+      <w:r>
+        <w:t>回看 00:43:07 · 字幕中出现：blowback</w:t>
+      </w:r>
+    </w:p>
+    <w:p>
+      <w:r>
+        <w:t>口语，常指政策、行动带来的反噬；不只是一般反馈。</w:t>
+      </w:r>
+    </w:p>
+    <w:p>
+      <w:r>
+        <w:t>1. The publicity campaign caused political blowback.</w:t>
+        <w:br/>
+        <w:t>宣传活动引发了政治反噬。</w:t>
+      </w:r>
+    </w:p>
+    <w:p>
+      <w:r>
+        <w:t>2. They underestimated the blowback from the leak.</w:t>
+        <w:br/>
+        <w:t>他们低估了泄密的负面后果。</w:t>
+      </w:r>
+    </w:p>
+    <w:p>
+      <w:r>
+        <w:t>3. We need a plan for possible blowback.</w:t>
+        <w:br/>
+        <w:t>我们需要应对潜在反作用的方案。</w:t>
+      </w:r>
+    </w:p>
+    <w:p>
+      <w:pPr>
+        <w:pStyle w:val="Heading2"/>
+      </w:pPr>
+      <w:r>
+        <w:t>06. adverse · 关键词</w:t>
+      </w:r>
+    </w:p>
+    <w:p>
+      <w:r>
+        <w:t>不利的；负面的</w:t>
+      </w:r>
+    </w:p>
+    <w:p>
+      <w:r>
+        <w:t>回看 00:37:35 · 字幕中出现：Adverse</w:t>
+      </w:r>
+    </w:p>
+    <w:p>
+      <w:r>
+        <w:t>常搭配 adverse effect、adverse ruling、adverse party。</w:t>
+      </w:r>
+    </w:p>
+    <w:p>
+      <w:r>
+        <w:t>1. The policy had adverse effects on small firms.</w:t>
+        <w:br/>
+        <w:t>该政策对小企业产生了不利影响。</w:t>
+      </w:r>
+    </w:p>
+    <w:p>
+      <w:r>
+        <w:t>2. They appealed the adverse ruling.</w:t>
+        <w:br/>
+        <w:t>他们对不利裁定提出上诉。</w:t>
+      </w:r>
+    </w:p>
+    <w:p>
+      <w:r>
+        <w:t>3. We must disclose adverse information.</w:t>
+        <w:br/>
+        <w:t>我们必须披露不利信息。</w:t>
+      </w:r>
+    </w:p>
+    <w:p>
+      <w:pPr>
+        <w:pStyle w:val="Heading2"/>
+      </w:pPr>
+      <w:r>
+        <w:t>07. stipulate · 关键词</w:t>
+      </w:r>
+    </w:p>
+    <w:p>
+      <w:r>
+        <w:t>明确规定；同意某项事实</w:t>
+      </w:r>
+    </w:p>
+    <w:p>
+      <w:r>
+        <w:t>回看 00:36:30 · 字幕中出现：stipulates</w:t>
+      </w:r>
+    </w:p>
+    <w:p>
+      <w:r>
+        <w:t>合同 stipulate that；诉讼中 stipulate to a fact 表示双方同意。</w:t>
+      </w:r>
+    </w:p>
+    <w:p>
+      <w:r>
+        <w:t>1. The contract stipulates a payment date.</w:t>
+        <w:br/>
+        <w:t>合同明确规定了付款日期。</w:t>
+      </w:r>
+    </w:p>
+    <w:p>
+      <w:r>
+        <w:t>2. Both sides stipulated to the facts.</w:t>
+        <w:br/>
+        <w:t>双方同意了相关事实。</w:t>
+      </w:r>
+    </w:p>
+    <w:p>
+      <w:r>
+        <w:t>3. They stipulated that changes must be written.</w:t>
+        <w:br/>
+        <w:t>他们规定修改必须采用书面形式。</w:t>
+      </w:r>
+    </w:p>
+    <w:p>
+      <w:pPr>
+        <w:pStyle w:val="Heading2"/>
+      </w:pPr>
+      <w:r>
+        <w:t>08. plea bargain · 词组 / 术语</w:t>
+      </w:r>
+    </w:p>
+    <w:p>
+      <w:r>
+        <w:t>认罪协商；认罪协议</w:t>
+      </w:r>
+    </w:p>
+    <w:p>
+      <w:r>
+        <w:t>回看 00:23:14 · 字幕中出现：plea bargain</w:t>
+      </w:r>
+    </w:p>
+    <w:p>
+      <w:r>
+        <w:t>常见于美国刑事司法；不是普通价格讨价还价。</w:t>
+      </w:r>
+    </w:p>
+    <w:p>
+      <w:r>
+        <w:t>1. The parties negotiated a plea bargain.</w:t>
+        <w:br/>
+        <w:t>双方进行了认罪协商。</w:t>
+      </w:r>
+    </w:p>
+    <w:p>
+      <w:r>
+        <w:t>2. The judge reviewed the plea bargain.</w:t>
+        <w:br/>
+        <w:t>法官审查了认罪协议。</w:t>
+      </w:r>
+    </w:p>
+    <w:p>
+      <w:r>
+        <w:t>3. The report explains how a plea bargain works.</w:t>
+        <w:br/>
+        <w:t>报告解释了认罪协商如何运作。</w:t>
+      </w:r>
+    </w:p>
+    <w:p>
+      <w:pPr>
+        <w:pStyle w:val="Heading2"/>
+      </w:pPr>
+      <w:r>
+        <w:t>09. water under the bridge · 词组 / 术语</w:t>
+      </w:r>
+    </w:p>
+    <w:p>
+      <w:r>
+        <w:t>过去的事；已不再计较的旧事</w:t>
+      </w:r>
+    </w:p>
+    <w:p>
+      <w:r>
+        <w:t>回看 00:04:48 · 字幕中出现：water under the bridge</w:t>
+      </w:r>
+    </w:p>
+    <w:p>
+      <w:r>
+        <w:t>通常作表语，劝人放下既往争执。</w:t>
+      </w:r>
+    </w:p>
+    <w:p>
+      <w:r>
+        <w:t>1. That argument is water under the bridge.</w:t>
+        <w:br/>
+        <w:t>那次争论已经过去了。</w:t>
+      </w:r>
+    </w:p>
+    <w:p>
+      <w:r>
+        <w:t>2. Let's treat it as water under the bridge.</w:t>
+        <w:br/>
+        <w:t>我们就把它当作过去的事吧。</w:t>
+      </w:r>
+    </w:p>
+    <w:p>
+      <w:r>
+        <w:t>3. For her, the dispute was not water under the bridge.</w:t>
+        <w:br/>
+        <w:t>对她来说，争端还没有翻篇。</w:t>
+      </w:r>
+    </w:p>
+    <w:p>
+      <w:pPr>
+        <w:pStyle w:val="Heading2"/>
+      </w:pPr>
+      <w:r>
+        <w:t>10. motion to dismiss · 词组 / 术语</w:t>
+      </w:r>
+    </w:p>
+    <w:p>
+      <w:r>
+        <w:t>请求驳回案件或诉求的动议</w:t>
+      </w:r>
+    </w:p>
+    <w:p>
+      <w:r>
+        <w:t>回看 00:22:31 · 字幕中出现：motion to dismiss</w:t>
+      </w:r>
+    </w:p>
+    <w:p>
+      <w:r>
+        <w:t>诉讼术语；提出动议不等于动议已经获准。</w:t>
+      </w:r>
+    </w:p>
+    <w:p>
+      <w:r>
+        <w:t>1. The defence filed a motion to dismiss.</w:t>
+        <w:br/>
+        <w:t>辩方提交了驳回动议。</w:t>
+      </w:r>
+    </w:p>
+    <w:p>
+      <w:r>
+        <w:t>2. The court denied the motion to dismiss.</w:t>
+        <w:br/>
+        <w:t>法院驳回了要求撤销案件的动议。</w:t>
+      </w:r>
+    </w:p>
+    <w:p>
+      <w:r>
+        <w:t>3. Counsel prepared a response to the motion to dismiss.</w:t>
+        <w:br/>
+        <w:t>律师准备了对驳回动议的答复。</w:t>
+      </w:r>
+    </w:p>
+    <w:p>
+      <w:pPr>
+        <w:pStyle w:val="Heading2"/>
+      </w:pPr>
+      <w:r>
+        <w:t>汉译英与复述</w:t>
+      </w:r>
+    </w:p>
+    <w:p>
+      <w:r>
+        <w:t>1. 辩方质疑了控方的说法。</w:t>
+      </w:r>
+    </w:p>
+    <w:p>
+      <w:r>
+        <w:t>2. 他们对不利裁定提出上诉。</w:t>
+      </w:r>
+    </w:p>
+    <w:p>
+      <w:r>
+        <w:t>3. 法院驳回了要求撤销案件的动议。</w:t>
+      </w:r>
+    </w:p>
+    <w:p>
+      <w:r>
+        <w:t>参考答案：</w:t>
+      </w:r>
+    </w:p>
+    <w:p>
+      <w:r>
+        <w:t>1. The defense challenged the prosecution's account. [prosecution]</w:t>
+      </w:r>
+    </w:p>
+    <w:p>
+      <w:r>
+        <w:t>2. They appealed the adverse ruling. [adverse]</w:t>
+      </w:r>
+    </w:p>
+    <w:p>
+      <w:r>
+        <w:t>3. The court denied the motion to dismiss. [motion to dismiss]</w:t>
       </w:r>
     </w:p>
     <w:p>
@@ -597,61 +1479,25 @@
         <w:pStyle w:val="Heading1"/>
       </w:pPr>
       <w:r>
-        <w:t>S05E02  50% Off</w:t>
-      </w:r>
-    </w:p>
-    <w:p>
-      <w:hyperlink r:id="rId9">
-        <w:r>
-          <w:rPr>
-            <w:color w:val="245E4D"/>
-          </w:rPr>
-          <w:t>本季字幕来源</w:t>
-        </w:r>
-      </w:hyperlink>
+        <w:t>S05E04 · Namaste</w:t>
+      </w:r>
     </w:p>
     <w:p>
       <w:pPr>
         <w:pStyle w:val="Heading2"/>
       </w:pPr>
       <w:r>
-        <w:t>01. trust me  ·  00:07:29</w:t>
-      </w:r>
-    </w:p>
-    <w:p>
-      <w:r>
-        <w:t>相信我的判断</w:t>
-      </w:r>
-    </w:p>
-    <w:p>
-      <w:r>
-        <w:t>本集义：相信我的判断</w:t>
-      </w:r>
-    </w:p>
-    <w:p>
-      <w:r>
-        <w:t>用法：口语强调可靠性；不意味着有客观证据。</w:t>
-      </w:r>
-    </w:p>
-    <w:p>
-      <w:r>
-        <w:t>1. Trust me, this route is faster.</w:t>
-        <w:br/>
-        <w:t>相信我，这条路更快。</w:t>
-      </w:r>
-    </w:p>
-    <w:p>
-      <w:r>
-        <w:t>2. You'll enjoy the class. Trust me.</w:t>
-        <w:br/>
-        <w:t>你会喜欢这门课的，相信我。</w:t>
-      </w:r>
-    </w:p>
-    <w:p>
-      <w:r>
-        <w:t>3. Trust me on this: save a backup.</w:t>
-        <w:br/>
-        <w:t>这件事听我的，存个备份。</w:t>
+        <w:t>英文内容梗概（71 words）</w:t>
+      </w:r>
+    </w:p>
+    <w:p>
+      <w:r>
+        <w:t>Howard offers Jimmy a position at HHM, but Jimmy responds indirectly by damaging Howard's property with bowling balls. Kim develops a plan to help Acker resist Mesa Verde and involves Jimmy. Gus adjusts to the DEA's seizure of cartel money while preserving his position. Mike provokes another street confrontation and is seriously injured. The episode shows characters redirecting frustration into actions that complicate their lives rather than resolving the underlying conflict.</w:t>
+      </w:r>
+    </w:p>
+    <w:p>
+      <w:r>
+        <w:t>双语字幕原始来源（整季合集）：https://subhd.tv/a/58oxJQ</w:t>
       </w:r>
     </w:p>
     <w:p>
@@ -659,43 +1505,43 @@
         <w:pStyle w:val="Heading2"/>
       </w:pPr>
       <w:r>
-        <w:t>02. as usual  ·  00:09:24</w:t>
-      </w:r>
-    </w:p>
-    <w:p>
-      <w:r>
-        <w:t>像往常一样</w:t>
-      </w:r>
-    </w:p>
-    <w:p>
-      <w:r>
-        <w:t>本集义：像往常一样</w:t>
-      </w:r>
-    </w:p>
-    <w:p>
-      <w:r>
-        <w:t>用法：表示某次情况符合习惯；有时可含不满。</w:t>
-      </w:r>
-    </w:p>
-    <w:p>
-      <w:r>
-        <w:t>1. The café was busy, as usual.</w:t>
-        <w:br/>
-        <w:t>咖啡馆像往常一样忙。</w:t>
-      </w:r>
-    </w:p>
-    <w:p>
-      <w:r>
-        <w:t>2. As usual, she arrived early.</w:t>
-        <w:br/>
-        <w:t>她像往常一样提前到达。</w:t>
-      </w:r>
-    </w:p>
-    <w:p>
-      <w:r>
-        <w:t>3. He forgot his umbrella, as usual.</w:t>
-        <w:br/>
-        <w:t>他像往常一样忘了带伞。</w:t>
+        <w:t>01. misdemeanor · 关键词</w:t>
+      </w:r>
+    </w:p>
+    <w:p>
+      <w:r>
+        <w:t>轻罪</w:t>
+      </w:r>
+    </w:p>
+    <w:p>
+      <w:r>
+        <w:t>回看 00:06:50 · 字幕中出现：misdemeanors</w:t>
+      </w:r>
+    </w:p>
+    <w:p>
+      <w:r>
+        <w:t>美国法律用语；具体分类取决于适用法律，不能只按日常严重程度判断。</w:t>
+      </w:r>
+    </w:p>
+    <w:p>
+      <w:r>
+        <w:t>1. The charge was classified as a misdemeanor.</w:t>
+        <w:br/>
+        <w:t>该项指控被归类为轻罪。</w:t>
+      </w:r>
+    </w:p>
+    <w:p>
+      <w:r>
+        <w:t>2. She asked whether the offense was a misdemeanor.</w:t>
+        <w:br/>
+        <w:t>她询问该违法行为是否属于轻罪。</w:t>
+      </w:r>
+    </w:p>
+    <w:p>
+      <w:r>
+        <w:t>3. The report distinguishes misdemeanors from felonies.</w:t>
+        <w:br/>
+        <w:t>报告区分了轻罪与重罪。</w:t>
       </w:r>
     </w:p>
     <w:p>
@@ -703,43 +1549,43 @@
         <w:pStyle w:val="Heading2"/>
       </w:pPr>
       <w:r>
-        <w:t>03. let me know  ·  00:09:56</w:t>
-      </w:r>
-    </w:p>
-    <w:p>
-      <w:r>
-        <w:t>告诉我；通知我</w:t>
-      </w:r>
-    </w:p>
-    <w:p>
-      <w:r>
-        <w:t>本集义：告诉我；通知我</w:t>
-      </w:r>
-    </w:p>
-    <w:p>
-      <w:r>
-        <w:t>用法：常接 if、when、what 从句；是常用礼貌表达。</w:t>
-      </w:r>
-    </w:p>
-    <w:p>
-      <w:r>
-        <w:t>1. Let me know when you get home.</w:t>
-        <w:br/>
-        <w:t>到家告诉我一声。</w:t>
-      </w:r>
-    </w:p>
-    <w:p>
-      <w:r>
-        <w:t>2. Please let me know if the time changes.</w:t>
-        <w:br/>
-        <w:t>如果时间有变，请通知我。</w:t>
-      </w:r>
-    </w:p>
-    <w:p>
-      <w:r>
-        <w:t>3. Let me know what you decide.</w:t>
-        <w:br/>
-        <w:t>决定好了告诉我。</w:t>
+        <w:t>02. felony · 关键词</w:t>
+      </w:r>
+    </w:p>
+    <w:p>
+      <w:r>
+        <w:t>重罪</w:t>
+      </w:r>
+    </w:p>
+    <w:p>
+      <w:r>
+        <w:t>回看 00:06:11 · 字幕中出现：felonies</w:t>
+      </w:r>
+    </w:p>
+    <w:p>
+      <w:r>
+        <w:t>美国刑事分类用语；具体定义和后果依司法辖区及法律而定。</w:t>
+      </w:r>
+    </w:p>
+    <w:p>
+      <w:r>
+        <w:t>1. He was charged with a felony.</w:t>
+        <w:br/>
+        <w:t>他被控犯有重罪。</w:t>
+      </w:r>
+    </w:p>
+    <w:p>
+      <w:r>
+        <w:t>2. The form asks about felony convictions.</w:t>
+        <w:br/>
+        <w:t>表格询问是否有重罪定罪记录。</w:t>
+      </w:r>
+    </w:p>
+    <w:p>
+      <w:r>
+        <w:t>3. The lawyer explained the difference between a felony and a misdemeanor.</w:t>
+        <w:br/>
+        <w:t>律师解释了重罪和轻罪的区别。</w:t>
       </w:r>
     </w:p>
     <w:p>
@@ -747,43 +1593,43 @@
         <w:pStyle w:val="Heading2"/>
       </w:pPr>
       <w:r>
-        <w:t>04. take your time  ·  00:12:17</w:t>
-      </w:r>
-    </w:p>
-    <w:p>
-      <w:r>
-        <w:t>慢慢来；不用着急</w:t>
-      </w:r>
-    </w:p>
-    <w:p>
-      <w:r>
-        <w:t>本集义：慢慢来；不用着急</w:t>
-      </w:r>
-    </w:p>
-    <w:p>
-      <w:r>
-        <w:t>用法：用于给对方时间；讽刺语调下也可能表示催促。</w:t>
-      </w:r>
-    </w:p>
-    <w:p>
-      <w:r>
-        <w:t>1. Take your time. I'm not in a hurry.</w:t>
-        <w:br/>
-        <w:t>慢慢来，我不着急。</w:t>
-      </w:r>
-    </w:p>
-    <w:p>
-      <w:r>
-        <w:t>2. Take your time choosing a course.</w:t>
-        <w:br/>
-        <w:t>选课时慢慢考虑。</w:t>
-      </w:r>
-    </w:p>
-    <w:p>
-      <w:r>
-        <w:t>3. You can take your time with the form.</w:t>
-        <w:br/>
-        <w:t>这张表你可以慢慢填。</w:t>
+        <w:t>03. probation · 关键词</w:t>
+      </w:r>
+    </w:p>
+    <w:p>
+      <w:r>
+        <w:t>缓刑或社区监督；试用期</w:t>
+      </w:r>
+    </w:p>
+    <w:p>
+      <w:r>
+        <w:t>回看 00:06:18 · 字幕中出现：probation</w:t>
+      </w:r>
+    </w:p>
+    <w:p>
+      <w:r>
+        <w:t>刑事含义按具体制度判断；工作语境可指试用期。</w:t>
+      </w:r>
+    </w:p>
+    <w:p>
+      <w:r>
+        <w:t>1. The sentence included a period of probation.</w:t>
+        <w:br/>
+        <w:t>判决包含一段社区监督期。</w:t>
+      </w:r>
+    </w:p>
+    <w:p>
+      <w:r>
+        <w:t>2. She must comply with the conditions of probation.</w:t>
+        <w:br/>
+        <w:t>她必须遵守监督条件。</w:t>
+      </w:r>
+    </w:p>
+    <w:p>
+      <w:r>
+        <w:t>3. My probation at the new job ends next month.</w:t>
+        <w:br/>
+        <w:t>我新工作的试用期下个月结束。</w:t>
       </w:r>
     </w:p>
     <w:p>
@@ -791,43 +1637,43 @@
         <w:pStyle w:val="Heading2"/>
       </w:pPr>
       <w:r>
-        <w:t>05. sounds good  ·  00:20:22</w:t>
-      </w:r>
-    </w:p>
-    <w:p>
-      <w:r>
-        <w:t>听起来不错；可以</w:t>
-      </w:r>
-    </w:p>
-    <w:p>
-      <w:r>
-        <w:t>本集义：听起来不错；可以</w:t>
-      </w:r>
-    </w:p>
-    <w:p>
-      <w:r>
-        <w:t>用法：常用来接受建议；只表示初步认可时可补充条件。</w:t>
-      </w:r>
-    </w:p>
-    <w:p>
-      <w:r>
-        <w:t>1. Let's meet at six. — Sounds good.</w:t>
-        <w:br/>
-        <w:t>我们六点见。——可以。</w:t>
-      </w:r>
-    </w:p>
-    <w:p>
-      <w:r>
-        <w:t>2. That sounds good, but I need to check my calendar.</w:t>
-        <w:br/>
-        <w:t>听起来不错，不过我要查一下日程。</w:t>
-      </w:r>
-    </w:p>
-    <w:p>
-      <w:r>
-        <w:t>3. Dinner at home sounds good to me.</w:t>
-        <w:br/>
-        <w:t>我觉得在家吃晚饭不错。</w:t>
+        <w:t>04. bail · 关键词</w:t>
+      </w:r>
+    </w:p>
+    <w:p>
+      <w:r>
+        <w:t>保释；保释金</w:t>
+      </w:r>
+    </w:p>
+    <w:p>
+      <w:r>
+        <w:t>回看 00:05:57 · 字幕中出现：Bail</w:t>
+      </w:r>
+    </w:p>
+    <w:p>
+      <w:r>
+        <w:t>常用 on bail 或 post bail；保释不表示无罪。</w:t>
+      </w:r>
+    </w:p>
+    <w:p>
+      <w:r>
+        <w:t>1. The defendant was released on bail.</w:t>
+        <w:br/>
+        <w:t>被告获准保释。</w:t>
+      </w:r>
+    </w:p>
+    <w:p>
+      <w:r>
+        <w:t>2. The family helped him post bail.</w:t>
+        <w:br/>
+        <w:t>家人帮助他缴纳保释金。</w:t>
+      </w:r>
+    </w:p>
+    <w:p>
+      <w:r>
+        <w:t>3. The judge considered the request for bail.</w:t>
+        <w:br/>
+        <w:t>法官审议了保释申请。</w:t>
       </w:r>
     </w:p>
     <w:p>
@@ -835,43 +1681,43 @@
         <w:pStyle w:val="Heading2"/>
       </w:pPr>
       <w:r>
-        <w:t>06. hold up  ·  00:26:58</w:t>
-      </w:r>
-    </w:p>
-    <w:p>
-      <w:r>
-        <w:t>等一下；耽搁；支撑；经受检验</w:t>
-      </w:r>
-    </w:p>
-    <w:p>
-      <w:r>
-        <w:t>本集义：等一下、先停下来。</w:t>
-      </w:r>
-    </w:p>
-    <w:p>
-      <w:r>
-        <w:t>用法：多义短语。hold up in court 指经得起法庭审查。</w:t>
-      </w:r>
-    </w:p>
-    <w:p>
-      <w:r>
-        <w:t>1. Hold up, I left my bag inside.</w:t>
-        <w:br/>
-        <w:t>等一下，我把包落在里面了。</w:t>
-      </w:r>
-    </w:p>
-    <w:p>
-      <w:r>
-        <w:t>2. Traffic held us up for an hour.</w:t>
-        <w:br/>
-        <w:t>交通堵塞耽误了我们一小时。</w:t>
-      </w:r>
-    </w:p>
-    <w:p>
-      <w:r>
-        <w:t>3. Will this explanation hold up under questioning?</w:t>
-        <w:br/>
-        <w:t>这个解释经得住追问吗？</w:t>
+        <w:t>05. defendant · 关键词</w:t>
+      </w:r>
+    </w:p>
+    <w:p>
+      <w:r>
+        <w:t>被告</w:t>
+      </w:r>
+    </w:p>
+    <w:p>
+      <w:r>
+        <w:t>回看 00:21:49 · 字幕中出现：defendant</w:t>
+      </w:r>
+    </w:p>
+    <w:p>
+      <w:r>
+        <w:t>可用于刑事或民事案件；不是所有案件里的被告都已被定罪。</w:t>
+      </w:r>
+    </w:p>
+    <w:p>
+      <w:r>
+        <w:t>1. The defendant entered the courtroom.</w:t>
+        <w:br/>
+        <w:t>被告走进法庭。</w:t>
+      </w:r>
+    </w:p>
+    <w:p>
+      <w:r>
+        <w:t>2. The defendant denied the allegation.</w:t>
+        <w:br/>
+        <w:t>被告否认了指控。</w:t>
+      </w:r>
+    </w:p>
+    <w:p>
+      <w:r>
+        <w:t>3. How many defendants are named in the case?</w:t>
+        <w:br/>
+        <w:t>这个案件列了多少名被告？</w:t>
       </w:r>
     </w:p>
     <w:p>
@@ -879,43 +1725,43 @@
         <w:pStyle w:val="Heading2"/>
       </w:pPr>
       <w:r>
-        <w:t>07. by the way  ·  00:32:51</w:t>
-      </w:r>
-    </w:p>
-    <w:p>
-      <w:r>
-        <w:t>顺便说一下</w:t>
-      </w:r>
-    </w:p>
-    <w:p>
-      <w:r>
-        <w:t>本集义：顺便说一下</w:t>
-      </w:r>
-    </w:p>
-    <w:p>
-      <w:r>
-        <w:t>用法：用于补充信息或转换话题；不宜用来引入特别严肃的坏消息。</w:t>
-      </w:r>
-    </w:p>
-    <w:p>
-      <w:r>
-        <w:t>1. By the way, your package arrived.</w:t>
-        <w:br/>
-        <w:t>顺便说一下，你的包裹到了。</w:t>
-      </w:r>
-    </w:p>
-    <w:p>
-      <w:r>
-        <w:t>2. I liked your presentation, by the way.</w:t>
-        <w:br/>
-        <w:t>顺便说一句，我很喜欢你的演讲。</w:t>
-      </w:r>
-    </w:p>
-    <w:p>
-      <w:r>
-        <w:t>3. By the way, do you know the Wi-Fi password?</w:t>
-        <w:br/>
-        <w:t>对了，你知道无线网密码吗？</w:t>
+        <w:t>06. prosecution · 关键词</w:t>
+      </w:r>
+    </w:p>
+    <w:p>
+      <w:r>
+        <w:t>控方；起诉；检控</w:t>
+      </w:r>
+    </w:p>
+    <w:p>
+      <w:r>
+        <w:t>回看 00:09:33 · 字幕中出现：prosecution</w:t>
+      </w:r>
+    </w:p>
+    <w:p>
+      <w:r>
+        <w:t>the prosecution 常指刑事案件中的控方。</w:t>
+      </w:r>
+    </w:p>
+    <w:p>
+      <w:r>
+        <w:t>1. The prosecution presented its evidence.</w:t>
+        <w:br/>
+        <w:t>控方出示了证据。</w:t>
+      </w:r>
+    </w:p>
+    <w:p>
+      <w:r>
+        <w:t>2. The defense challenged the prosecution's account.</w:t>
+        <w:br/>
+        <w:t>辩方质疑了控方的说法。</w:t>
+      </w:r>
+    </w:p>
+    <w:p>
+      <w:r>
+        <w:t>3. The file was sent for prosecution.</w:t>
+        <w:br/>
+        <w:t>案卷被移送起诉。</w:t>
       </w:r>
     </w:p>
     <w:p>
@@ -923,43 +1769,43 @@
         <w:pStyle w:val="Heading2"/>
       </w:pPr>
       <w:r>
-        <w:t>08. probation  ·  00:34:11</w:t>
-      </w:r>
-    </w:p>
-    <w:p>
-      <w:r>
-        <w:t>缓刑或社区监督；试用期</w:t>
-      </w:r>
-    </w:p>
-    <w:p>
-      <w:r>
-        <w:t>本集义：缓刑或社区监督；试用期</w:t>
-      </w:r>
-    </w:p>
-    <w:p>
-      <w:r>
-        <w:t>用法：刑事含义按具体制度判断；工作语境可指试用期。</w:t>
-      </w:r>
-    </w:p>
-    <w:p>
-      <w:r>
-        <w:t>1. The sentence included a period of probation.</w:t>
-        <w:br/>
-        <w:t>判决包含一段社区监督期。</w:t>
-      </w:r>
-    </w:p>
-    <w:p>
-      <w:r>
-        <w:t>2. She must comply with the conditions of probation.</w:t>
-        <w:br/>
-        <w:t>她必须遵守监督条件。</w:t>
-      </w:r>
-    </w:p>
-    <w:p>
-      <w:r>
-        <w:t>3. My probation at the new job ends next month.</w:t>
-        <w:br/>
-        <w:t>我新工作的试用期下个月结束。</w:t>
+        <w:t>07. alibi · 关键词</w:t>
+      </w:r>
+    </w:p>
+    <w:p>
+      <w:r>
+        <w:t>不在场证明；辩解</w:t>
+      </w:r>
+    </w:p>
+    <w:p>
+      <w:r>
+        <w:t>回看 00:23:54 · 字幕中出现：alibi</w:t>
+      </w:r>
+    </w:p>
+    <w:p>
+      <w:r>
+        <w:t>法律语境指案发时身处别处的证据；口语也可泛指借口。</w:t>
+      </w:r>
+    </w:p>
+    <w:p>
+      <w:r>
+        <w:t>1. A receipt supported his alibi.</w:t>
+        <w:br/>
+        <w:t>一张收据支持了他的不在场证明。</w:t>
+      </w:r>
+    </w:p>
+    <w:p>
+      <w:r>
+        <w:t>2. The witness could confirm her alibi.</w:t>
+        <w:br/>
+        <w:t>证人可以证实她的不在场证明。</w:t>
+      </w:r>
+    </w:p>
+    <w:p>
+      <w:r>
+        <w:t>3. His alibi fell apart under questioning.</w:t>
+        <w:br/>
+        <w:t>他的不在场说法在盘问中露出了破绽。</w:t>
       </w:r>
     </w:p>
     <w:p>
@@ -967,43 +1813,43 @@
         <w:pStyle w:val="Heading2"/>
       </w:pPr>
       <w:r>
-        <w:t>09. misdemeanor  ·  00:42:07</w:t>
-      </w:r>
-    </w:p>
-    <w:p>
-      <w:r>
-        <w:t>轻罪</w:t>
-      </w:r>
-    </w:p>
-    <w:p>
-      <w:r>
-        <w:t>本集义：轻罪</w:t>
-      </w:r>
-    </w:p>
-    <w:p>
-      <w:r>
-        <w:t>用法：美国法律用语；具体分类取决于适用法律，不能只按日常严重程度判断。</w:t>
-      </w:r>
-    </w:p>
-    <w:p>
-      <w:r>
-        <w:t>1. The charge was classified as a misdemeanor.</w:t>
-        <w:br/>
-        <w:t>该项指控被归类为轻罪。</w:t>
-      </w:r>
-    </w:p>
-    <w:p>
-      <w:r>
-        <w:t>2. She asked whether the offense was a misdemeanor.</w:t>
-        <w:br/>
-        <w:t>她询问该违法行为是否属于轻罪。</w:t>
-      </w:r>
-    </w:p>
-    <w:p>
-      <w:r>
-        <w:t>3. The report distinguishes misdemeanors from felonies.</w:t>
-        <w:br/>
-        <w:t>报告区分了轻罪与重罪。</w:t>
+        <w:t>08. compliance · 关键词</w:t>
+      </w:r>
+    </w:p>
+    <w:p>
+      <w:r>
+        <w:t>遵守；合规</w:t>
+      </w:r>
+    </w:p>
+    <w:p>
+      <w:r>
+        <w:t>回看 00:15:50 · 字幕中出现：compliance</w:t>
+      </w:r>
+    </w:p>
+    <w:p>
+      <w:r>
+        <w:t>compliance with rules；商务中常指满足监管要求。</w:t>
+      </w:r>
+    </w:p>
+    <w:p>
+      <w:r>
+        <w:t>1. The audit checked compliance with safety rules.</w:t>
+        <w:br/>
+        <w:t>审计检查了对安全规则的遵守情况。</w:t>
+      </w:r>
+    </w:p>
+    <w:p>
+      <w:r>
+        <w:t>2. She works in regulatory compliance.</w:t>
+        <w:br/>
+        <w:t>她从事监管合规工作。</w:t>
+      </w:r>
+    </w:p>
+    <w:p>
+      <w:r>
+        <w:t>3. Compliance requires more than signing a form.</w:t>
+        <w:br/>
+        <w:t>合规不只是签一张表。</w:t>
       </w:r>
     </w:p>
     <w:p>
@@ -1011,43 +1857,43 @@
         <w:pStyle w:val="Heading2"/>
       </w:pPr>
       <w:r>
-        <w:t>10. used to  ·  00:43:40</w:t>
-      </w:r>
-    </w:p>
-    <w:p>
-      <w:r>
-        <w:t>过去常常；过去曾经</w:t>
-      </w:r>
-    </w:p>
-    <w:p>
-      <w:r>
-        <w:t>本集义：过去常常；过去曾经</w:t>
-      </w:r>
-    </w:p>
-    <w:p>
-      <w:r>
-        <w:t>用法：used to＋原形讲过去；be used to＋名词或动名词讲习惯。</w:t>
-      </w:r>
-    </w:p>
-    <w:p>
-      <w:r>
-        <w:t>1. I used to take the bus to school.</w:t>
-        <w:br/>
-        <w:t>我以前坐公交上学。</w:t>
-      </w:r>
-    </w:p>
-    <w:p>
-      <w:r>
-        <w:t>2. There used to be a bookshop here.</w:t>
-        <w:br/>
-        <w:t>这里以前有家书店。</w:t>
-      </w:r>
-    </w:p>
-    <w:p>
-      <w:r>
-        <w:t>3. Did you use to live near the river?</w:t>
-        <w:br/>
-        <w:t>你以前住在河边吗？</w:t>
+        <w:t>09. reputational · 关键词</w:t>
+      </w:r>
+    </w:p>
+    <w:p>
+      <w:r>
+        <w:t>名誉方面的</w:t>
+      </w:r>
+    </w:p>
+    <w:p>
+      <w:r>
+        <w:t>回看 00:17:46 · 字幕中出现：reputational</w:t>
+      </w:r>
+    </w:p>
+    <w:p>
+      <w:r>
+        <w:t>形容词，常见 reputational damage/risk。</w:t>
+      </w:r>
+    </w:p>
+    <w:p>
+      <w:r>
+        <w:t>1. The scandal caused reputational damage.</w:t>
+        <w:br/>
+        <w:t>丑闻损害了声誉。</w:t>
+      </w:r>
+    </w:p>
+    <w:p>
+      <w:r>
+        <w:t>2. They underestimated the reputational risk.</w:t>
+        <w:br/>
+        <w:t>他们低估了声誉风险。</w:t>
+      </w:r>
+    </w:p>
+    <w:p>
+      <w:r>
+        <w:t>3. The decision had reputational consequences.</w:t>
+        <w:br/>
+        <w:t>决定带来了名誉方面的后果。</w:t>
       </w:r>
     </w:p>
     <w:p>
@@ -1055,50 +1901,174 @@
         <w:pStyle w:val="Heading2"/>
       </w:pPr>
       <w:r>
-        <w:t>汉译英练习</w:t>
-      </w:r>
-    </w:p>
-    <w:p>
-      <w:r>
-        <w:t>1. 你会喜欢这门课的，相信我。</w:t>
-      </w:r>
-    </w:p>
-    <w:p>
-      <w:r>
-        <w:t>2. 听起来不错，不过我要查一下日程。</w:t>
-      </w:r>
-    </w:p>
-    <w:p>
-      <w:r>
-        <w:t>3. 她询问该违法行为是否属于轻罪。</w:t>
-      </w:r>
-    </w:p>
-    <w:p>
-      <w:r>
-        <w:t>口头输出：任选三个表达，说一段 30—60 秒的个人经历。</w:t>
+        <w:t>10. testimony · 关键词</w:t>
+      </w:r>
+    </w:p>
+    <w:p>
+      <w:r>
+        <w:t>证言；证词</w:t>
+      </w:r>
+    </w:p>
+    <w:p>
+      <w:r>
+        <w:t>回看 00:21:59 · 字幕中出现：testimony</w:t>
+      </w:r>
+    </w:p>
+    <w:p>
+      <w:r>
+        <w:t>法律语境常不可数；指证人陈述，不等于所有证据。</w:t>
+      </w:r>
+    </w:p>
+    <w:p>
+      <w:r>
+        <w:t>1. The witness gave testimony in court.</w:t>
+        <w:br/>
+        <w:t>证人在法庭上作了证。</w:t>
+      </w:r>
+    </w:p>
+    <w:p>
+      <w:r>
+        <w:t>2. Her testimony helped clarify the timeline.</w:t>
+        <w:br/>
+        <w:t>她的证词帮助理清了时间线。</w:t>
+      </w:r>
+    </w:p>
+    <w:p>
+      <w:r>
+        <w:t>3. Was the testimony consistent with the records?</w:t>
+        <w:br/>
+        <w:t>证词与记录一致吗？</w:t>
       </w:r>
     </w:p>
     <w:p>
       <w:pPr>
-        <w:pStyle w:val="Heading3"/>
+        <w:pStyle w:val="Heading2"/>
       </w:pPr>
       <w:r>
-        <w:t>参考答案</w:t>
-      </w:r>
-    </w:p>
-    <w:p>
-      <w:r>
-        <w:t>1. You'll enjoy the class. Trust me.  [trust me]</w:t>
-      </w:r>
-    </w:p>
-    <w:p>
-      <w:r>
-        <w:t>2. That sounds good, but I need to check my calendar.  [sounds good]</w:t>
-      </w:r>
-    </w:p>
-    <w:p>
-      <w:r>
-        <w:t>3. She asked whether the offense was a misdemeanor.  [misdemeanor]</w:t>
+        <w:t>11. perpetrator · 关键词</w:t>
+      </w:r>
+    </w:p>
+    <w:p>
+      <w:r>
+        <w:t>实施犯罪或有害行为的人</w:t>
+      </w:r>
+    </w:p>
+    <w:p>
+      <w:r>
+        <w:t>回看 00:22:32 · 字幕中出现：perpetrator</w:t>
+      </w:r>
+    </w:p>
+    <w:p>
+      <w:r>
+        <w:t>正式词，与 victim 受害者相对。</w:t>
+      </w:r>
+    </w:p>
+    <w:p>
+      <w:r>
+        <w:t>1. Police have not identified the perpetrator.</w:t>
+        <w:br/>
+        <w:t>警方尚未确认作案者身份。</w:t>
+      </w:r>
+    </w:p>
+    <w:p>
+      <w:r>
+        <w:t>2. The victim recognized the perpetrator.</w:t>
+        <w:br/>
+        <w:t>受害者认出了作案者。</w:t>
+      </w:r>
+    </w:p>
+    <w:p>
+      <w:r>
+        <w:t>3. The report focused on the perpetrator's actions.</w:t>
+        <w:br/>
+        <w:t>报告关注实施者的行为。</w:t>
+      </w:r>
+    </w:p>
+    <w:p>
+      <w:pPr>
+        <w:pStyle w:val="Heading2"/>
+      </w:pPr>
+      <w:r>
+        <w:t>12. unorthodox · 关键词</w:t>
+      </w:r>
+    </w:p>
+    <w:p>
+      <w:r>
+        <w:t>非传统的；不按常规的</w:t>
+      </w:r>
+    </w:p>
+    <w:p>
+      <w:r>
+        <w:t>回看 00:24:57 · 字幕中出现：unorthodox</w:t>
+      </w:r>
+    </w:p>
+    <w:p>
+      <w:r>
+        <w:t>可以有效也可以有风险；不自动等于违法。</w:t>
+      </w:r>
+    </w:p>
+    <w:p>
+      <w:r>
+        <w:t>1. She used an unorthodox strategy.</w:t>
+        <w:br/>
+        <w:t>她采用了非传统策略。</w:t>
+      </w:r>
+    </w:p>
+    <w:p>
+      <w:r>
+        <w:t>2. His methods were effective but unorthodox.</w:t>
+        <w:br/>
+        <w:t>他的方法有效，却不合常规。</w:t>
+      </w:r>
+    </w:p>
+    <w:p>
+      <w:r>
+        <w:t>3. The proposal offered an unorthodox solution.</w:t>
+        <w:br/>
+        <w:t>提案提供了一个非传统方案。</w:t>
+      </w:r>
+    </w:p>
+    <w:p>
+      <w:pPr>
+        <w:pStyle w:val="Heading2"/>
+      </w:pPr>
+      <w:r>
+        <w:t>汉译英与复述</w:t>
+      </w:r>
+    </w:p>
+    <w:p>
+      <w:r>
+        <w:t>1. 她询问该违法行为是否属于轻罪。</w:t>
+      </w:r>
+    </w:p>
+    <w:p>
+      <w:r>
+        <w:t>2. 证人可以证实她的不在场证明。</w:t>
+      </w:r>
+    </w:p>
+    <w:p>
+      <w:r>
+        <w:t>3. 他的方法有效，却不合常规。</w:t>
+      </w:r>
+    </w:p>
+    <w:p>
+      <w:r>
+        <w:t>参考答案：</w:t>
+      </w:r>
+    </w:p>
+    <w:p>
+      <w:r>
+        <w:t>1. She asked whether the offense was a misdemeanor. [misdemeanor]</w:t>
+      </w:r>
+    </w:p>
+    <w:p>
+      <w:r>
+        <w:t>2. The witness could confirm her alibi. [alibi]</w:t>
+      </w:r>
+    </w:p>
+    <w:p>
+      <w:r>
+        <w:t>3. His methods were effective but unorthodox. [unorthodox]</w:t>
       </w:r>
     </w:p>
     <w:p>
@@ -1111,61 +2081,25 @@
         <w:pStyle w:val="Heading1"/>
       </w:pPr>
       <w:r>
-        <w:t>S05E03  The Guy for This</w:t>
-      </w:r>
-    </w:p>
-    <w:p>
-      <w:hyperlink r:id="rId9">
-        <w:r>
-          <w:rPr>
-            <w:color w:val="245E4D"/>
-          </w:rPr>
-          <w:t>本季字幕来源</w:t>
-        </w:r>
-      </w:hyperlink>
+        <w:t>S05E05 · Dedicado a Max</w:t>
+      </w:r>
     </w:p>
     <w:p>
       <w:pPr>
         <w:pStyle w:val="Heading2"/>
       </w:pPr>
       <w:r>
-        <w:t>01. keep in mind  ·  00:04:48</w:t>
-      </w:r>
-    </w:p>
-    <w:p>
-      <w:r>
-        <w:t>记住；考虑到</w:t>
-      </w:r>
-    </w:p>
-    <w:p>
-      <w:r>
-        <w:t>本集义：记住；考虑到</w:t>
-      </w:r>
-    </w:p>
-    <w:p>
-      <w:r>
-        <w:t>用法：常接 that 从句；Keep that in mind 可独立作提醒。</w:t>
-      </w:r>
-    </w:p>
-    <w:p>
-      <w:r>
-        <w:t>1. Keep in mind that the shop closes early.</w:t>
-        <w:br/>
-        <w:t>记住，这家店关门很早。</w:t>
-      </w:r>
-    </w:p>
-    <w:p>
-      <w:r>
-        <w:t>2. We'll keep your suggestion in mind.</w:t>
-        <w:br/>
-        <w:t>我们会考虑你的建议。</w:t>
-      </w:r>
-    </w:p>
-    <w:p>
-      <w:r>
-        <w:t>3. What should I keep in mind before the interview?</w:t>
-        <w:br/>
-        <w:t>面试前我应该注意什么？</w:t>
+        <w:t>英文内容梗概（76 words）</w:t>
+      </w:r>
+    </w:p>
+    <w:p>
+      <w:r>
+        <w:t>Mike recovers in a Mexican village connected to Gus and gradually understands more about his employer's history and motives. Kim and Jimmy use a succession of tactics to delay Acker's eviction and pressure Mesa Verde. Rich Schweikart begins to suspect that Kim is too personally involved in the dispute. What began as legal advocacy develops into a contest of persistence and deception, forcing Kim to decide how far she is willing to oppose her own client.</w:t>
+      </w:r>
+    </w:p>
+    <w:p>
+      <w:r>
+        <w:t>双语字幕原始来源（整季合集）：https://subhd.tv/a/58oxJQ</w:t>
       </w:r>
     </w:p>
     <w:p>
@@ -1173,43 +2107,43 @@
         <w:pStyle w:val="Heading2"/>
       </w:pPr>
       <w:r>
-        <w:t>02. after all  ·  00:04:55</w:t>
-      </w:r>
-    </w:p>
-    <w:p>
-      <w:r>
-        <w:t>毕竟；终究；结果还是</w:t>
-      </w:r>
-    </w:p>
-    <w:p>
-      <w:r>
-        <w:t>本集义：毕竟；终究；结果还是</w:t>
-      </w:r>
-    </w:p>
-    <w:p>
-      <w:r>
-        <w:t>用法：句首常补充理由；句尾也可表示与预期相反的最终结果。</w:t>
-      </w:r>
-    </w:p>
-    <w:p>
-      <w:r>
-        <w:t>1. Let's help her. After all, she's new here.</w:t>
-        <w:br/>
-        <w:t>我们帮帮她，毕竟她刚来。</w:t>
-      </w:r>
-    </w:p>
-    <w:p>
-      <w:r>
-        <w:t>2. I thought he'd cancel, but he came after all.</w:t>
-        <w:br/>
-        <w:t>我以为他会取消，但他最后还是来了。</w:t>
-      </w:r>
-    </w:p>
-    <w:p>
-      <w:r>
-        <w:t>3. It's only a game, after all.</w:t>
-        <w:br/>
-        <w:t>毕竟这只是游戏。</w:t>
+        <w:t>01. deprive · 关键词</w:t>
+      </w:r>
+    </w:p>
+    <w:p>
+      <w:r>
+        <w:t>剥夺；使失去</w:t>
+      </w:r>
+    </w:p>
+    <w:p>
+      <w:r>
+        <w:t>回看 00:08:55 · 字幕中出现：deprive</w:t>
+      </w:r>
+    </w:p>
+    <w:p>
+      <w:r>
+        <w:t>deprive someone of something，介词用 of。</w:t>
+      </w:r>
+    </w:p>
+    <w:p>
+      <w:r>
+        <w:t>1. The policy deprived residents of access.</w:t>
+        <w:br/>
+        <w:t>这项政策使居民失去了使用机会。</w:t>
+      </w:r>
+    </w:p>
+    <w:p>
+      <w:r>
+        <w:t>2. Don't deprive yourself of sleep.</w:t>
+        <w:br/>
+        <w:t>别让自己缺觉。</w:t>
+      </w:r>
+    </w:p>
+    <w:p>
+      <w:r>
+        <w:t>3. The delay deprived her of a fair opportunity.</w:t>
+        <w:br/>
+        <w:t>延误让她失去了公平机会。</w:t>
       </w:r>
     </w:p>
     <w:p>
@@ -1217,43 +2151,43 @@
         <w:pStyle w:val="Heading2"/>
       </w:pPr>
       <w:r>
-        <w:t>03. sort of  ·  00:14:17</w:t>
-      </w:r>
-    </w:p>
-    <w:p>
-      <w:r>
-        <w:t>有点；某种</w:t>
-      </w:r>
-    </w:p>
-    <w:p>
-      <w:r>
-        <w:t>本集义：有点、算是；用来弱化判断。</w:t>
-      </w:r>
-    </w:p>
-    <w:p>
-      <w:r>
-        <w:t>用法：口语中近似 kind of；避免在正式表达中过度使用。</w:t>
-      </w:r>
-    </w:p>
-    <w:p>
-      <w:r>
-        <w:t>1. I sort of understand what you mean.</w:t>
-        <w:br/>
-        <w:t>我有点明白你的意思。</w:t>
-      </w:r>
-    </w:p>
-    <w:p>
-      <w:r>
-        <w:t>2. It's a sort of outdoor classroom.</w:t>
-        <w:br/>
-        <w:t>那是一种户外课堂。</w:t>
-      </w:r>
-    </w:p>
-    <w:p>
-      <w:r>
-        <w:t>3. Do you like it? — Sort of.</w:t>
-        <w:br/>
-        <w:t>你喜欢吗？——算是吧。</w:t>
+        <w:t>02. superficial · 关键词</w:t>
+      </w:r>
+    </w:p>
+    <w:p>
+      <w:r>
+        <w:t>表面的；肤浅的</w:t>
+      </w:r>
+    </w:p>
+    <w:p>
+      <w:r>
+        <w:t>回看 00:38:53 · 字幕中出现：superficial</w:t>
+      </w:r>
+    </w:p>
+    <w:p>
+      <w:r>
+        <w:t>superficial resemblance 外表相似；superficial analysis 浅显分析。</w:t>
+      </w:r>
+    </w:p>
+    <w:p>
+      <w:r>
+        <w:t>1. The similarity was only superficial.</w:t>
+        <w:br/>
+        <w:t>相似之处只在表面。</w:t>
+      </w:r>
+    </w:p>
+    <w:p>
+      <w:r>
+        <w:t>2. A superficial review missed the problem.</w:t>
+        <w:br/>
+        <w:t>粗浅审查漏掉了问题。</w:t>
+      </w:r>
+    </w:p>
+    <w:p>
+      <w:r>
+        <w:t>3. He offered a superficial explanation.</w:t>
+        <w:br/>
+        <w:t>他给出了一个肤浅的解释。</w:t>
       </w:r>
     </w:p>
     <w:p>
@@ -1261,43 +2195,43 @@
         <w:pStyle w:val="Heading2"/>
       </w:pPr>
       <w:r>
-        <w:t>04. pro bono  ·  00:14:22</w:t>
-      </w:r>
-    </w:p>
-    <w:p>
-      <w:r>
-        <w:t>无偿提供的专业服务</w:t>
-      </w:r>
-    </w:p>
-    <w:p>
-      <w:r>
-        <w:t>本集义：无偿提供的专业服务</w:t>
-      </w:r>
-    </w:p>
-    <w:p>
-      <w:r>
-        <w:t>用法：常指律师为公益无偿服务；并非所有免费服务都属于此义。</w:t>
-      </w:r>
-    </w:p>
-    <w:p>
-      <w:r>
-        <w:t>1. The lawyer accepted the case pro bono.</w:t>
-        <w:br/>
-        <w:t>律师无偿承办了此案。</w:t>
-      </w:r>
-    </w:p>
-    <w:p>
-      <w:r>
-        <w:t>2. Our firm supports pro bono work.</w:t>
-        <w:br/>
-        <w:t>我们事务所支持公益法律服务。</w:t>
-      </w:r>
-    </w:p>
-    <w:p>
-      <w:r>
-        <w:t>3. She spends one day a month on pro bono cases.</w:t>
-        <w:br/>
-        <w:t>她每月用一天处理公益案件。</w:t>
+        <w:t>03. eviction · 关键词</w:t>
+      </w:r>
+    </w:p>
+    <w:p>
+      <w:r>
+        <w:t>驱逐租户或占用者的程序</w:t>
+      </w:r>
+    </w:p>
+    <w:p>
+      <w:r>
+        <w:t>回看 00:04:52 · 字幕中出现：Eviction</w:t>
+      </w:r>
+    </w:p>
+    <w:p>
+      <w:r>
+        <w:t>动词 evict；具体权利和程序依当地规则。</w:t>
+      </w:r>
+    </w:p>
+    <w:p>
+      <w:r>
+        <w:t>1. The tenant received an eviction notice.</w:t>
+        <w:br/>
+        <w:t>租户收到了驱逐通知。</w:t>
+      </w:r>
+    </w:p>
+    <w:p>
+      <w:r>
+        <w:t>2. They sought to delay the eviction.</w:t>
+        <w:br/>
+        <w:t>他们试图延缓驱逐。</w:t>
+      </w:r>
+    </w:p>
+    <w:p>
+      <w:r>
+        <w:t>3. The case concerned an unlawful eviction.</w:t>
+        <w:br/>
+        <w:t>此案涉及非法驱逐。</w:t>
       </w:r>
     </w:p>
     <w:p>
@@ -1305,43 +2239,43 @@
         <w:pStyle w:val="Heading2"/>
       </w:pPr>
       <w:r>
-        <w:t>05. come up with  ·  00:22:13</w:t>
-      </w:r>
-    </w:p>
-    <w:p>
-      <w:r>
-        <w:t>想出；提出</w:t>
-      </w:r>
-    </w:p>
-    <w:p>
-      <w:r>
-        <w:t>本集义：想出；提出</w:t>
-      </w:r>
-    </w:p>
-    <w:p>
-      <w:r>
-        <w:t>用法：后接想法、方案或答案；也可指筹到钱等所需资源。</w:t>
-      </w:r>
-    </w:p>
-    <w:p>
-      <w:r>
-        <w:t>1. She came up with a great birthday idea.</w:t>
-        <w:br/>
-        <w:t>她想出了一个很棒的生日点子。</w:t>
-      </w:r>
-    </w:p>
-    <w:p>
-      <w:r>
-        <w:t>2. We need to come up with a realistic budget.</w:t>
-        <w:br/>
-        <w:t>我们得制定一个切实可行的预算。</w:t>
-      </w:r>
-    </w:p>
-    <w:p>
-      <w:r>
-        <w:t>3. Can you come up with another example?</w:t>
-        <w:br/>
-        <w:t>你能再想一个例子吗？</w:t>
+        <w:t>04. benefactor · 关键词</w:t>
+      </w:r>
+    </w:p>
+    <w:p>
+      <w:r>
+        <w:t>资助者；恩人</w:t>
+      </w:r>
+    </w:p>
+    <w:p>
+      <w:r>
+        <w:t>回看 00:47:29 · 字幕中出现：benefactor</w:t>
+      </w:r>
+    </w:p>
+    <w:p>
+      <w:r>
+        <w:t>较正式，通常指提供金钱或重大帮助的人。</w:t>
+      </w:r>
+    </w:p>
+    <w:p>
+      <w:r>
+        <w:t>1. An anonymous benefactor funded the clinic.</w:t>
+        <w:br/>
+        <w:t>一位匿名资助者为诊所提供资金。</w:t>
+      </w:r>
+    </w:p>
+    <w:p>
+      <w:r>
+        <w:t>2. The school thanked its benefactors.</w:t>
+        <w:br/>
+        <w:t>学校感谢了各位捐助者。</w:t>
+      </w:r>
+    </w:p>
+    <w:p>
+      <w:r>
+        <w:t>3. He preferred to remain an unseen benefactor.</w:t>
+        <w:br/>
+        <w:t>他宁愿做一位不露面的资助人。</w:t>
       </w:r>
     </w:p>
     <w:p>
@@ -1349,43 +2283,43 @@
         <w:pStyle w:val="Heading2"/>
       </w:pPr>
       <w:r>
-        <w:t>06. plea bargain  ·  00:23:16</w:t>
-      </w:r>
-    </w:p>
-    <w:p>
-      <w:r>
-        <w:t>认罪协商；认罪协议</w:t>
-      </w:r>
-    </w:p>
-    <w:p>
-      <w:r>
-        <w:t>本集义：认罪协商；认罪协议</w:t>
-      </w:r>
-    </w:p>
-    <w:p>
-      <w:r>
-        <w:t>用法：常见于美国刑事司法；不是普通价格讨价还价。</w:t>
-      </w:r>
-    </w:p>
-    <w:p>
-      <w:r>
-        <w:t>1. The parties negotiated a plea bargain.</w:t>
-        <w:br/>
-        <w:t>双方进行了认罪协商。</w:t>
-      </w:r>
-    </w:p>
-    <w:p>
-      <w:r>
-        <w:t>2. The judge reviewed the plea bargain.</w:t>
-        <w:br/>
-        <w:t>法官审查了认罪协议。</w:t>
-      </w:r>
-    </w:p>
-    <w:p>
-      <w:r>
-        <w:t>3. The report explains how a plea bargain works.</w:t>
-        <w:br/>
-        <w:t>报告解释了认罪协商如何运作。</w:t>
+        <w:t>05. malfeasance · 关键词</w:t>
+      </w:r>
+    </w:p>
+    <w:p>
+      <w:r>
+        <w:t>违法失职；不法行为</w:t>
+      </w:r>
+    </w:p>
+    <w:p>
+      <w:r>
+        <w:t>回看 00:44:55 · 字幕中出现：malfeasance</w:t>
+      </w:r>
+    </w:p>
+    <w:p>
+      <w:r>
+        <w:t>正式词，尤其用于任职或履职时的违法不当行为。</w:t>
+      </w:r>
+    </w:p>
+    <w:p>
+      <w:r>
+        <w:t>1. The audit uncovered financial malfeasance.</w:t>
+        <w:br/>
+        <w:t>审计揭露了财务不法行为。</w:t>
+      </w:r>
+    </w:p>
+    <w:p>
+      <w:r>
+        <w:t>2. She denied any malfeasance in office.</w:t>
+        <w:br/>
+        <w:t>她否认任职期间存在违法失职。</w:t>
+      </w:r>
+    </w:p>
+    <w:p>
+      <w:r>
+        <w:t>3. The allegation concerned corporate malfeasance.</w:t>
+        <w:br/>
+        <w:t>指控涉及企业不法行为。</w:t>
       </w:r>
     </w:p>
     <w:p>
@@ -1393,43 +2327,43 @@
         <w:pStyle w:val="Heading2"/>
       </w:pPr>
       <w:r>
-        <w:t>07. don't get me wrong  ·  00:24:07</w:t>
-      </w:r>
-    </w:p>
-    <w:p>
-      <w:r>
-        <w:t>别误会我的意思</w:t>
-      </w:r>
-    </w:p>
-    <w:p>
-      <w:r>
-        <w:t>本集义：别误会我的意思</w:t>
-      </w:r>
-    </w:p>
-    <w:p>
-      <w:r>
-        <w:t>用法：常在批评前强调自己并非完全否定。</w:t>
-      </w:r>
-    </w:p>
-    <w:p>
-      <w:r>
-        <w:t>1. Don't get me wrong, I like the team.</w:t>
-        <w:br/>
-        <w:t>别误会，我喜欢这个团队。</w:t>
-      </w:r>
-    </w:p>
-    <w:p>
-      <w:r>
-        <w:t>2. Don't get me wrong, the food was good; it was just expensive.</w:t>
-        <w:br/>
-        <w:t>别误会，饭菜很好，只是很贵。</w:t>
-      </w:r>
-    </w:p>
-    <w:p>
-      <w:r>
-        <w:t>3. I want to help. Don't get me wrong.</w:t>
-        <w:br/>
-        <w:t>我想帮忙，别误会。</w:t>
+        <w:t>06. discreet · 关键词</w:t>
+      </w:r>
+    </w:p>
+    <w:p>
+      <w:r>
+        <w:t>谨慎低调的；守口如瓶的</w:t>
+      </w:r>
+    </w:p>
+    <w:p>
+      <w:r>
+        <w:t>回看 00:36:52 · 字幕中出现：discreet</w:t>
+      </w:r>
+    </w:p>
+    <w:p>
+      <w:r>
+        <w:t>勿与 discrete“分离的”混淆；discreet enquiry 低调询问。</w:t>
+      </w:r>
+    </w:p>
+    <w:p>
+      <w:r>
+        <w:t>1. We need a discreet investigation.</w:t>
+        <w:br/>
+        <w:t>我们需要低调调查。</w:t>
+      </w:r>
+    </w:p>
+    <w:p>
+      <w:r>
+        <w:t>2. She was discreet about the client's affairs.</w:t>
+        <w:br/>
+        <w:t>她对客户的事务守口如瓶。</w:t>
+      </w:r>
+    </w:p>
+    <w:p>
+      <w:r>
+        <w:t>3. Make a discreet enquiry before proceeding.</w:t>
+        <w:br/>
+        <w:t>继续之前先谨慎打听一下。</w:t>
       </w:r>
     </w:p>
     <w:p>
@@ -1437,43 +2371,43 @@
         <w:pStyle w:val="Heading2"/>
       </w:pPr>
       <w:r>
-        <w:t>08. worth it  ·  00:34:15</w:t>
-      </w:r>
-    </w:p>
-    <w:p>
-      <w:r>
-        <w:t>值得付出时间、金钱或努力</w:t>
-      </w:r>
-    </w:p>
-    <w:p>
-      <w:r>
-        <w:t>本集义：值得付出时间、金钱或努力</w:t>
-      </w:r>
-    </w:p>
-    <w:p>
-      <w:r>
-        <w:t>用法：常用 be worth it；worth 后直接接名词或动名词，不接 to do。</w:t>
-      </w:r>
-    </w:p>
-    <w:p>
-      <w:r>
-        <w:t>1. The walk was long, but it was worth it.</w:t>
-        <w:br/>
-        <w:t>路很长，但值得。</w:t>
-      </w:r>
-    </w:p>
-    <w:p>
-      <w:r>
-        <w:t>2. Is the extra training worth it?</w:t>
-        <w:br/>
-        <w:t>额外培训值得吗？</w:t>
-      </w:r>
-    </w:p>
-    <w:p>
-      <w:r>
-        <w:t>3. It costs more, but the comfort is worth it.</w:t>
-        <w:br/>
-        <w:t>虽然更贵，但舒适度值得这个价。</w:t>
+        <w:t>07. conflict of interest · 词组 / 术语</w:t>
+      </w:r>
+    </w:p>
+    <w:p>
+      <w:r>
+        <w:t>利益冲突</w:t>
+      </w:r>
+    </w:p>
+    <w:p>
+      <w:r>
+        <w:t>回看 00:09:19 · 字幕中出现：conflict of interest</w:t>
+      </w:r>
+    </w:p>
+    <w:p>
+      <w:r>
+        <w:t>指个人或其他利益可能影响应履行的职责；不只是意见不一致。</w:t>
+      </w:r>
+    </w:p>
+    <w:p>
+      <w:r>
+        <w:t>1. Please disclose any conflict of interest.</w:t>
+        <w:br/>
+        <w:t>请披露任何利益冲突。</w:t>
+      </w:r>
+    </w:p>
+    <w:p>
+      <w:r>
+        <w:t>2. She stepped aside because of a conflict of interest.</w:t>
+        <w:br/>
+        <w:t>她因利益冲突而退出。</w:t>
+      </w:r>
+    </w:p>
+    <w:p>
+      <w:r>
+        <w:t>3. Could accepting this gift create a conflict of interest?</w:t>
+        <w:br/>
+        <w:t>收这份礼物会产生利益冲突吗？</w:t>
       </w:r>
     </w:p>
     <w:p>
@@ -1481,43 +2415,43 @@
         <w:pStyle w:val="Heading2"/>
       </w:pPr>
       <w:r>
-        <w:t>09. put it this way  ·  00:42:02</w:t>
-      </w:r>
-    </w:p>
-    <w:p>
-      <w:r>
-        <w:t>这么说吧</w:t>
-      </w:r>
-    </w:p>
-    <w:p>
-      <w:r>
-        <w:t>本集义：这么说吧</w:t>
-      </w:r>
-    </w:p>
-    <w:p>
-      <w:r>
-        <w:t>用法：用于换个角度解释，常引出更明确或委婉的说法。</w:t>
-      </w:r>
-    </w:p>
-    <w:p>
-      <w:r>
-        <w:t>1. Let me put it this way: we need a smaller plan.</w:t>
-        <w:br/>
-        <w:t>这么说吧，我们需要一个规模更小的计划。</w:t>
-      </w:r>
-    </w:p>
-    <w:p>
-      <w:r>
-        <w:t>2. Put it this way, I wouldn't buy it again.</w:t>
-        <w:br/>
-        <w:t>这么说吧，我不会再买它。</w:t>
-      </w:r>
-    </w:p>
-    <w:p>
-      <w:r>
-        <w:t>3. Can you put it another way?</w:t>
-        <w:br/>
-        <w:t>你能换个说法吗？</w:t>
+        <w:t>08. due diligence · 词组 / 术语</w:t>
+      </w:r>
+    </w:p>
+    <w:p>
+      <w:r>
+        <w:t>尽职调查；应有的审慎核查</w:t>
+      </w:r>
+    </w:p>
+    <w:p>
+      <w:r>
+        <w:t>回看 00:04:49 · 字幕中出现：due diligence</w:t>
+      </w:r>
+    </w:p>
+    <w:p>
+      <w:r>
+        <w:t>商务常指交易前查验信息；法律中也可强调合理审慎。</w:t>
+      </w:r>
+    </w:p>
+    <w:p>
+      <w:r>
+        <w:t>1. We completed due diligence before buying the business.</w:t>
+        <w:br/>
+        <w:t>收购企业前我们完成了尽职调查。</w:t>
+      </w:r>
+    </w:p>
+    <w:p>
+      <w:r>
+        <w:t>2. The investor requested a due diligence report.</w:t>
+        <w:br/>
+        <w:t>投资者要求一份尽职调查报告。</w:t>
+      </w:r>
+    </w:p>
+    <w:p>
+      <w:r>
+        <w:t>3. Don't skip due diligence just because the price is low.</w:t>
+        <w:br/>
+        <w:t>别因为价格低就跳过尽职调查。</w:t>
       </w:r>
     </w:p>
     <w:p>
@@ -1525,43 +2459,55 @@
         <w:pStyle w:val="Heading2"/>
       </w:pPr>
       <w:r>
-        <w:t>10. at some point  ·  00:42:10</w:t>
-      </w:r>
-    </w:p>
-    <w:p>
-      <w:r>
-        <w:t>在某个时候；迟早某一刻</w:t>
-      </w:r>
-    </w:p>
-    <w:p>
-      <w:r>
-        <w:t>本集义：在某个时候；迟早某一刻</w:t>
-      </w:r>
-    </w:p>
-    <w:p>
-      <w:r>
-        <w:t>用法：时间不明确，不表示具体日期。</w:t>
-      </w:r>
-    </w:p>
-    <w:p>
-      <w:r>
-        <w:t>1. We should visit that town at some point.</w:t>
-        <w:br/>
-        <w:t>我们改天应该去那个小镇看看。</w:t>
-      </w:r>
-    </w:p>
-    <w:p>
-      <w:r>
-        <w:t>2. At some point, you'll need to replace the battery.</w:t>
-        <w:br/>
-        <w:t>到某个时候，你得换电池。</w:t>
-      </w:r>
-    </w:p>
-    <w:p>
-      <w:r>
-        <w:t>3. Did you meet her at some point during the trip?</w:t>
-        <w:br/>
-        <w:t>旅行期间你有没有在哪个时候见过她？</w:t>
+        <w:t>汉译英与复述</w:t>
+      </w:r>
+    </w:p>
+    <w:p>
+      <w:r>
+        <w:t>1. 别让自己缺觉。</w:t>
+      </w:r>
+    </w:p>
+    <w:p>
+      <w:r>
+        <w:t>2. 她否认任职期间存在违法失职。</w:t>
+      </w:r>
+    </w:p>
+    <w:p>
+      <w:r>
+        <w:t>3. 投资者要求一份尽职调查报告。</w:t>
+      </w:r>
+    </w:p>
+    <w:p>
+      <w:r>
+        <w:t>参考答案：</w:t>
+      </w:r>
+    </w:p>
+    <w:p>
+      <w:r>
+        <w:t>1. Don't deprive yourself of sleep. [deprive]</w:t>
+      </w:r>
+    </w:p>
+    <w:p>
+      <w:r>
+        <w:t>2. She denied any malfeasance in office. [malfeasance]</w:t>
+      </w:r>
+    </w:p>
+    <w:p>
+      <w:r>
+        <w:t>3. The investor requested a due diligence report. [due diligence]</w:t>
+      </w:r>
+    </w:p>
+    <w:p>
+      <w:r>
+        <w:br w:type="page"/>
+      </w:r>
+    </w:p>
+    <w:p>
+      <w:pPr>
+        <w:pStyle w:val="Heading1"/>
+      </w:pPr>
+      <w:r>
+        <w:t>S05E06 · Wexler v. Goodman</w:t>
       </w:r>
     </w:p>
     <w:p>
@@ -1569,50 +2515,500 @@
         <w:pStyle w:val="Heading2"/>
       </w:pPr>
       <w:r>
-        <w:t>汉译英练习</w:t>
-      </w:r>
-    </w:p>
-    <w:p>
-      <w:r>
-        <w:t>1. 我们会考虑你的建议。</w:t>
-      </w:r>
-    </w:p>
-    <w:p>
-      <w:r>
-        <w:t>2. 我们得制定一个切实可行的预算。</w:t>
-      </w:r>
-    </w:p>
-    <w:p>
-      <w:r>
-        <w:t>3. 这么说吧，我不会再买它。</w:t>
-      </w:r>
-    </w:p>
-    <w:p>
-      <w:r>
-        <w:t>口头输出：任选三个表达，说一段 30—60 秒的个人经历。</w:t>
+        <w:t>英文内容梗概（75 words）</w:t>
+      </w:r>
+    </w:p>
+    <w:p>
+      <w:r>
+        <w:t>Kim tries to limit Jimmy's attack on Mesa Verde, but Saul surprises her at the settlement meeting with damaging advertisements and a dispute over the bank's logo image. The pressure produces a financial result for Acker while humiliating Kim professionally. Instead of ending the relationship, she proposes marriage as a way to change their legal exposure and expectations. Mike helps build the case that will put Lalo in custody, advancing Gus's strategy against the Salamancas.</w:t>
+      </w:r>
+    </w:p>
+    <w:p>
+      <w:r>
+        <w:t>双语字幕原始来源（整季合集）：https://subhd.tv/a/58oxJQ</w:t>
       </w:r>
     </w:p>
     <w:p>
       <w:pPr>
-        <w:pStyle w:val="Heading3"/>
+        <w:pStyle w:val="Heading2"/>
       </w:pPr>
       <w:r>
-        <w:t>参考答案</w:t>
-      </w:r>
-    </w:p>
-    <w:p>
-      <w:r>
-        <w:t>1. We'll keep your suggestion in mind.  [keep in mind]</w:t>
-      </w:r>
-    </w:p>
-    <w:p>
-      <w:r>
-        <w:t>2. We need to come up with a realistic budget.  [come up with]</w:t>
-      </w:r>
-    </w:p>
-    <w:p>
-      <w:r>
-        <w:t>3. Put it this way, I wouldn't buy it again.  [put it this way]</w:t>
+        <w:t>01. settlement · 关键词</w:t>
+      </w:r>
+    </w:p>
+    <w:p>
+      <w:r>
+        <w:t>和解；和解协议或款项</w:t>
+      </w:r>
+    </w:p>
+    <w:p>
+      <w:r>
+        <w:t>回看 00:37:19 · 字幕中出现：settlement</w:t>
+      </w:r>
+    </w:p>
+    <w:p>
+      <w:r>
+        <w:t>诉讼中常指双方协议解决争议；不等于法院判决。</w:t>
+      </w:r>
+    </w:p>
+    <w:p>
+      <w:r>
+        <w:t>1. The parties reached a settlement.</w:t>
+        <w:br/>
+        <w:t>双方达成了和解。</w:t>
+      </w:r>
+    </w:p>
+    <w:p>
+      <w:r>
+        <w:t>2. They rejected the first settlement offer.</w:t>
+        <w:br/>
+        <w:t>他们拒绝了第一次和解报价。</w:t>
+      </w:r>
+    </w:p>
+    <w:p>
+      <w:r>
+        <w:t>3. Is the settlement in writing?</w:t>
+        <w:br/>
+        <w:t>和解协议有书面形式吗？</w:t>
+      </w:r>
+    </w:p>
+    <w:p>
+      <w:pPr>
+        <w:pStyle w:val="Heading2"/>
+      </w:pPr>
+      <w:r>
+        <w:t>02. immunity · 关键词</w:t>
+      </w:r>
+    </w:p>
+    <w:p>
+      <w:r>
+        <w:t>免疫；法律追诉豁免</w:t>
+      </w:r>
+    </w:p>
+    <w:p>
+      <w:r>
+        <w:t>回看 00:47:05 · 字幕中出现：immunity</w:t>
+      </w:r>
+    </w:p>
+    <w:p>
+      <w:r>
+        <w:t>immunity from prosecution 为免于追诉；具体范围依协议和规则。</w:t>
+      </w:r>
+    </w:p>
+    <w:p>
+      <w:r>
+        <w:t>1. The witness requested immunity from prosecution.</w:t>
+        <w:br/>
+        <w:t>证人要求获得追诉豁免。</w:t>
+      </w:r>
+    </w:p>
+    <w:p>
+      <w:r>
+        <w:t>2. The agreement did not grant blanket immunity.</w:t>
+        <w:br/>
+        <w:t>协议没有给予全面豁免。</w:t>
+      </w:r>
+    </w:p>
+    <w:p>
+      <w:r>
+        <w:t>3. Vaccination can build immunity.</w:t>
+        <w:br/>
+        <w:t>接种疫苗可以建立免疫力。</w:t>
+      </w:r>
+    </w:p>
+    <w:p>
+      <w:pPr>
+        <w:pStyle w:val="Heading2"/>
+      </w:pPr>
+      <w:r>
+        <w:t>03. injunction · 关键词</w:t>
+      </w:r>
+    </w:p>
+    <w:p>
+      <w:r>
+        <w:t>法院禁令</w:t>
+      </w:r>
+    </w:p>
+    <w:p>
+      <w:r>
+        <w:t>回看 00:40:11 · 字幕中出现：injunction</w:t>
+      </w:r>
+    </w:p>
+    <w:p>
+      <w:r>
+        <w:t>常要求停止某行为，也可要求实施某行为；不是一般律师警告函。</w:t>
+      </w:r>
+    </w:p>
+    <w:p>
+      <w:r>
+        <w:t>1. The court issued an injunction.</w:t>
+        <w:br/>
+        <w:t>法院发出了禁令。</w:t>
+      </w:r>
+    </w:p>
+    <w:p>
+      <w:r>
+        <w:t>2. They sought an injunction against construction.</w:t>
+        <w:br/>
+        <w:t>他们申请禁令阻止施工。</w:t>
+      </w:r>
+    </w:p>
+    <w:p>
+      <w:r>
+        <w:t>3. Violating the injunction had serious consequences.</w:t>
+        <w:br/>
+        <w:t>违反禁令产生了严重后果。</w:t>
+      </w:r>
+    </w:p>
+    <w:p>
+      <w:pPr>
+        <w:pStyle w:val="Heading2"/>
+      </w:pPr>
+      <w:r>
+        <w:t>04. plausible · 关键词</w:t>
+      </w:r>
+    </w:p>
+    <w:p>
+      <w:r>
+        <w:t>看似合理、可信的</w:t>
+      </w:r>
+    </w:p>
+    <w:p>
+      <w:r>
+        <w:t>回看 00:49:20 · 字幕中出现：plausible</w:t>
+      </w:r>
+    </w:p>
+    <w:p>
+      <w:r>
+        <w:t>比 true 弱，合理外观不等于真实；plausible explanation。</w:t>
+      </w:r>
+    </w:p>
+    <w:p>
+      <w:r>
+        <w:t>1. He offered a plausible explanation.</w:t>
+        <w:br/>
+        <w:t>他给出了一个看似合理的解释。</w:t>
+      </w:r>
+    </w:p>
+    <w:p>
+      <w:r>
+        <w:t>2. The story was plausible but false.</w:t>
+        <w:br/>
+        <w:t>故事听着可信，却是假的。</w:t>
+      </w:r>
+    </w:p>
+    <w:p>
+      <w:r>
+        <w:t>3. We need to consider other plausible causes.</w:t>
+        <w:br/>
+        <w:t>我们需要考虑其他合理的可能原因。</w:t>
+      </w:r>
+    </w:p>
+    <w:p>
+      <w:pPr>
+        <w:pStyle w:val="Heading2"/>
+      </w:pPr>
+      <w:r>
+        <w:t>05. infringement · 关键词</w:t>
+      </w:r>
+    </w:p>
+    <w:p>
+      <w:r>
+        <w:t>侵权；侵犯</w:t>
+      </w:r>
+    </w:p>
+    <w:p>
+      <w:r>
+        <w:t>回看 00:39:50 · 字幕中出现：infringement</w:t>
+      </w:r>
+    </w:p>
+    <w:p>
+      <w:r>
+        <w:t>infringement of a right；常见 copyright/trademark infringement。</w:t>
+      </w:r>
+    </w:p>
+    <w:p>
+      <w:r>
+        <w:t>1. The claim concerned trademark infringement.</w:t>
+        <w:br/>
+        <w:t>诉求涉及商标侵权。</w:t>
+      </w:r>
+    </w:p>
+    <w:p>
+      <w:r>
+        <w:t>2. They denied any infringement of her rights.</w:t>
+        <w:br/>
+        <w:t>他们否认侵犯了她的权利。</w:t>
+      </w:r>
+    </w:p>
+    <w:p>
+      <w:r>
+        <w:t>3. Counsel reviewed the alleged infringement.</w:t>
+        <w:br/>
+        <w:t>律师审查了被指称的侵权行为。</w:t>
+      </w:r>
+    </w:p>
+    <w:p>
+      <w:pPr>
+        <w:pStyle w:val="Heading2"/>
+      </w:pPr>
+      <w:r>
+        <w:t>06. compensate · 关键词</w:t>
+      </w:r>
+    </w:p>
+    <w:p>
+      <w:r>
+        <w:t>赔偿；补偿；弥补</w:t>
+      </w:r>
+    </w:p>
+    <w:p>
+      <w:r>
+        <w:t>回看 00:43:05 · 字幕中出现：compensated</w:t>
+      </w:r>
+    </w:p>
+    <w:p>
+      <w:r>
+        <w:t>compensate someone for a loss；compensate for a weakness。</w:t>
+      </w:r>
+    </w:p>
+    <w:p>
+      <w:r>
+        <w:t>1. The company compensated her for the damage.</w:t>
+        <w:br/>
+        <w:t>公司赔偿了她的损失。</w:t>
+      </w:r>
+    </w:p>
+    <w:p>
+      <w:r>
+        <w:t>2. Experience can compensate for limited resources.</w:t>
+        <w:br/>
+        <w:t>经验可以弥补资源不足。</w:t>
+      </w:r>
+    </w:p>
+    <w:p>
+      <w:r>
+        <w:t>3. Nothing could fully compensate him for the lost time.</w:t>
+        <w:br/>
+        <w:t>没有什么能完全补偿他失去的时间。</w:t>
+      </w:r>
+    </w:p>
+    <w:p>
+      <w:pPr>
+        <w:pStyle w:val="Heading2"/>
+      </w:pPr>
+      <w:r>
+        <w:t>07. blackmail · 关键词</w:t>
+      </w:r>
+    </w:p>
+    <w:p>
+      <w:r>
+        <w:t>敲诈勒索；以曝光信息等相威胁</w:t>
+      </w:r>
+    </w:p>
+    <w:p>
+      <w:r>
+        <w:t>回看 00:39:08 · 字幕中出现：blackmail</w:t>
+      </w:r>
+    </w:p>
+    <w:p>
+      <w:r>
+        <w:t>名词或动词；日常 emotional blackmail 指情感勒索。</w:t>
+      </w:r>
+    </w:p>
+    <w:p>
+      <w:r>
+        <w:t>1. She reported the blackmail attempt.</w:t>
+        <w:br/>
+        <w:t>她举报了那次敲诈企图。</w:t>
+      </w:r>
+    </w:p>
+    <w:p>
+      <w:r>
+        <w:t>2. He refused to give in to blackmail.</w:t>
+        <w:br/>
+        <w:t>他拒绝向敲诈低头。</w:t>
+      </w:r>
+    </w:p>
+    <w:p>
+      <w:r>
+        <w:t>3. Guilt can be used as a form of emotional blackmail.</w:t>
+        <w:br/>
+        <w:t>内疚感可能被用作情感勒索的手段。</w:t>
+      </w:r>
+    </w:p>
+    <w:p>
+      <w:pPr>
+        <w:pStyle w:val="Heading2"/>
+      </w:pPr>
+      <w:r>
+        <w:t>08. under oath · 词组 / 术语</w:t>
+      </w:r>
+    </w:p>
+    <w:p>
+      <w:r>
+        <w:t>在宣誓后；在誓言约束下</w:t>
+      </w:r>
+    </w:p>
+    <w:p>
+      <w:r>
+        <w:t>回看 00:49:17 · 字幕中出现：under oath</w:t>
+      </w:r>
+    </w:p>
+    <w:p>
+      <w:r>
+        <w:t>法律表达；描述证言须真实这一正式要求。</w:t>
+      </w:r>
+    </w:p>
+    <w:p>
+      <w:r>
+        <w:t>1. The witness answered the questions under oath.</w:t>
+        <w:br/>
+        <w:t>证人宣誓后回答了问题。</w:t>
+      </w:r>
+    </w:p>
+    <w:p>
+      <w:r>
+        <w:t>2. She gave that statement under oath.</w:t>
+        <w:br/>
+        <w:t>她在宣誓后作出了那份陈述。</w:t>
+      </w:r>
+    </w:p>
+    <w:p>
+      <w:r>
+        <w:t>3. Were you under oath when you said that?</w:t>
+        <w:br/>
+        <w:t>你说那句话时是在宣誓作证吗？</w:t>
+      </w:r>
+    </w:p>
+    <w:p>
+      <w:pPr>
+        <w:pStyle w:val="Heading2"/>
+      </w:pPr>
+      <w:r>
+        <w:t>09. in cahoots · 词组 / 术语</w:t>
+      </w:r>
+    </w:p>
+    <w:p>
+      <w:r>
+        <w:t>暗中勾结的</w:t>
+      </w:r>
+    </w:p>
+    <w:p>
+      <w:r>
+        <w:t>回看 00:48:05 · 字幕中出现：in cahoots</w:t>
+      </w:r>
+    </w:p>
+    <w:p>
+      <w:r>
+        <w:t>口语，be in cahoots with someone，带贬义。</w:t>
+      </w:r>
+    </w:p>
+    <w:p>
+      <w:r>
+        <w:t>1. The two suppliers were in cahoots.</w:t>
+        <w:br/>
+        <w:t>两家供应商暗中勾结。</w:t>
+      </w:r>
+    </w:p>
+    <w:p>
+      <w:r>
+        <w:t>2. She suspected he was in cahoots with the buyer.</w:t>
+        <w:br/>
+        <w:t>她怀疑他与买家串通。</w:t>
+      </w:r>
+    </w:p>
+    <w:p>
+      <w:r>
+        <w:t>3. They denied being in cahoots.</w:t>
+        <w:br/>
+        <w:t>他们否认暗中勾结。</w:t>
+      </w:r>
+    </w:p>
+    <w:p>
+      <w:pPr>
+        <w:pStyle w:val="Heading2"/>
+      </w:pPr>
+      <w:r>
+        <w:t>10. a bone to pick · 词组 / 术语</w:t>
+      </w:r>
+    </w:p>
+    <w:p>
+      <w:r>
+        <w:t>有不满要与某人理论</w:t>
+      </w:r>
+    </w:p>
+    <w:p>
+      <w:r>
+        <w:t>回看 00:19:20 · 字幕中出现：a bone to pick</w:t>
+      </w:r>
+    </w:p>
+    <w:p>
+      <w:r>
+        <w:t>have a bone to pick with someone；通常是抱怨或质问，不是实际争夺骨头。</w:t>
+      </w:r>
+    </w:p>
+    <w:p>
+      <w:r>
+        <w:t>1. I have a bone to pick with the supplier.</w:t>
+        <w:br/>
+        <w:t>我有件不满的事要找供应商理论。</w:t>
+      </w:r>
+    </w:p>
+    <w:p>
+      <w:r>
+        <w:t>2. She had a bone to pick with her manager.</w:t>
+        <w:br/>
+        <w:t>她对经理有意见要说。</w:t>
+      </w:r>
+    </w:p>
+    <w:p>
+      <w:r>
+        <w:t>3. You sound like you have a bone to pick with me.</w:t>
+        <w:br/>
+        <w:t>听起来你有事要找我算账。</w:t>
+      </w:r>
+    </w:p>
+    <w:p>
+      <w:pPr>
+        <w:pStyle w:val="Heading2"/>
+      </w:pPr>
+      <w:r>
+        <w:t>汉译英与复述</w:t>
+      </w:r>
+    </w:p>
+    <w:p>
+      <w:r>
+        <w:t>1. 他们拒绝了第一次和解报价。</w:t>
+      </w:r>
+    </w:p>
+    <w:p>
+      <w:r>
+        <w:t>2. 经验可以弥补资源不足。</w:t>
+      </w:r>
+    </w:p>
+    <w:p>
+      <w:r>
+        <w:t>3. 她对经理有意见要说。</w:t>
+      </w:r>
+    </w:p>
+    <w:p>
+      <w:r>
+        <w:t>参考答案：</w:t>
+      </w:r>
+    </w:p>
+    <w:p>
+      <w:r>
+        <w:t>1. They rejected the first settlement offer. [settlement]</w:t>
+      </w:r>
+    </w:p>
+    <w:p>
+      <w:r>
+        <w:t>2. Experience can compensate for limited resources. [compensate]</w:t>
+      </w:r>
+    </w:p>
+    <w:p>
+      <w:r>
+        <w:t>3. She had a bone to pick with her manager. [a bone to pick]</w:t>
       </w:r>
     </w:p>
     <w:p>
@@ -1625,61 +3021,25 @@
         <w:pStyle w:val="Heading1"/>
       </w:pPr>
       <w:r>
-        <w:t>S05E04  Namaste</w:t>
-      </w:r>
-    </w:p>
-    <w:p>
-      <w:hyperlink r:id="rId9">
-        <w:r>
-          <w:rPr>
-            <w:color w:val="245E4D"/>
-          </w:rPr>
-          <w:t>本季字幕来源</w:t>
-        </w:r>
-      </w:hyperlink>
+        <w:t>S05E07 · JMM</w:t>
+      </w:r>
     </w:p>
     <w:p>
       <w:pPr>
         <w:pStyle w:val="Heading2"/>
       </w:pPr>
       <w:r>
-        <w:t>01. bail  ·  00:05:57</w:t>
-      </w:r>
-    </w:p>
-    <w:p>
-      <w:r>
-        <w:t>保释；保释金</w:t>
-      </w:r>
-    </w:p>
-    <w:p>
-      <w:r>
-        <w:t>本集义：保释；保释金</w:t>
-      </w:r>
-    </w:p>
-    <w:p>
-      <w:r>
-        <w:t>用法：常用 on bail 或 post bail；保释不表示无罪。</w:t>
-      </w:r>
-    </w:p>
-    <w:p>
-      <w:r>
-        <w:t>1. The defendant was released on bail.</w:t>
-        <w:br/>
-        <w:t>被告获准保释。</w:t>
-      </w:r>
-    </w:p>
-    <w:p>
-      <w:r>
-        <w:t>2. The family helped him post bail.</w:t>
-        <w:br/>
-        <w:t>家人帮助他缴纳保释金。</w:t>
-      </w:r>
-    </w:p>
-    <w:p>
-      <w:r>
-        <w:t>3. The judge considered the request for bail.</w:t>
-        <w:br/>
-        <w:t>法官审议了保释申请。</w:t>
+        <w:t>英文内容梗概（75 words）</w:t>
+      </w:r>
+    </w:p>
+    <w:p>
+      <w:r>
+        <w:t>Jimmy and Kim marry and agree on a new standard of honesty between them. Saul represents Lalo in a murder case, using information supplied through Mike to undermine the prosecution's evidence. The judge sets bail at seven million dollars. Gus and Nacho arrange an attack on a Los Pollos Hermanos restaurant to support the larger deception. Jimmy also lashes out at Howard, whose job offer touches unresolved feelings about Chuck, status and Jimmy's chosen identity.</w:t>
+      </w:r>
+    </w:p>
+    <w:p>
+      <w:r>
+        <w:t>双语字幕原始来源（整季合集）：https://subhd.tv/a/58oxJQ</w:t>
       </w:r>
     </w:p>
     <w:p>
@@ -1687,43 +3047,43 @@
         <w:pStyle w:val="Heading2"/>
       </w:pPr>
       <w:r>
-        <w:t>02. let's say  ·  00:08:01</w:t>
-      </w:r>
-    </w:p>
-    <w:p>
-      <w:r>
-        <w:t>假设；比如说</w:t>
-      </w:r>
-    </w:p>
-    <w:p>
-      <w:r>
-        <w:t>本集义：假设；比如说</w:t>
-      </w:r>
-    </w:p>
-    <w:p>
-      <w:r>
-        <w:t>用法：提出例子或假设，不一定指真实情况。</w:t>
-      </w:r>
-    </w:p>
-    <w:p>
-      <w:r>
-        <w:t>1. Let's say we have ten guests.</w:t>
-        <w:br/>
-        <w:t>假设我们有十位客人。</w:t>
-      </w:r>
-    </w:p>
-    <w:p>
-      <w:r>
-        <w:t>2. Could we meet at, let's say, three?</w:t>
-        <w:br/>
-        <w:t>我们比如说三点见，可以吗？</w:t>
-      </w:r>
-    </w:p>
-    <w:p>
-      <w:r>
-        <w:t>3. Let's say the price doubles. What then?</w:t>
-        <w:br/>
-        <w:t>假设价格翻倍，那怎么办？</w:t>
+        <w:t>01. bail · 关键词</w:t>
+      </w:r>
+    </w:p>
+    <w:p>
+      <w:r>
+        <w:t>保释；保释金</w:t>
+      </w:r>
+    </w:p>
+    <w:p>
+      <w:r>
+        <w:t>回看 00:14:38 · 字幕中出现：bail</w:t>
+      </w:r>
+    </w:p>
+    <w:p>
+      <w:r>
+        <w:t>常用 on bail 或 post bail；保释不表示无罪。</w:t>
+      </w:r>
+    </w:p>
+    <w:p>
+      <w:r>
+        <w:t>1. The defendant was released on bail.</w:t>
+        <w:br/>
+        <w:t>被告获准保释。</w:t>
+      </w:r>
+    </w:p>
+    <w:p>
+      <w:r>
+        <w:t>2. The family helped him post bail.</w:t>
+        <w:br/>
+        <w:t>家人帮助他缴纳保释金。</w:t>
+      </w:r>
+    </w:p>
+    <w:p>
+      <w:r>
+        <w:t>3. The judge considered the request for bail.</w:t>
+        <w:br/>
+        <w:t>法官审议了保释申请。</w:t>
       </w:r>
     </w:p>
     <w:p>
@@ -1731,43 +3091,43 @@
         <w:pStyle w:val="Heading2"/>
       </w:pPr>
       <w:r>
-        <w:t>03. look forward to  ·  00:09:59</w:t>
-      </w:r>
-    </w:p>
-    <w:p>
-      <w:r>
-        <w:t>期待</w:t>
-      </w:r>
-    </w:p>
-    <w:p>
-      <w:r>
-        <w:t>本集义：期待</w:t>
-      </w:r>
-    </w:p>
-    <w:p>
-      <w:r>
-        <w:t>用法：to 是介词，后接名词或动名词；不能直接接动词原形。</w:t>
-      </w:r>
-    </w:p>
-    <w:p>
-      <w:r>
-        <w:t>1. I look forward to seeing you.</w:t>
-        <w:br/>
-        <w:t>我期待见到你。</w:t>
-      </w:r>
-    </w:p>
-    <w:p>
-      <w:r>
-        <w:t>2. We're looking forward to the weekend.</w:t>
-        <w:br/>
-        <w:t>我们盼着周末。</w:t>
-      </w:r>
-    </w:p>
-    <w:p>
-      <w:r>
-        <w:t>3. I look forward to working with your team.</w:t>
-        <w:br/>
-        <w:t>我期待和你的团队合作。</w:t>
+        <w:t>02. prosecution · 关键词</w:t>
+      </w:r>
+    </w:p>
+    <w:p>
+      <w:r>
+        <w:t>控方；起诉；检控</w:t>
+      </w:r>
+    </w:p>
+    <w:p>
+      <w:r>
+        <w:t>回看 00:40:31 · 字幕中出现：prosecution</w:t>
+      </w:r>
+    </w:p>
+    <w:p>
+      <w:r>
+        <w:t>the prosecution 常指刑事案件中的控方。</w:t>
+      </w:r>
+    </w:p>
+    <w:p>
+      <w:r>
+        <w:t>1. The prosecution presented its evidence.</w:t>
+        <w:br/>
+        <w:t>控方出示了证据。</w:t>
+      </w:r>
+    </w:p>
+    <w:p>
+      <w:r>
+        <w:t>2. The defense challenged the prosecution's account.</w:t>
+        <w:br/>
+        <w:t>辩方质疑了控方的说法。</w:t>
+      </w:r>
+    </w:p>
+    <w:p>
+      <w:r>
+        <w:t>3. The file was sent for prosecution.</w:t>
+        <w:br/>
+        <w:t>案卷被移送起诉。</w:t>
       </w:r>
     </w:p>
     <w:p>
@@ -1775,43 +3135,43 @@
         <w:pStyle w:val="Heading2"/>
       </w:pPr>
       <w:r>
-        <w:t>04. good for you  ·  00:12:54</w:t>
-      </w:r>
-    </w:p>
-    <w:p>
-      <w:r>
-        <w:t>真为你高兴；对你有益</w:t>
-      </w:r>
-    </w:p>
-    <w:p>
-      <w:r>
-        <w:t>本集义：认可或祝贺对方；是否带讽刺，要结合说话语调。</w:t>
-      </w:r>
-    </w:p>
-    <w:p>
-      <w:r>
-        <w:t>用法：祝贺义依赖友好语调；冷淡语调可能听起来讽刺。</w:t>
-      </w:r>
-    </w:p>
-    <w:p>
-      <w:r>
-        <w:t>1. You passed the test? Good for you!</w:t>
-        <w:br/>
-        <w:t>你通过考试了？真为你高兴！</w:t>
-      </w:r>
-    </w:p>
-    <w:p>
-      <w:r>
-        <w:t>2. Walking is good for you.</w:t>
-        <w:br/>
-        <w:t>走路对你有益。</w:t>
-      </w:r>
-    </w:p>
-    <w:p>
-      <w:r>
-        <w:t>3. You finally took a day off. Good for you.</w:t>
-        <w:br/>
-        <w:t>你终于休了一天，真替你高兴。</w:t>
+        <w:t>03. arson · 关键词</w:t>
+      </w:r>
+    </w:p>
+    <w:p>
+      <w:r>
+        <w:t>纵火罪；故意纵火</w:t>
+      </w:r>
+    </w:p>
+    <w:p>
+      <w:r>
+        <w:t>回看 00:08:25 · 字幕中出现：arson</w:t>
+      </w:r>
+    </w:p>
+    <w:p>
+      <w:r>
+        <w:t>通常为不可数名词，区别于一般意外失火。</w:t>
+      </w:r>
+    </w:p>
+    <w:p>
+      <w:r>
+        <w:t>1. Investigators suspected arson.</w:t>
+        <w:br/>
+        <w:t>调查人员怀疑有人故意纵火。</w:t>
+      </w:r>
+    </w:p>
+    <w:p>
+      <w:r>
+        <w:t>2. He was charged with arson.</w:t>
+        <w:br/>
+        <w:t>他被控纵火罪。</w:t>
+      </w:r>
+    </w:p>
+    <w:p>
+      <w:r>
+        <w:t>3. The report distinguished arson from an electrical fire.</w:t>
+        <w:br/>
+        <w:t>报告区分了纵火和电气火灾。</w:t>
       </w:r>
     </w:p>
     <w:p>
@@ -1819,43 +3179,43 @@
         <w:pStyle w:val="Heading2"/>
       </w:pPr>
       <w:r>
-        <w:t>05. as far as  ·  00:13:25</w:t>
-      </w:r>
-    </w:p>
-    <w:p>
-      <w:r>
-        <w:t>就……而言；在……范围内</w:t>
-      </w:r>
-    </w:p>
-    <w:p>
-      <w:r>
-        <w:t>本集义：就某人的立场或看法而言。</w:t>
-      </w:r>
-    </w:p>
-    <w:p>
-      <w:r>
-        <w:t>用法：常用 as far as I know 据我所知；也可表示距离。</w:t>
-      </w:r>
-    </w:p>
-    <w:p>
-      <w:r>
-        <w:t>1. As far as I know, the meeting is still on.</w:t>
-        <w:br/>
-        <w:t>据我所知，会议仍会举行。</w:t>
-      </w:r>
-    </w:p>
-    <w:p>
-      <w:r>
-        <w:t>2. We walked as far as the bridge.</w:t>
-        <w:br/>
-        <w:t>我们一直走到了桥边。</w:t>
-      </w:r>
-    </w:p>
-    <w:p>
-      <w:r>
-        <w:t>3. As far as cost is concerned, this option is better.</w:t>
-        <w:br/>
-        <w:t>就费用而言，这个方案更好。</w:t>
+        <w:t>04. waive · 关键词</w:t>
+      </w:r>
+    </w:p>
+    <w:p>
+      <w:r>
+        <w:t>自愿放弃权利、要求或费用</w:t>
+      </w:r>
+    </w:p>
+    <w:p>
+      <w:r>
+        <w:t>回看 00:08:28 · 字幕中出现：waives</w:t>
+      </w:r>
+    </w:p>
+    <w:p>
+      <w:r>
+        <w:t>waive a right/fee；与 wave 挥手区分。</w:t>
+      </w:r>
+    </w:p>
+    <w:p>
+      <w:r>
+        <w:t>1. She waived her right to remain silent.</w:t>
+        <w:br/>
+        <w:t>她放弃了保持沉默的权利。</w:t>
+      </w:r>
+    </w:p>
+    <w:p>
+      <w:r>
+        <w:t>2. The bank waived the fee.</w:t>
+        <w:br/>
+        <w:t>银行免除了费用。</w:t>
+      </w:r>
+    </w:p>
+    <w:p>
+      <w:r>
+        <w:t>3. They refused to waive the requirement.</w:t>
+        <w:br/>
+        <w:t>他们拒绝免除这项要求。</w:t>
       </w:r>
     </w:p>
     <w:p>
@@ -1863,43 +3223,43 @@
         <w:pStyle w:val="Heading2"/>
       </w:pPr>
       <w:r>
-        <w:t>06. for a while  ·  00:13:43</w:t>
-      </w:r>
-    </w:p>
-    <w:p>
-      <w:r>
-        <w:t>一段时间；一会儿</w:t>
-      </w:r>
-    </w:p>
-    <w:p>
-      <w:r>
-        <w:t>本集义：一段时间；一会儿</w:t>
-      </w:r>
-    </w:p>
-    <w:p>
-      <w:r>
-        <w:t>用法：不明确说明时长；时态决定是过去、现在还是未来。</w:t>
-      </w:r>
-    </w:p>
-    <w:p>
-      <w:r>
-        <w:t>1. I haven't seen her for a while.</w:t>
-        <w:br/>
-        <w:t>我有一阵子没见她了。</w:t>
-      </w:r>
-    </w:p>
-    <w:p>
-      <w:r>
-        <w:t>2. Can you stay for a while?</w:t>
-        <w:br/>
-        <w:t>你能待一会儿吗？</w:t>
-      </w:r>
-    </w:p>
-    <w:p>
-      <w:r>
-        <w:t>3. We lived near the beach for a while.</w:t>
-        <w:br/>
-        <w:t>我们曾在海边住过一段时间。</w:t>
+        <w:t>05. implicate · 关键词</w:t>
+      </w:r>
+    </w:p>
+    <w:p>
+      <w:r>
+        <w:t>牵连；暗示某人涉案</w:t>
+      </w:r>
+    </w:p>
+    <w:p>
+      <w:r>
+        <w:t>回看 00:42:26 · 字幕中出现：implicating</w:t>
+      </w:r>
+    </w:p>
+    <w:p>
+      <w:r>
+        <w:t>implicate someone in a crime；暗示涉案不等于定罪。</w:t>
+      </w:r>
+    </w:p>
+    <w:p>
+      <w:r>
+        <w:t>1. The documents implicated a senior official.</w:t>
+        <w:br/>
+        <w:t>文件牵连到一名高级官员。</w:t>
+      </w:r>
+    </w:p>
+    <w:p>
+      <w:r>
+        <w:t>2. He refused to implicate his partner.</w:t>
+        <w:br/>
+        <w:t>他拒绝供出同伙。</w:t>
+      </w:r>
+    </w:p>
+    <w:p>
+      <w:r>
+        <w:t>3. New evidence implicated the contractor in the fraud.</w:t>
+        <w:br/>
+        <w:t>新证据显示承包商可能涉及诈骗。</w:t>
       </w:r>
     </w:p>
     <w:p>
@@ -1907,43 +3267,43 @@
         <w:pStyle w:val="Heading2"/>
       </w:pPr>
       <w:r>
-        <w:t>07. take your time  ·  00:23:33</w:t>
-      </w:r>
-    </w:p>
-    <w:p>
-      <w:r>
-        <w:t>慢慢来；不用着急</w:t>
-      </w:r>
-    </w:p>
-    <w:p>
-      <w:r>
-        <w:t>本集义：慢慢来；不用着急</w:t>
-      </w:r>
-    </w:p>
-    <w:p>
-      <w:r>
-        <w:t>用法：用于给对方时间；讽刺语调下也可能表示催促。</w:t>
-      </w:r>
-    </w:p>
-    <w:p>
-      <w:r>
-        <w:t>1. Take your time. I'm not in a hurry.</w:t>
-        <w:br/>
-        <w:t>慢慢来，我不着急。</w:t>
-      </w:r>
-    </w:p>
-    <w:p>
-      <w:r>
-        <w:t>2. Take your time choosing a course.</w:t>
-        <w:br/>
-        <w:t>选课时慢慢考虑。</w:t>
-      </w:r>
-    </w:p>
-    <w:p>
-      <w:r>
-        <w:t>3. You can take your time with the form.</w:t>
-        <w:br/>
-        <w:t>这张表你可以慢慢填。</w:t>
+        <w:t>06. ephemeral · 关键词</w:t>
+      </w:r>
+    </w:p>
+    <w:p>
+      <w:r>
+        <w:t>短暂的；转瞬即逝的</w:t>
+      </w:r>
+    </w:p>
+    <w:p>
+      <w:r>
+        <w:t>回看 00:15:26 · 字幕中出现：Ephemeral</w:t>
+      </w:r>
+    </w:p>
+    <w:p>
+      <w:r>
+        <w:t>较正式，常用于名声、愉悦、事物存在的时间。</w:t>
+      </w:r>
+    </w:p>
+    <w:p>
+      <w:r>
+        <w:t>1. Online fame can be ephemeral.</w:t>
+        <w:br/>
+        <w:t>网络名气可能转瞬即逝。</w:t>
+      </w:r>
+    </w:p>
+    <w:p>
+      <w:r>
+        <w:t>2. They sold an ephemeral sense of success.</w:t>
+        <w:br/>
+        <w:t>他们兜售一种短暂的成功感。</w:t>
+      </w:r>
+    </w:p>
+    <w:p>
+      <w:r>
+        <w:t>3. The installation explores ephemeral beauty.</w:t>
+        <w:br/>
+        <w:t>装置作品探索短暂的美。</w:t>
       </w:r>
     </w:p>
     <w:p>
@@ -1951,43 +3311,43 @@
         <w:pStyle w:val="Heading2"/>
       </w:pPr>
       <w:r>
-        <w:t>08. objection  ·  00:23:51</w:t>
-      </w:r>
-    </w:p>
-    <w:p>
-      <w:r>
-        <w:t>反对；异议</w:t>
-      </w:r>
-    </w:p>
-    <w:p>
-      <w:r>
-        <w:t>本集义：反对；异议</w:t>
-      </w:r>
-    </w:p>
-    <w:p>
-      <w:r>
-        <w:t>用法：法庭中指对提问或证据等正式提出异议；日常也可表达反对。</w:t>
-      </w:r>
-    </w:p>
-    <w:p>
-      <w:r>
-        <w:t>1. The lawyer raised an objection.</w:t>
-        <w:br/>
-        <w:t>律师提出了异议。</w:t>
-      </w:r>
-    </w:p>
-    <w:p>
-      <w:r>
-        <w:t>2. Do you have any objection to the new time?</w:t>
-        <w:br/>
-        <w:t>你反对新的时间安排吗？</w:t>
-      </w:r>
-    </w:p>
-    <w:p>
-      <w:r>
-        <w:t>3. The judge sustained the objection.</w:t>
-        <w:br/>
-        <w:t>法官认可了该异议。</w:t>
+        <w:t>07. testimony · 关键词</w:t>
+      </w:r>
+    </w:p>
+    <w:p>
+      <w:r>
+        <w:t>证言；证词</w:t>
+      </w:r>
+    </w:p>
+    <w:p>
+      <w:r>
+        <w:t>回看 00:42:26 · 字幕中出现：testimony</w:t>
+      </w:r>
+    </w:p>
+    <w:p>
+      <w:r>
+        <w:t>法律语境常不可数；指证人陈述，不等于所有证据。</w:t>
+      </w:r>
+    </w:p>
+    <w:p>
+      <w:r>
+        <w:t>1. The witness gave testimony in court.</w:t>
+        <w:br/>
+        <w:t>证人在法庭上作了证。</w:t>
+      </w:r>
+    </w:p>
+    <w:p>
+      <w:r>
+        <w:t>2. Her testimony helped clarify the timeline.</w:t>
+        <w:br/>
+        <w:t>她的证词帮助理清了时间线。</w:t>
+      </w:r>
+    </w:p>
+    <w:p>
+      <w:r>
+        <w:t>3. Was the testimony consistent with the records?</w:t>
+        <w:br/>
+        <w:t>证词与记录一致吗？</w:t>
       </w:r>
     </w:p>
     <w:p>
@@ -1995,43 +3355,43 @@
         <w:pStyle w:val="Heading2"/>
       </w:pPr>
       <w:r>
-        <w:t>09. so far  ·  00:28:29</w:t>
-      </w:r>
-    </w:p>
-    <w:p>
-      <w:r>
-        <w:t>到目前为止</w:t>
-      </w:r>
-    </w:p>
-    <w:p>
-      <w:r>
-        <w:t>本集义：到目前为止</w:t>
-      </w:r>
-    </w:p>
-    <w:p>
-      <w:r>
-        <w:t>用法：常与现在完成时连用；也可表示距离达到某一程度。</w:t>
-      </w:r>
-    </w:p>
-    <w:p>
-      <w:r>
-        <w:t>1. So far, everything has gone well.</w:t>
-        <w:br/>
-        <w:t>到目前为止，一切顺利。</w:t>
-      </w:r>
-    </w:p>
-    <w:p>
-      <w:r>
-        <w:t>2. We've received three replies so far.</w:t>
-        <w:br/>
-        <w:t>目前我们收到了三份回复。</w:t>
-      </w:r>
-    </w:p>
-    <w:p>
-      <w:r>
-        <w:t>3. How do you like the course so far?</w:t>
-        <w:br/>
-        <w:t>到目前为止，你觉得这门课怎么样？</w:t>
+        <w:t>08. allegation · 关键词</w:t>
+      </w:r>
+    </w:p>
+    <w:p>
+      <w:r>
+        <w:t>尚未经证实的指控或说法</w:t>
+      </w:r>
+    </w:p>
+    <w:p>
+      <w:r>
+        <w:t>回看 00:40:13 · 字幕中出现：allegation</w:t>
+      </w:r>
+    </w:p>
+    <w:p>
+      <w:r>
+        <w:t>allegation of misconduct；避免把 allegation 当作已确认事实。</w:t>
+      </w:r>
+    </w:p>
+    <w:p>
+      <w:r>
+        <w:t>1. The company denied the allegation.</w:t>
+        <w:br/>
+        <w:t>公司否认了这项指控。</w:t>
+      </w:r>
+    </w:p>
+    <w:p>
+      <w:r>
+        <w:t>2. An allegation is not a conviction.</w:t>
+        <w:br/>
+        <w:t>指控不等于定罪。</w:t>
+      </w:r>
+    </w:p>
+    <w:p>
+      <w:r>
+        <w:t>3. Investigators examined allegations of bribery.</w:t>
+        <w:br/>
+        <w:t>调查人员审查了有关行贿的指控。</w:t>
       </w:r>
     </w:p>
     <w:p>
@@ -2039,43 +3399,43 @@
         <w:pStyle w:val="Heading2"/>
       </w:pPr>
       <w:r>
-        <w:t>10. take a look  ·  00:39:02</w:t>
-      </w:r>
-    </w:p>
-    <w:p>
-      <w:r>
-        <w:t>看一看</w:t>
-      </w:r>
-    </w:p>
-    <w:p>
-      <w:r>
-        <w:t>本集义：看一看</w:t>
-      </w:r>
-    </w:p>
-    <w:p>
-      <w:r>
-        <w:t>用法：常接 at＋对象；比命令 Look 更自然柔和。</w:t>
-      </w:r>
-    </w:p>
-    <w:p>
-      <w:r>
-        <w:t>1. Could you take a look at my essay?</w:t>
-        <w:br/>
-        <w:t>你能看一眼我的文章吗？</w:t>
-      </w:r>
-    </w:p>
-    <w:p>
-      <w:r>
-        <w:t>2. Let's take a look inside.</w:t>
-        <w:br/>
-        <w:t>我们进去看看。</w:t>
-      </w:r>
-    </w:p>
-    <w:p>
-      <w:r>
-        <w:t>3. I took a look at the prices yesterday.</w:t>
-        <w:br/>
-        <w:t>我昨天看了看价格。</w:t>
+        <w:t>09. fabricate · 关键词</w:t>
+      </w:r>
+    </w:p>
+    <w:p>
+      <w:r>
+        <w:t>捏造；制造</w:t>
+      </w:r>
+    </w:p>
+    <w:p>
+      <w:r>
+        <w:t>回看 00:42:26 · 字幕中出现：fabricated</w:t>
+      </w:r>
+    </w:p>
+    <w:p>
+      <w:r>
+        <w:t>fabricate evidence/story 为贬义；fabricate parts 为中性制造。</w:t>
+      </w:r>
+    </w:p>
+    <w:p>
+      <w:r>
+        <w:t>1. He fabricated an excuse.</w:t>
+        <w:br/>
+        <w:t>他编造了一个借口。</w:t>
+      </w:r>
+    </w:p>
+    <w:p>
+      <w:r>
+        <w:t>2. The witness denied fabricating evidence.</w:t>
+        <w:br/>
+        <w:t>证人否认伪造证据。</w:t>
+      </w:r>
+    </w:p>
+    <w:p>
+      <w:r>
+        <w:t>3. The workshop fabricates metal components.</w:t>
+        <w:br/>
+        <w:t>车间制造金属零件。</w:t>
       </w:r>
     </w:p>
     <w:p>
@@ -2083,7 +3443,139 @@
         <w:pStyle w:val="Heading2"/>
       </w:pPr>
       <w:r>
-        <w:t>汉译英练习</w:t>
+        <w:t>10. witness tampering · 词组 / 术语</w:t>
+      </w:r>
+    </w:p>
+    <w:p>
+      <w:r>
+        <w:t>干扰、胁迫或不当影响证人</w:t>
+      </w:r>
+    </w:p>
+    <w:p>
+      <w:r>
+        <w:t>回看 00:40:13 · 字幕中出现：witness tampering</w:t>
+      </w:r>
+    </w:p>
+    <w:p>
+      <w:r>
+        <w:t>法律术语；不是所有与证人接触都构成该行为。</w:t>
+      </w:r>
+    </w:p>
+    <w:p>
+      <w:r>
+        <w:t>1. The messages prompted a witness-tampering investigation.</w:t>
+        <w:br/>
+        <w:t>这些信息引发了干扰证人的调查。</w:t>
+      </w:r>
+    </w:p>
+    <w:p>
+      <w:r>
+        <w:t>2. He denied any witness tampering.</w:t>
+        <w:br/>
+        <w:t>他否认存在干扰证人行为。</w:t>
+      </w:r>
+    </w:p>
+    <w:p>
+      <w:r>
+        <w:t>3. The order warned against witness tampering.</w:t>
+        <w:br/>
+        <w:t>命令警告不得干扰证人。</w:t>
+      </w:r>
+    </w:p>
+    <w:p>
+      <w:pPr>
+        <w:pStyle w:val="Heading2"/>
+      </w:pPr>
+      <w:r>
+        <w:t>11. bad faith · 词组 / 术语</w:t>
+      </w:r>
+    </w:p>
+    <w:p>
+      <w:r>
+        <w:t>恶意；缺乏诚意</w:t>
+      </w:r>
+    </w:p>
+    <w:p>
+      <w:r>
+        <w:t>回看 00:12:22 · 字幕中出现：bad faith</w:t>
+      </w:r>
+    </w:p>
+    <w:p>
+      <w:r>
+        <w:t>in bad faith 与 in good faith 相对；法律语境含义依具体规则。</w:t>
+      </w:r>
+    </w:p>
+    <w:p>
+      <w:r>
+        <w:t>1. They negotiated in bad faith.</w:t>
+        <w:br/>
+        <w:t>他们在谈判中缺乏诚意。</w:t>
+      </w:r>
+    </w:p>
+    <w:p>
+      <w:r>
+        <w:t>2. The complaint alleged bad faith.</w:t>
+        <w:br/>
+        <w:t>投诉指称对方存在恶意。</w:t>
+      </w:r>
+    </w:p>
+    <w:p>
+      <w:r>
+        <w:t>3. A disagreement alone does not prove bad faith.</w:t>
+        <w:br/>
+        <w:t>仅有分歧不能证明恶意。</w:t>
+      </w:r>
+    </w:p>
+    <w:p>
+      <w:pPr>
+        <w:pStyle w:val="Heading2"/>
+      </w:pPr>
+      <w:r>
+        <w:t>12. out on bail · 词组 / 术语</w:t>
+      </w:r>
+    </w:p>
+    <w:p>
+      <w:r>
+        <w:t>获准保释、在外候审</w:t>
+      </w:r>
+    </w:p>
+    <w:p>
+      <w:r>
+        <w:t>回看 00:14:38 · 字幕中出现：out on bail</w:t>
+      </w:r>
+    </w:p>
+    <w:p>
+      <w:r>
+        <w:t>区别于被撤销指控；仍可能有条件或限制。</w:t>
+      </w:r>
+    </w:p>
+    <w:p>
+      <w:r>
+        <w:t>1. He was out on bail pending trial.</w:t>
+        <w:br/>
+        <w:t>他获保释在外候审。</w:t>
+      </w:r>
+    </w:p>
+    <w:p>
+      <w:r>
+        <w:t>2. She contacted counsel while out on bail.</w:t>
+        <w:br/>
+        <w:t>她保释期间联系了律师。</w:t>
+      </w:r>
+    </w:p>
+    <w:p>
+      <w:r>
+        <w:t>3. Being out on bail does not end the case.</w:t>
+        <w:br/>
+        <w:t>保释在外并不意味着案件结束。</w:t>
+      </w:r>
+    </w:p>
+    <w:p>
+      <w:pPr>
+        <w:pStyle w:val="Heading2"/>
+      </w:pPr>
+      <w:r>
+        <w:t>汉译英与复述</w:t>
       </w:r>
     </w:p>
     <w:p>
@@ -2093,40 +3585,32 @@
     </w:p>
     <w:p>
       <w:r>
-        <w:t>2. 我们一直走到了桥边。</w:t>
-      </w:r>
-    </w:p>
-    <w:p>
-      <w:r>
-        <w:t>3. 目前我们收到了三份回复。</w:t>
-      </w:r>
-    </w:p>
-    <w:p>
-      <w:r>
-        <w:t>口头输出：任选三个表达，说一段 30—60 秒的个人经历。</w:t>
-      </w:r>
-    </w:p>
-    <w:p>
-      <w:pPr>
-        <w:pStyle w:val="Heading3"/>
-      </w:pPr>
-      <w:r>
-        <w:t>参考答案</w:t>
-      </w:r>
-    </w:p>
-    <w:p>
-      <w:r>
-        <w:t>1. The family helped him post bail.  [bail]</w:t>
-      </w:r>
-    </w:p>
-    <w:p>
-      <w:r>
-        <w:t>2. We walked as far as the bridge.  [as far as]</w:t>
-      </w:r>
-    </w:p>
-    <w:p>
-      <w:r>
-        <w:t>3. We've received three replies so far.  [so far]</w:t>
+        <w:t>2. 她的证词帮助理清了时间线。</w:t>
+      </w:r>
+    </w:p>
+    <w:p>
+      <w:r>
+        <w:t>3. 她保释期间联系了律师。</w:t>
+      </w:r>
+    </w:p>
+    <w:p>
+      <w:r>
+        <w:t>参考答案：</w:t>
+      </w:r>
+    </w:p>
+    <w:p>
+      <w:r>
+        <w:t>1. The family helped him post bail. [bail]</w:t>
+      </w:r>
+    </w:p>
+    <w:p>
+      <w:r>
+        <w:t>2. Her testimony helped clarify the timeline. [testimony]</w:t>
+      </w:r>
+    </w:p>
+    <w:p>
+      <w:r>
+        <w:t>3. She contacted counsel while out on bail. [out on bail]</w:t>
       </w:r>
     </w:p>
     <w:p>
@@ -2139,61 +3623,25 @@
         <w:pStyle w:val="Heading1"/>
       </w:pPr>
       <w:r>
-        <w:t>S05E05  Dedicado a Max</w:t>
-      </w:r>
-    </w:p>
-    <w:p>
-      <w:hyperlink r:id="rId9">
-        <w:r>
-          <w:rPr>
-            <w:color w:val="245E4D"/>
-          </w:rPr>
-          <w:t>本季字幕来源</w:t>
-        </w:r>
-      </w:hyperlink>
+        <w:t>S05E08 · Bagman</w:t>
+      </w:r>
     </w:p>
     <w:p>
       <w:pPr>
         <w:pStyle w:val="Heading2"/>
       </w:pPr>
       <w:r>
-        <w:t>01. as usual  ·  00:08:16</w:t>
-      </w:r>
-    </w:p>
-    <w:p>
-      <w:r>
-        <w:t>像往常一样</w:t>
-      </w:r>
-    </w:p>
-    <w:p>
-      <w:r>
-        <w:t>本集义：像往常一样</w:t>
-      </w:r>
-    </w:p>
-    <w:p>
-      <w:r>
-        <w:t>用法：表示某次情况符合习惯；有时可含不满。</w:t>
-      </w:r>
-    </w:p>
-    <w:p>
-      <w:r>
-        <w:t>1. The café was busy, as usual.</w:t>
-        <w:br/>
-        <w:t>咖啡馆像往常一样忙。</w:t>
-      </w:r>
-    </w:p>
-    <w:p>
-      <w:r>
-        <w:t>2. As usual, she arrived early.</w:t>
-        <w:br/>
-        <w:t>她像往常一样提前到达。</w:t>
-      </w:r>
-    </w:p>
-    <w:p>
-      <w:r>
-        <w:t>3. He forgot his umbrella, as usual.</w:t>
-        <w:br/>
-        <w:t>他像往常一样忘了带伞。</w:t>
+        <w:t>英文内容梗概（76 words）</w:t>
+      </w:r>
+    </w:p>
+    <w:p>
+      <w:r>
+        <w:t>Saul agrees to collect Lalo's seven-million-dollar bail in the desert for a substantial fee. Gunmen ambush him on the return journey, and Mike intervenes to save his life. With Saul's car disabled and another attacker still nearby, the two carry the money across the desert on foot. Exhaustion and a lack of water test Saul's endurance. Back in Albuquerque, Kim grows desperate for information and visits Lalo, exposing herself more directly to the danger surrounding Jimmy.</w:t>
+      </w:r>
+    </w:p>
+    <w:p>
+      <w:r>
+        <w:t>双语字幕原始来源（整季合集）：https://subhd.tv/a/58oxJQ</w:t>
       </w:r>
     </w:p>
     <w:p>
@@ -2201,43 +3649,43 @@
         <w:pStyle w:val="Heading2"/>
       </w:pPr>
       <w:r>
-        <w:t>02. conflict of interest  ·  00:09:22</w:t>
-      </w:r>
-    </w:p>
-    <w:p>
-      <w:r>
-        <w:t>利益冲突</w:t>
-      </w:r>
-    </w:p>
-    <w:p>
-      <w:r>
-        <w:t>本集义：利益冲突</w:t>
-      </w:r>
-    </w:p>
-    <w:p>
-      <w:r>
-        <w:t>用法：指个人或其他利益可能影响应履行的职责；不只是意见不一致。</w:t>
-      </w:r>
-    </w:p>
-    <w:p>
-      <w:r>
-        <w:t>1. Please disclose any conflict of interest.</w:t>
-        <w:br/>
-        <w:t>请披露任何利益冲突。</w:t>
-      </w:r>
-    </w:p>
-    <w:p>
-      <w:r>
-        <w:t>2. She stepped aside because of a conflict of interest.</w:t>
-        <w:br/>
-        <w:t>她因利益冲突而退出。</w:t>
-      </w:r>
-    </w:p>
-    <w:p>
-      <w:r>
-        <w:t>3. Could accepting this gift create a conflict of interest?</w:t>
-        <w:br/>
-        <w:t>收这份礼物会产生利益冲突吗？</w:t>
+        <w:t>01. bail · 关键词</w:t>
+      </w:r>
+    </w:p>
+    <w:p>
+      <w:r>
+        <w:t>保释；保释金</w:t>
+      </w:r>
+    </w:p>
+    <w:p>
+      <w:r>
+        <w:t>回看 00:08:37 · 字幕中出现：bail</w:t>
+      </w:r>
+    </w:p>
+    <w:p>
+      <w:r>
+        <w:t>常用 on bail 或 post bail；保释不表示无罪。</w:t>
+      </w:r>
+    </w:p>
+    <w:p>
+      <w:r>
+        <w:t>1. The defendant was released on bail.</w:t>
+        <w:br/>
+        <w:t>被告获准保释。</w:t>
+      </w:r>
+    </w:p>
+    <w:p>
+      <w:r>
+        <w:t>2. The family helped him post bail.</w:t>
+        <w:br/>
+        <w:t>家人帮助他缴纳保释金。</w:t>
+      </w:r>
+    </w:p>
+    <w:p>
+      <w:r>
+        <w:t>3. The judge considered the request for bail.</w:t>
+        <w:br/>
+        <w:t>法官审议了保释申请。</w:t>
       </w:r>
     </w:p>
     <w:p>
@@ -2245,43 +3693,48 @@
         <w:pStyle w:val="Heading2"/>
       </w:pPr>
       <w:r>
-        <w:t>03. to be honest  ·  00:15:34</w:t>
-      </w:r>
-    </w:p>
-    <w:p>
-      <w:r>
-        <w:t>说实话</w:t>
-      </w:r>
-    </w:p>
-    <w:p>
-      <w:r>
-        <w:t>本集义：说实话</w:t>
-      </w:r>
-    </w:p>
-    <w:p>
-      <w:r>
-        <w:t>用法：常在不太积极或不同的看法前缓和语气；语调也会影响效果。</w:t>
-      </w:r>
-    </w:p>
-    <w:p>
-      <w:r>
-        <w:t>1. To be honest, I'm a little tired.</w:t>
-        <w:br/>
-        <w:t>说实话，我有点累。</w:t>
-      </w:r>
-    </w:p>
-    <w:p>
-      <w:r>
-        <w:t>2. I didn't enjoy the film, to be honest.</w:t>
-        <w:br/>
-        <w:t>说实话，我不太喜欢那部电影。</w:t>
-      </w:r>
-    </w:p>
-    <w:p>
-      <w:r>
-        <w:t>3. To be honest, we need more time.</w:t>
-        <w:br/>
-        <w:t>坦白说，我们还需要更多时间。</w:t>
+        <w:t>02. privilege · 关键词</w:t>
+      </w:r>
+    </w:p>
+    <w:p>
+      <w:r>
+        <w:t>法律保密特权；特殊权利或荣幸</w:t>
+      </w:r>
+    </w:p>
+    <w:p>
+      <w:r>
+        <w:t>回看 00:36:28 · 字幕中出现：privilege</w:t>
+      </w:r>
+    </w:p>
+    <w:p>
+      <w:r>
+        <w:t>法律中可指受保护、不须披露的沟通；不同于一般 confidentiality。</w:t>
+      </w:r>
+    </w:p>
+    <w:p>
+      <w:r>
+        <w:t>本集用法：本集讨论配偶特权；它与律师和委托人的沟通特权不同。</w:t>
+      </w:r>
+    </w:p>
+    <w:p>
+      <w:r>
+        <w:t>1. Counsel raised a claim of privilege.</w:t>
+        <w:br/>
+        <w:t>律师主张适用保密特权。</w:t>
+      </w:r>
+    </w:p>
+    <w:p>
+      <w:r>
+        <w:t>2. The conversation may be protected by privilege.</w:t>
+        <w:br/>
+        <w:t>谈话可能受保密特权保护。</w:t>
+      </w:r>
+    </w:p>
+    <w:p>
+      <w:r>
+        <w:t>3. Access to the archive is a privilege.</w:t>
+        <w:br/>
+        <w:t>查阅档案是一项特殊待遇。</w:t>
       </w:r>
     </w:p>
     <w:p>
@@ -2289,43 +3742,43 @@
         <w:pStyle w:val="Heading2"/>
       </w:pPr>
       <w:r>
-        <w:t>04. fair enough  ·  00:16:13</w:t>
-      </w:r>
-    </w:p>
-    <w:p>
-      <w:r>
-        <w:t>有道理；可以接受</w:t>
-      </w:r>
-    </w:p>
-    <w:p>
-      <w:r>
-        <w:t>本集义：有道理；可以接受</w:t>
-      </w:r>
-    </w:p>
-    <w:p>
-      <w:r>
-        <w:t>用法：认可对方解释或条件，不一定表示完全赞同。</w:t>
-      </w:r>
-    </w:p>
-    <w:p>
-      <w:r>
-        <w:t>1. You need more time? Fair enough.</w:t>
-        <w:br/>
-        <w:t>你需要更多时间？可以理解。</w:t>
-      </w:r>
-    </w:p>
-    <w:p>
-      <w:r>
-        <w:t>2. Fair enough. Let's try your approach.</w:t>
-        <w:br/>
-        <w:t>有道理，我们试试你的办法。</w:t>
-      </w:r>
-    </w:p>
-    <w:p>
-      <w:r>
-        <w:t>3. If you don't want to discuss it, fair enough.</w:t>
-        <w:br/>
-        <w:t>如果你不想谈，可以理解。</w:t>
+        <w:t>03. spousal · 关键词</w:t>
+      </w:r>
+    </w:p>
+    <w:p>
+      <w:r>
+        <w:t>配偶的；夫妻关系的</w:t>
+      </w:r>
+    </w:p>
+    <w:p>
+      <w:r>
+        <w:t>回看 00:36:28 · 字幕中出现：spousal</w:t>
+      </w:r>
+    </w:p>
+    <w:p>
+      <w:r>
+        <w:t>spousal privilege 夫妻证言或沟通特权，范围并非婚后所有事都保密。</w:t>
+      </w:r>
+    </w:p>
+    <w:p>
+      <w:r>
+        <w:t>1. The lawyer discussed spousal privilege.</w:t>
+        <w:br/>
+        <w:t>律师讨论了配偶特权。</w:t>
+      </w:r>
+    </w:p>
+    <w:p>
+      <w:r>
+        <w:t>2. The form asks about spousal support.</w:t>
+        <w:br/>
+        <w:t>表格询问配偶扶养费。</w:t>
+      </w:r>
+    </w:p>
+    <w:p>
+      <w:r>
+        <w:t>3. They reviewed the spousal benefits.</w:t>
+        <w:br/>
+        <w:t>他们审查了配偶福利。</w:t>
       </w:r>
     </w:p>
     <w:p>
@@ -2333,43 +3786,43 @@
         <w:pStyle w:val="Heading2"/>
       </w:pPr>
       <w:r>
-        <w:t>05. bottom line  ·  00:19:02</w:t>
-      </w:r>
-    </w:p>
-    <w:p>
-      <w:r>
-        <w:t>关键结论；底线；最终利润</w:t>
-      </w:r>
-    </w:p>
-    <w:p>
-      <w:r>
-        <w:t>本集义：关键结论；底线；最终利润</w:t>
-      </w:r>
-    </w:p>
-    <w:p>
-      <w:r>
-        <w:t>用法：商业义可指净利润；口语 the bottom line is… 引出核心结论。</w:t>
-      </w:r>
-    </w:p>
-    <w:p>
-      <w:r>
-        <w:t>1. The bottom line is that we need more time.</w:t>
-        <w:br/>
-        <w:t>关键是我们需要更多时间。</w:t>
-      </w:r>
-    </w:p>
-    <w:p>
-      <w:r>
-        <w:t>2. How will this affect the bottom line?</w:t>
-        <w:br/>
-        <w:t>这会如何影响最终利润？</w:t>
-      </w:r>
-    </w:p>
-    <w:p>
-      <w:r>
-        <w:t>3. What's your bottom line on the price?</w:t>
-        <w:br/>
-        <w:t>你的价格底线是多少？</w:t>
+        <w:t>04. odometer · 关键词</w:t>
+      </w:r>
+    </w:p>
+    <w:p>
+      <w:r>
+        <w:t>里程表</w:t>
+      </w:r>
+    </w:p>
+    <w:p>
+      <w:r>
+        <w:t>回看 00:04:34 · 字幕中出现：odometer</w:t>
+      </w:r>
+    </w:p>
+    <w:p>
+      <w:r>
+        <w:t>与 speedometer 速度表区分；记录车辆累计行驶距离。</w:t>
+      </w:r>
+    </w:p>
+    <w:p>
+      <w:r>
+        <w:t>1. The odometer showed a high mileage.</w:t>
+        <w:br/>
+        <w:t>里程表显示行驶里程很高。</w:t>
+      </w:r>
+    </w:p>
+    <w:p>
+      <w:r>
+        <w:t>2. They photographed the odometer before renting the car.</w:t>
+        <w:br/>
+        <w:t>他们租车前拍下了里程表。</w:t>
+      </w:r>
+    </w:p>
+    <w:p>
+      <w:r>
+        <w:t>3. Someone had altered the odometer reading.</w:t>
+        <w:br/>
+        <w:t>有人篡改了里程表读数。</w:t>
       </w:r>
     </w:p>
     <w:p>
@@ -2377,43 +3830,43 @@
         <w:pStyle w:val="Heading2"/>
       </w:pPr>
       <w:r>
-        <w:t>06. stay out of  ·  00:22:27</w:t>
-      </w:r>
-    </w:p>
-    <w:p>
-      <w:r>
-        <w:t>别卷入；远离</w:t>
-      </w:r>
-    </w:p>
-    <w:p>
-      <w:r>
-        <w:t>本集义：别卷入；远离</w:t>
-      </w:r>
-    </w:p>
-    <w:p>
-      <w:r>
-        <w:t>用法：后接争执、麻烦或场所；常见于直接劝告。</w:t>
-      </w:r>
-    </w:p>
-    <w:p>
-      <w:r>
-        <w:t>1. Please stay out of this argument.</w:t>
-        <w:br/>
-        <w:t>请别卷入这场争论。</w:t>
-      </w:r>
-    </w:p>
-    <w:p>
-      <w:r>
-        <w:t>2. I try to stay out of office gossip.</w:t>
-        <w:br/>
-        <w:t>我尽量不参与办公室闲话。</w:t>
-      </w:r>
-    </w:p>
-    <w:p>
-      <w:r>
-        <w:t>3. Stay out of the kitchen while the floor dries.</w:t>
-        <w:br/>
-        <w:t>地板没干时别进厨房。</w:t>
+        <w:t>05. alternator · 关键词</w:t>
+      </w:r>
+    </w:p>
+    <w:p>
+      <w:r>
+        <w:t>汽车交流发电机</w:t>
+      </w:r>
+    </w:p>
+    <w:p>
+      <w:r>
+        <w:t>回看 00:23:27 · 字幕中出现：alternator</w:t>
+      </w:r>
+    </w:p>
+    <w:p>
+      <w:r>
+        <w:t>与 battery 电池、starter 起动机区分；本集涉及车辆故障。</w:t>
+      </w:r>
+    </w:p>
+    <w:p>
+      <w:r>
+        <w:t>1. The alternator stopped charging the battery.</w:t>
+        <w:br/>
+        <w:t>发电机不再给电池充电。</w:t>
+      </w:r>
+    </w:p>
+    <w:p>
+      <w:r>
+        <w:t>2. A faulty alternator left us stranded.</w:t>
+        <w:br/>
+        <w:t>发电机故障让我们困在了路上。</w:t>
+      </w:r>
+    </w:p>
+    <w:p>
+      <w:r>
+        <w:t>3. The mechanic tested the alternator first.</w:t>
+        <w:br/>
+        <w:t>技师先检测了发电机。</w:t>
       </w:r>
     </w:p>
     <w:p>
@@ -2421,43 +3874,43 @@
         <w:pStyle w:val="Heading2"/>
       </w:pPr>
       <w:r>
-        <w:t>07. apparently  ·  00:27:06</w:t>
-      </w:r>
-    </w:p>
-    <w:p>
-      <w:r>
-        <w:t>看来；据说</w:t>
-      </w:r>
-    </w:p>
-    <w:p>
-      <w:r>
-        <w:t>本集义：看来；据说</w:t>
-      </w:r>
-    </w:p>
-    <w:p>
-      <w:r>
-        <w:t>用法：提示信息来自所见所闻，未必是说话者亲自证实。</w:t>
-      </w:r>
-    </w:p>
-    <w:p>
-      <w:r>
-        <w:t>1. Apparently, the shop has moved.</w:t>
-        <w:br/>
-        <w:t>听说那家店搬了。</w:t>
-      </w:r>
-    </w:p>
-    <w:p>
-      <w:r>
-        <w:t>2. He was apparently unaware of the change.</w:t>
-        <w:br/>
-        <w:t>看来他不知道这个变动。</w:t>
-      </w:r>
-    </w:p>
-    <w:p>
-      <w:r>
-        <w:t>3. Apparently, we booked the same train.</w:t>
-        <w:br/>
-        <w:t>看来我们订了同一班火车。</w:t>
+        <w:t>06. bulletproof · 关键词</w:t>
+      </w:r>
+    </w:p>
+    <w:p>
+      <w:r>
+        <w:t>防弹的；难以推翻的</w:t>
+      </w:r>
+    </w:p>
+    <w:p>
+      <w:r>
+        <w:t>回看 00:36:34 · 字幕中出现：bulletproof</w:t>
+      </w:r>
+    </w:p>
+    <w:p>
+      <w:r>
+        <w:t>字面义用于装备，喻义用于计划或论证。</w:t>
+      </w:r>
+    </w:p>
+    <w:p>
+      <w:r>
+        <w:t>1. The vehicle had bulletproof windows.</w:t>
+        <w:br/>
+        <w:t>车辆装有防弹玻璃。</w:t>
+      </w:r>
+    </w:p>
+    <w:p>
+      <w:r>
+        <w:t>2. No legal strategy is completely bulletproof.</w:t>
+        <w:br/>
+        <w:t>没有法律策略绝对无懈可击。</w:t>
+      </w:r>
+    </w:p>
+    <w:p>
+      <w:r>
+        <w:t>3. They wanted a bulletproof explanation.</w:t>
+        <w:br/>
+        <w:t>他们想要一个难以反驳的解释。</w:t>
       </w:r>
     </w:p>
     <w:p>
@@ -2465,43 +3918,43 @@
         <w:pStyle w:val="Heading2"/>
       </w:pPr>
       <w:r>
-        <w:t>08. what if  ·  00:28:17</w:t>
-      </w:r>
-    </w:p>
-    <w:p>
-      <w:r>
-        <w:t>如果……会怎样</w:t>
-      </w:r>
-    </w:p>
-    <w:p>
-      <w:r>
-        <w:t>本集义：如果……会怎样</w:t>
-      </w:r>
-    </w:p>
-    <w:p>
-      <w:r>
-        <w:t>用法：既可表达担心，也可提出建议；后接完整从句。</w:t>
-      </w:r>
-    </w:p>
-    <w:p>
-      <w:r>
-        <w:t>1. What if we take the earlier train?</w:t>
-        <w:br/>
-        <w:t>如果我们坐早一班火车呢？</w:t>
-      </w:r>
-    </w:p>
-    <w:p>
-      <w:r>
-        <w:t>2. What if it rains during the picnic?</w:t>
-        <w:br/>
-        <w:t>野餐时下雨怎么办？</w:t>
-      </w:r>
-    </w:p>
-    <w:p>
-      <w:r>
-        <w:t>3. What if the client says yes?</w:t>
-        <w:br/>
-        <w:t>如果客户同意了呢？</w:t>
+        <w:t>07. obscurity · 关键词</w:t>
+      </w:r>
+    </w:p>
+    <w:p>
+      <w:r>
+        <w:t>默默无闻；不为人知的状态</w:t>
+      </w:r>
+    </w:p>
+    <w:p>
+      <w:r>
+        <w:t>回看 00:10:01 · 字幕中出现：obscurity</w:t>
+      </w:r>
+    </w:p>
+    <w:p>
+      <w:r>
+        <w:t>fade into obscurity 逐渐被遗忘；也可指难懂。</w:t>
+      </w:r>
+    </w:p>
+    <w:p>
+      <w:r>
+        <w:t>1. The actor disappeared into obscurity.</w:t>
+        <w:br/>
+        <w:t>演员逐渐销声匿迹。</w:t>
+      </w:r>
+    </w:p>
+    <w:p>
+      <w:r>
+        <w:t>2. He preferred obscurity to public scrutiny.</w:t>
+        <w:br/>
+        <w:t>他宁愿默默无闻，也不愿受公众审视。</w:t>
+      </w:r>
+    </w:p>
+    <w:p>
+      <w:r>
+        <w:t>3. The book emerged from decades of obscurity.</w:t>
+        <w:br/>
+        <w:t>这本书在被忽视数十年后重新受到关注。</w:t>
       </w:r>
     </w:p>
     <w:p>
@@ -2509,43 +3962,43 @@
         <w:pStyle w:val="Heading2"/>
       </w:pPr>
       <w:r>
-        <w:t>09. hear me out  ·  00:33:21</w:t>
-      </w:r>
-    </w:p>
-    <w:p>
-      <w:r>
-        <w:t>先听我把话说完</w:t>
-      </w:r>
-    </w:p>
-    <w:p>
-      <w:r>
-        <w:t>本集义：先听我把话说完</w:t>
-      </w:r>
-    </w:p>
-    <w:p>
-      <w:r>
-        <w:t>用法：希望对方先别打断或下结论；口语较直接。</w:t>
-      </w:r>
-    </w:p>
-    <w:p>
-      <w:r>
-        <w:t>1. Hear me out before you say no.</w:t>
-        <w:br/>
-        <w:t>先听我说完再拒绝。</w:t>
-      </w:r>
-    </w:p>
-    <w:p>
-      <w:r>
-        <w:t>2. I know it sounds odd, but hear me out.</w:t>
-        <w:br/>
-        <w:t>我知道这听着奇怪，但先听我讲完。</w:t>
-      </w:r>
-    </w:p>
-    <w:p>
-      <w:r>
-        <w:t>3. Could you hear me out for one minute?</w:t>
-        <w:br/>
-        <w:t>你能听我把这一分钟的话说完吗？</w:t>
+        <w:t>08. misrepresented · 关键词</w:t>
+      </w:r>
+    </w:p>
+    <w:p>
+      <w:r>
+        <w:t>被错误描述或虚假陈述的</w:t>
+      </w:r>
+    </w:p>
+    <w:p>
+      <w:r>
+        <w:t>回看 00:35:34 · 字幕中出现：misrepresented</w:t>
+      </w:r>
+    </w:p>
+    <w:p>
+      <w:r>
+        <w:t>动词 misrepresent；可指故意歪曲，也可指不准确表述。</w:t>
+      </w:r>
+    </w:p>
+    <w:p>
+      <w:r>
+        <w:t>1. He misrepresented his qualifications.</w:t>
+        <w:br/>
+        <w:t>他虚报了自己的资历。</w:t>
+      </w:r>
+    </w:p>
+    <w:p>
+      <w:r>
+        <w:t>2. The findings were misrepresented in the press.</w:t>
+        <w:br/>
+        <w:t>媒体歪曲了研究结果。</w:t>
+      </w:r>
+    </w:p>
+    <w:p>
+      <w:r>
+        <w:t>3. She said her position had been misrepresented.</w:t>
+        <w:br/>
+        <w:t>她说自己的立场被错误描述了。</w:t>
       </w:r>
     </w:p>
     <w:p>
@@ -2553,43 +4006,55 @@
         <w:pStyle w:val="Heading2"/>
       </w:pPr>
       <w:r>
-        <w:t>10. take a break  ·  00:42:58</w:t>
-      </w:r>
-    </w:p>
-    <w:p>
-      <w:r>
-        <w:t>休息一下</w:t>
-      </w:r>
-    </w:p>
-    <w:p>
-      <w:r>
-        <w:t>本集义：休息一下</w:t>
-      </w:r>
-    </w:p>
-    <w:p>
-      <w:r>
-        <w:t>用法：可接 from＋活动；不是终止整个计划。</w:t>
-      </w:r>
-    </w:p>
-    <w:p>
-      <w:r>
-        <w:t>1. Let's take a break after this exercise.</w:t>
-        <w:br/>
-        <w:t>做完这道练习休息一下。</w:t>
-      </w:r>
-    </w:p>
-    <w:p>
-      <w:r>
-        <w:t>2. I need to take a break from the screen.</w:t>
-        <w:br/>
-        <w:t>我需要离开屏幕休息一下。</w:t>
-      </w:r>
-    </w:p>
-    <w:p>
-      <w:r>
-        <w:t>3. Have you taken a break today?</w:t>
-        <w:br/>
-        <w:t>你今天休息过了吗？</w:t>
+        <w:t>汉译英与复述</w:t>
+      </w:r>
+    </w:p>
+    <w:p>
+      <w:r>
+        <w:t>1. 家人帮助他缴纳保释金。</w:t>
+      </w:r>
+    </w:p>
+    <w:p>
+      <w:r>
+        <w:t>2. 发电机故障让我们困在了路上。</w:t>
+      </w:r>
+    </w:p>
+    <w:p>
+      <w:r>
+        <w:t>3. 媒体歪曲了研究结果。</w:t>
+      </w:r>
+    </w:p>
+    <w:p>
+      <w:r>
+        <w:t>参考答案：</w:t>
+      </w:r>
+    </w:p>
+    <w:p>
+      <w:r>
+        <w:t>1. The family helped him post bail. [bail]</w:t>
+      </w:r>
+    </w:p>
+    <w:p>
+      <w:r>
+        <w:t>2. A faulty alternator left us stranded. [alternator]</w:t>
+      </w:r>
+    </w:p>
+    <w:p>
+      <w:r>
+        <w:t>3. The findings were misrepresented in the press. [misrepresented]</w:t>
+      </w:r>
+    </w:p>
+    <w:p>
+      <w:r>
+        <w:br w:type="page"/>
+      </w:r>
+    </w:p>
+    <w:p>
+      <w:pPr>
+        <w:pStyle w:val="Heading1"/>
+      </w:pPr>
+      <w:r>
+        <w:t>S05E09 · Bad Choice Road</w:t>
       </w:r>
     </w:p>
     <w:p>
@@ -2597,50 +4062,510 @@
         <w:pStyle w:val="Heading2"/>
       </w:pPr>
       <w:r>
-        <w:t>汉译英练习</w:t>
-      </w:r>
-    </w:p>
-    <w:p>
-      <w:r>
-        <w:t>1. 她像往常一样提前到达。</w:t>
-      </w:r>
-    </w:p>
-    <w:p>
-      <w:r>
-        <w:t>2. 这会如何影响最终利润？</w:t>
-      </w:r>
-    </w:p>
-    <w:p>
-      <w:r>
-        <w:t>3. 我知道这听着奇怪，但先听我讲完。</w:t>
-      </w:r>
-    </w:p>
-    <w:p>
-      <w:r>
-        <w:t>口头输出：任选三个表达，说一段 30—60 秒的个人经历。</w:t>
+        <w:t>英文内容梗概（74 words）</w:t>
+      </w:r>
+    </w:p>
+    <w:p>
+      <w:r>
+        <w:t>Jimmy returns with Lalo's bail money but hides the ambush from Lalo and initially conceals the truth from Kim. He struggles with the psychological aftermath of the desert. Kim leaves her corporate work to focus on helping people through pro bono defence. Suspicious about Jimmy's damaged car, Lalo returns to question him at home. Kim confronts Lalo's account and assumptions, helping Jimmy survive the encounter while Mike watches from a distance, prepared for violence.</w:t>
+      </w:r>
+    </w:p>
+    <w:p>
+      <w:r>
+        <w:t>双语字幕原始来源（整季合集）：https://subhd.tv/a/58oxJQ</w:t>
       </w:r>
     </w:p>
     <w:p>
       <w:pPr>
-        <w:pStyle w:val="Heading3"/>
+        <w:pStyle w:val="Heading2"/>
       </w:pPr>
       <w:r>
-        <w:t>参考答案</w:t>
-      </w:r>
-    </w:p>
-    <w:p>
-      <w:r>
-        <w:t>1. As usual, she arrived early.  [as usual]</w:t>
-      </w:r>
-    </w:p>
-    <w:p>
-      <w:r>
-        <w:t>2. How will this affect the bottom line?  [bottom line]</w:t>
-      </w:r>
-    </w:p>
-    <w:p>
-      <w:r>
-        <w:t>3. I know it sounds odd, but hear me out.  [hear me out]</w:t>
+        <w:t>01. bail · 关键词</w:t>
+      </w:r>
+    </w:p>
+    <w:p>
+      <w:r>
+        <w:t>保释；保释金</w:t>
+      </w:r>
+    </w:p>
+    <w:p>
+      <w:r>
+        <w:t>回看 00:16:27 · 字幕中出现：bail</w:t>
+      </w:r>
+    </w:p>
+    <w:p>
+      <w:r>
+        <w:t>常用 on bail 或 post bail；保释不表示无罪。</w:t>
+      </w:r>
+    </w:p>
+    <w:p>
+      <w:r>
+        <w:t>1. The defendant was released on bail.</w:t>
+        <w:br/>
+        <w:t>被告获准保释。</w:t>
+      </w:r>
+    </w:p>
+    <w:p>
+      <w:r>
+        <w:t>2. The family helped him post bail.</w:t>
+        <w:br/>
+        <w:t>家人帮助他缴纳保释金。</w:t>
+      </w:r>
+    </w:p>
+    <w:p>
+      <w:r>
+        <w:t>3. The judge considered the request for bail.</w:t>
+        <w:br/>
+        <w:t>法官审议了保释申请。</w:t>
+      </w:r>
+    </w:p>
+    <w:p>
+      <w:pPr>
+        <w:pStyle w:val="Heading2"/>
+      </w:pPr>
+      <w:r>
+        <w:t>02. for the record · 词组 / 术语</w:t>
+      </w:r>
+    </w:p>
+    <w:p>
+      <w:r>
+        <w:t>为正式记录说明；把话说清楚</w:t>
+      </w:r>
+    </w:p>
+    <w:p>
+      <w:r>
+        <w:t>回看 00:56:20 · 字幕中出现：for the record</w:t>
+      </w:r>
+    </w:p>
+    <w:p>
+      <w:r>
+        <w:t>可用于法庭或会议，也用于口语纠正他人印象。</w:t>
+      </w:r>
+    </w:p>
+    <w:p>
+      <w:r>
+        <w:t>本集用法：本集是强调立场、把话说清楚的口语用法，不是正式制作庭审记录。</w:t>
+      </w:r>
+    </w:p>
+    <w:p>
+      <w:r>
+        <w:t>1. For the record, I voted against the change.</w:t>
+        <w:br/>
+        <w:t>说清楚，我投了反对这个改动的票。</w:t>
+      </w:r>
+    </w:p>
+    <w:p>
+      <w:r>
+        <w:t>2. Please state your name for the record.</w:t>
+        <w:br/>
+        <w:t>请报上姓名以供记录。</w:t>
+      </w:r>
+    </w:p>
+    <w:p>
+      <w:r>
+        <w:t>3. For the record, nobody asked me to leave.</w:t>
+        <w:br/>
+        <w:t>我要说明，并没有人要求我离开。</w:t>
+      </w:r>
+    </w:p>
+    <w:p>
+      <w:pPr>
+        <w:pStyle w:val="Heading2"/>
+      </w:pPr>
+      <w:r>
+        <w:t>03. plea deal · 词组 / 术语</w:t>
+      </w:r>
+    </w:p>
+    <w:p>
+      <w:r>
+        <w:t>认罪协商协议</w:t>
+      </w:r>
+    </w:p>
+    <w:p>
+      <w:r>
+        <w:t>回看 00:23:47 · 字幕中出现：plea deal</w:t>
+      </w:r>
+    </w:p>
+    <w:p>
+      <w:r>
+        <w:t>刑事语境，通常以认罪换取控方某些让步；具体内容须看协议及法院程序。</w:t>
+      </w:r>
+    </w:p>
+    <w:p>
+      <w:r>
+        <w:t>1. The lawyers discussed a possible plea deal.</w:t>
+        <w:br/>
+        <w:t>律师们讨论了可能的认罪协商协议。</w:t>
+      </w:r>
+    </w:p>
+    <w:p>
+      <w:r>
+        <w:t>2. The defendant accepted the plea deal.</w:t>
+        <w:br/>
+        <w:t>被告接受了认罪协商协议。</w:t>
+      </w:r>
+    </w:p>
+    <w:p>
+      <w:r>
+        <w:t>3. What does the proposed plea deal include?</w:t>
+        <w:br/>
+        <w:t>拟议的认罪协商协议包含什么？</w:t>
+      </w:r>
+    </w:p>
+    <w:p>
+      <w:pPr>
+        <w:pStyle w:val="Heading2"/>
+      </w:pPr>
+      <w:r>
+        <w:t>04. pro bono · 词组 / 术语</w:t>
+      </w:r>
+    </w:p>
+    <w:p>
+      <w:r>
+        <w:t>无偿提供的专业服务</w:t>
+      </w:r>
+    </w:p>
+    <w:p>
+      <w:r>
+        <w:t>回看 00:28:30 · 字幕中出现：pro bono</w:t>
+      </w:r>
+    </w:p>
+    <w:p>
+      <w:r>
+        <w:t>常指律师为公益无偿服务；并非所有免费服务都属于此义。</w:t>
+      </w:r>
+    </w:p>
+    <w:p>
+      <w:r>
+        <w:t>1. The lawyer accepted the case pro bono.</w:t>
+        <w:br/>
+        <w:t>律师无偿承办了此案。</w:t>
+      </w:r>
+    </w:p>
+    <w:p>
+      <w:r>
+        <w:t>2. Our firm supports pro bono work.</w:t>
+        <w:br/>
+        <w:t>我们事务所支持公益法律服务。</w:t>
+      </w:r>
+    </w:p>
+    <w:p>
+      <w:r>
+        <w:t>3. She spends one day a month on pro bono cases.</w:t>
+        <w:br/>
+        <w:t>她每月用一天处理公益案件。</w:t>
+      </w:r>
+    </w:p>
+    <w:p>
+      <w:pPr>
+        <w:pStyle w:val="Heading2"/>
+      </w:pPr>
+      <w:r>
+        <w:t>05. asset · 关键词</w:t>
+      </w:r>
+    </w:p>
+    <w:p>
+      <w:r>
+        <w:t>资产；有价值的人或优势</w:t>
+      </w:r>
+    </w:p>
+    <w:p>
+      <w:r>
+        <w:t>回看 00:18:04 · 字幕中出现：asset</w:t>
+      </w:r>
+    </w:p>
+    <w:p>
+      <w:r>
+        <w:t>可数名词；对人使用时常强调其工具价值，语气可能冷峻。</w:t>
+      </w:r>
+    </w:p>
+    <w:p>
+      <w:r>
+        <w:t>本集用法：本集用来指有利用价值的人或资源，体现说话者冷静的工具化视角。</w:t>
+      </w:r>
+    </w:p>
+    <w:p>
+      <w:r>
+        <w:t>1. Cash is the firm's most liquid asset.</w:t>
+        <w:br/>
+        <w:t>现金是公司流动性最强的资产。</w:t>
+      </w:r>
+    </w:p>
+    <w:p>
+      <w:r>
+        <w:t>2. Her local knowledge is a valuable asset.</w:t>
+        <w:br/>
+        <w:t>她对当地的了解是一项宝贵优势。</w:t>
+      </w:r>
+    </w:p>
+    <w:p>
+      <w:r>
+        <w:t>3. They treated the informant as an asset.</w:t>
+        <w:br/>
+        <w:t>他们把线人视为可利用的资源。</w:t>
+      </w:r>
+    </w:p>
+    <w:p>
+      <w:pPr>
+        <w:pStyle w:val="Heading2"/>
+      </w:pPr>
+      <w:r>
+        <w:t>06. continuance · 关键词</w:t>
+      </w:r>
+    </w:p>
+    <w:p>
+      <w:r>
+        <w:t>庭审或诉讼程序的延期</w:t>
+      </w:r>
+    </w:p>
+    <w:p>
+      <w:r>
+        <w:t>回看 00:23:51 · 字幕中出现：continuance</w:t>
+      </w:r>
+    </w:p>
+    <w:p>
+      <w:r>
+        <w:t>美国法律名词；request/grant a continuance。</w:t>
+      </w:r>
+    </w:p>
+    <w:p>
+      <w:r>
+        <w:t>1. The defence requested a continuance.</w:t>
+        <w:br/>
+        <w:t>辩方申请延期。</w:t>
+      </w:r>
+    </w:p>
+    <w:p>
+      <w:r>
+        <w:t>2. The judge granted a short continuance.</w:t>
+        <w:br/>
+        <w:t>法官批准短期延期。</w:t>
+      </w:r>
+    </w:p>
+    <w:p>
+      <w:r>
+        <w:t>3. A continuance allowed time to review the evidence.</w:t>
+        <w:br/>
+        <w:t>延期提供了审查证据的时间。</w:t>
+      </w:r>
+    </w:p>
+    <w:p>
+      <w:pPr>
+        <w:pStyle w:val="Heading2"/>
+      </w:pPr>
+      <w:r>
+        <w:t>07. unimpeachable · 关键词</w:t>
+      </w:r>
+    </w:p>
+    <w:p>
+      <w:r>
+        <w:t>无可指摘的；极其可靠的</w:t>
+      </w:r>
+    </w:p>
+    <w:p>
+      <w:r>
+        <w:t>回看 00:17:26 · 字幕中出现：unimpeachable</w:t>
+      </w:r>
+    </w:p>
+    <w:p>
+      <w:r>
+        <w:t>常形容品格或可信度；与政治 impeach 的具体程序区分。</w:t>
+      </w:r>
+    </w:p>
+    <w:p>
+      <w:r>
+        <w:t>1. The witness had unimpeachable credentials.</w:t>
+        <w:br/>
+        <w:t>证人的资历无可指摘。</w:t>
+      </w:r>
+    </w:p>
+    <w:p>
+      <w:r>
+        <w:t>2. We need an unimpeachable source.</w:t>
+        <w:br/>
+        <w:t>我们需要一个极可靠的信息来源。</w:t>
+      </w:r>
+    </w:p>
+    <w:p>
+      <w:r>
+        <w:t>3. Her integrity was considered unimpeachable.</w:t>
+        <w:br/>
+        <w:t>她的正直被认为无可挑剔。</w:t>
+      </w:r>
+    </w:p>
+    <w:p>
+      <w:pPr>
+        <w:pStyle w:val="Heading2"/>
+      </w:pPr>
+      <w:r>
+        <w:t>08. cut and dried · 词组 / 术语</w:t>
+      </w:r>
+    </w:p>
+    <w:p>
+      <w:r>
+        <w:t>清楚明确、已经定好的</w:t>
+      </w:r>
+    </w:p>
+    <w:p>
+      <w:r>
+        <w:t>回看 00:35:13 · 字幕中出现：Cut and dried</w:t>
+      </w:r>
+    </w:p>
+    <w:p>
+      <w:r>
+        <w:t>通常作表语；强调没有太多可争论的余地。</w:t>
+      </w:r>
+    </w:p>
+    <w:p>
+      <w:r>
+        <w:t>1. The decision wasn't as cut and dried as it seemed.</w:t>
+        <w:br/>
+        <w:t>这个决定并不像看起来那么简单明确。</w:t>
+      </w:r>
+    </w:p>
+    <w:p>
+      <w:r>
+        <w:t>2. For him, the issue was cut and dried.</w:t>
+        <w:br/>
+        <w:t>对他来说，这个问题没有争议。</w:t>
+      </w:r>
+    </w:p>
+    <w:p>
+      <w:r>
+        <w:t>3. Few ethical questions are completely cut and dried.</w:t>
+        <w:br/>
+        <w:t>很少有伦理问题完全一清二楚。</w:t>
+      </w:r>
+    </w:p>
+    <w:p>
+      <w:pPr>
+        <w:pStyle w:val="Heading2"/>
+      </w:pPr>
+      <w:r>
+        <w:t>09. rigmarole · 关键词</w:t>
+      </w:r>
+    </w:p>
+    <w:p>
+      <w:r>
+        <w:t>繁琐的手续；啰嗦的过程</w:t>
+      </w:r>
+    </w:p>
+    <w:p>
+      <w:r>
+        <w:t>回看 00:50:20 · 字幕中出现：rigmarole</w:t>
+      </w:r>
+    </w:p>
+    <w:p>
+      <w:r>
+        <w:t>口语带不耐烦；也指冗长无聊的说辞。</w:t>
+      </w:r>
+    </w:p>
+    <w:p>
+      <w:r>
+        <w:t>1. We went through the usual rigmarole.</w:t>
+        <w:br/>
+        <w:t>我们经历了惯常的繁琐手续。</w:t>
+      </w:r>
+    </w:p>
+    <w:p>
+      <w:r>
+        <w:t>2. I can't face another round of rigmarole.</w:t>
+        <w:br/>
+        <w:t>我不想再经历一轮繁文缛节。</w:t>
+      </w:r>
+    </w:p>
+    <w:p>
+      <w:r>
+        <w:t>3. The application involved endless rigmarole.</w:t>
+        <w:br/>
+        <w:t>申请过程涉及没完没了的手续。</w:t>
+      </w:r>
+    </w:p>
+    <w:p>
+      <w:pPr>
+        <w:pStyle w:val="Heading2"/>
+      </w:pPr>
+      <w:r>
+        <w:t>10. debacle · 关键词</w:t>
+      </w:r>
+    </w:p>
+    <w:p>
+      <w:r>
+        <w:t>惨败；一团糟的失败</w:t>
+      </w:r>
+    </w:p>
+    <w:p>
+      <w:r>
+        <w:t>回看 00:32:50 · 字幕中出现：Debacle</w:t>
+      </w:r>
+    </w:p>
+    <w:p>
+      <w:r>
+        <w:t>比普通 mistake 更强，常含公开失控或丢脸意味。</w:t>
+      </w:r>
+    </w:p>
+    <w:p>
+      <w:r>
+        <w:t>1. The launch became a costly debacle.</w:t>
+        <w:br/>
+        <w:t>发布最终成了代价高昂的惨败。</w:t>
+      </w:r>
+    </w:p>
+    <w:p>
+      <w:r>
+        <w:t>2. They investigated the security debacle.</w:t>
+        <w:br/>
+        <w:t>他们调查了这次安全方面的重大失误。</w:t>
+      </w:r>
+    </w:p>
+    <w:p>
+      <w:r>
+        <w:t>3. Nobody wanted responsibility for the debacle.</w:t>
+        <w:br/>
+        <w:t>没人愿意为这场失败负责。</w:t>
+      </w:r>
+    </w:p>
+    <w:p>
+      <w:pPr>
+        <w:pStyle w:val="Heading2"/>
+      </w:pPr>
+      <w:r>
+        <w:t>汉译英与复述</w:t>
+      </w:r>
+    </w:p>
+    <w:p>
+      <w:r>
+        <w:t>1. 家人帮助他缴纳保释金。</w:t>
+      </w:r>
+    </w:p>
+    <w:p>
+      <w:r>
+        <w:t>2. 法官批准短期延期。</w:t>
+      </w:r>
+    </w:p>
+    <w:p>
+      <w:r>
+        <w:t>3. 他们调查了这次安全方面的重大失误。</w:t>
+      </w:r>
+    </w:p>
+    <w:p>
+      <w:r>
+        <w:t>参考答案：</w:t>
+      </w:r>
+    </w:p>
+    <w:p>
+      <w:r>
+        <w:t>1. The family helped him post bail. [bail]</w:t>
+      </w:r>
+    </w:p>
+    <w:p>
+      <w:r>
+        <w:t>2. The judge granted a short continuance. [continuance]</w:t>
+      </w:r>
+    </w:p>
+    <w:p>
+      <w:r>
+        <w:t>3. They investigated the security debacle. [debacle]</w:t>
       </w:r>
     </w:p>
     <w:p>
@@ -2653,61 +4578,25 @@
         <w:pStyle w:val="Heading1"/>
       </w:pPr>
       <w:r>
-        <w:t>S05E06  Wexler v. Goodman</w:t>
-      </w:r>
-    </w:p>
-    <w:p>
-      <w:hyperlink r:id="rId9">
-        <w:r>
-          <w:rPr>
-            <w:color w:val="245E4D"/>
-          </w:rPr>
-          <w:t>本季字幕来源</w:t>
-        </w:r>
-      </w:hyperlink>
+        <w:t>S05E10 · Something Unforgivable</w:t>
+      </w:r>
     </w:p>
     <w:p>
       <w:pPr>
         <w:pStyle w:val="Heading2"/>
       </w:pPr>
       <w:r>
-        <w:t>01. as soon as  ·  00:04:49</w:t>
-      </w:r>
-    </w:p>
-    <w:p>
-      <w:r>
-        <w:t>一……就……</w:t>
-      </w:r>
-    </w:p>
-    <w:p>
-      <w:r>
-        <w:t>本集义：一……就……</w:t>
-      </w:r>
-    </w:p>
-    <w:p>
-      <w:r>
-        <w:t>用法：谈未来时，时间从句常用现在时：as soon as I arrive。</w:t>
-      </w:r>
-    </w:p>
-    <w:p>
-      <w:r>
-        <w:t>1. I'll text you as soon as I arrive.</w:t>
-        <w:br/>
-        <w:t>我一到就给你发消息。</w:t>
-      </w:r>
-    </w:p>
-    <w:p>
-      <w:r>
-        <w:t>2. Let's start as soon as everyone is here.</w:t>
-        <w:br/>
-        <w:t>人一到齐我们就开始。</w:t>
-      </w:r>
-    </w:p>
-    <w:p>
-      <w:r>
-        <w:t>3. She called me as soon as she heard the news.</w:t>
-        <w:br/>
-        <w:t>她一听到消息就给我打了电话。</w:t>
+        <w:t>英文内容梗概（76 words）</w:t>
+      </w:r>
+    </w:p>
+    <w:p>
+      <w:r>
+        <w:t>Kim and Jimmy retreat to a hotel after Lalo's visit. Kim begins proposing a scheme against Howard that could accelerate the Sandpiper settlement and fund her public-interest work. Jimmy is unsettled by how seriously she means it. Nacho accompanies Lalo to Mexico and must assist Gus's planned assassination. The attack fails, and Lalo survives. Nacho escapes, but the failure leaves him exposed and turns the danger Jimmy and Kim hope is over into a continuing threat.</w:t>
+      </w:r>
+    </w:p>
+    <w:p>
+      <w:r>
+        <w:t>双语字幕原始来源（整季合集）：https://subhd.tv/a/58oxJQ</w:t>
       </w:r>
     </w:p>
     <w:p>
@@ -2715,43 +4604,43 @@
         <w:pStyle w:val="Heading2"/>
       </w:pPr>
       <w:r>
-        <w:t>02. go for it  ·  00:11:36</w:t>
-      </w:r>
-    </w:p>
-    <w:p>
-      <w:r>
-        <w:t>放手试试；去争取吧</w:t>
-      </w:r>
-    </w:p>
-    <w:p>
-      <w:r>
-        <w:t>本集义：放手试试；去争取吧</w:t>
-      </w:r>
-    </w:p>
-    <w:p>
-      <w:r>
-        <w:t>用法：口语鼓励；it 指前面提到的目标或行动。</w:t>
-      </w:r>
-    </w:p>
-    <w:p>
-      <w:r>
-        <w:t>1. You want to apply? Go for it.</w:t>
-        <w:br/>
-        <w:t>你想申请？去试试吧。</w:t>
-      </w:r>
-    </w:p>
-    <w:p>
-      <w:r>
-        <w:t>2. If you like the idea, go for it.</w:t>
-        <w:br/>
-        <w:t>如果喜欢这个点子，就行动吧。</w:t>
-      </w:r>
-    </w:p>
-    <w:p>
-      <w:r>
-        <w:t>3. We decided to go for it and open a small shop.</w:t>
-        <w:br/>
-        <w:t>我们决定放手一试，开一家小店。</w:t>
+        <w:t>01. felony · 关键词</w:t>
+      </w:r>
+    </w:p>
+    <w:p>
+      <w:r>
+        <w:t>重罪</w:t>
+      </w:r>
+    </w:p>
+    <w:p>
+      <w:r>
+        <w:t>回看 00:16:13 · 字幕中出现：felonies</w:t>
+      </w:r>
+    </w:p>
+    <w:p>
+      <w:r>
+        <w:t>美国刑事分类用语；具体定义和后果依司法辖区及法律而定。</w:t>
+      </w:r>
+    </w:p>
+    <w:p>
+      <w:r>
+        <w:t>1. He was charged with a felony.</w:t>
+        <w:br/>
+        <w:t>他被控犯有重罪。</w:t>
+      </w:r>
+    </w:p>
+    <w:p>
+      <w:r>
+        <w:t>2. The form asks about felony convictions.</w:t>
+        <w:br/>
+        <w:t>表格询问是否有重罪定罪记录。</w:t>
+      </w:r>
+    </w:p>
+    <w:p>
+      <w:r>
+        <w:t>3. The lawyer explained the difference between a felony and a misdemeanor.</w:t>
+        <w:br/>
+        <w:t>律师解释了重罪和轻罪的区别。</w:t>
       </w:r>
     </w:p>
     <w:p>
@@ -2759,43 +4648,43 @@
         <w:pStyle w:val="Heading2"/>
       </w:pPr>
       <w:r>
-        <w:t>03. move on  ·  00:11:54</w:t>
-      </w:r>
-    </w:p>
-    <w:p>
-      <w:r>
-        <w:t>继续前进；转到下一件事；走出过去</w:t>
-      </w:r>
-    </w:p>
-    <w:p>
-      <w:r>
-        <w:t>本集义：继续前进；转到下一件事；走出过去</w:t>
-      </w:r>
-    </w:p>
-    <w:p>
-      <w:r>
-        <w:t>用法：可接 to＋下一话题；对悲伤者直接说可能显得冷漠。</w:t>
-      </w:r>
-    </w:p>
-    <w:p>
-      <w:r>
-        <w:t>1. Let's move on to the next question.</w:t>
-        <w:br/>
-        <w:t>我们来看下一个问题。</w:t>
-      </w:r>
-    </w:p>
-    <w:p>
-      <w:r>
-        <w:t>2. It took her time to move on.</w:t>
-        <w:br/>
-        <w:t>她花了一段时间才走出来。</w:t>
-      </w:r>
-    </w:p>
-    <w:p>
-      <w:r>
-        <w:t>3. We can learn from the mistake and move on.</w:t>
-        <w:br/>
-        <w:t>我们可以吸取教训，继续前进。</w:t>
+        <w:t>02. discovery · 关键词</w:t>
+      </w:r>
+    </w:p>
+    <w:p>
+      <w:r>
+        <w:t>发现；诉讼中的证据开示</w:t>
+      </w:r>
+    </w:p>
+    <w:p>
+      <w:r>
+        <w:t>回看 00:20:25 · 字幕中出现：discovery</w:t>
+      </w:r>
+    </w:p>
+    <w:p>
+      <w:r>
+        <w:t>法律义是审前依法获取对方相关信息的程序，区别于普通“发现”。</w:t>
+      </w:r>
+    </w:p>
+    <w:p>
+      <w:r>
+        <w:t>1. The parties exchanged documents during discovery.</w:t>
+        <w:br/>
+        <w:t>双方在证据开示阶段交换了文件。</w:t>
+      </w:r>
+    </w:p>
+    <w:p>
+      <w:r>
+        <w:t>2. The lawyer requested more time for discovery.</w:t>
+        <w:br/>
+        <w:t>律师申请延长证据开示时间。</w:t>
+      </w:r>
+    </w:p>
+    <w:p>
+      <w:r>
+        <w:t>3. The discovery of a leak changed our schedule.</w:t>
+        <w:br/>
+        <w:t>发现漏水后，我们改变了日程。（普通义。）</w:t>
       </w:r>
     </w:p>
     <w:p>
@@ -2803,43 +4692,43 @@
         <w:pStyle w:val="Heading2"/>
       </w:pPr>
       <w:r>
-        <w:t>04. find out  ·  00:14:40</w:t>
-      </w:r>
-    </w:p>
-    <w:p>
-      <w:r>
-        <w:t>查明；得知</w:t>
-      </w:r>
-    </w:p>
-    <w:p>
-      <w:r>
-        <w:t>本集义：查明；得知</w:t>
-      </w:r>
-    </w:p>
-    <w:p>
-      <w:r>
-        <w:t>用法：强调通过调查或经历获得信息；find 是找到物或人。</w:t>
-      </w:r>
-    </w:p>
-    <w:p>
-      <w:r>
-        <w:t>1. I'll find out when the next train leaves.</w:t>
-        <w:br/>
-        <w:t>我来查下一班火车几点开。</w:t>
-      </w:r>
-    </w:p>
-    <w:p>
-      <w:r>
-        <w:t>2. She found out about the change yesterday.</w:t>
-        <w:br/>
-        <w:t>她昨天才知道这个变动。</w:t>
-      </w:r>
-    </w:p>
-    <w:p>
-      <w:r>
-        <w:t>3. Can you find out who approved the payment?</w:t>
-        <w:br/>
-        <w:t>你能查一下是谁批准付款的吗？</w:t>
+        <w:t>03. bribe · 关键词</w:t>
+      </w:r>
+    </w:p>
+    <w:p>
+      <w:r>
+        <w:t>贿赂；贿赂物；行贿</w:t>
+      </w:r>
+    </w:p>
+    <w:p>
+      <w:r>
+        <w:t>回看 00:40:48 · 字幕中出现：bribing</w:t>
+      </w:r>
+    </w:p>
+    <w:p>
+      <w:r>
+        <w:t>可数名词或动词；不等于正常服务费或合法报酬。</w:t>
+      </w:r>
+    </w:p>
+    <w:p>
+      <w:r>
+        <w:t>1. The official refused the bribe.</w:t>
+        <w:br/>
+        <w:t>那名官员拒绝了贿赂。</w:t>
+      </w:r>
+    </w:p>
+    <w:p>
+      <w:r>
+        <w:t>2. The employee was accused of accepting a bribe.</w:t>
+        <w:br/>
+        <w:t>该员工被指控收受贿赂。</w:t>
+      </w:r>
+    </w:p>
+    <w:p>
+      <w:r>
+        <w:t>3. Nobody should have to bribe someone to receive a public service.</w:t>
+        <w:br/>
+        <w:t>任何人都不应该靠行贿才能获得公共服务。</w:t>
       </w:r>
     </w:p>
     <w:p>
@@ -2847,43 +4736,43 @@
         <w:pStyle w:val="Heading2"/>
       </w:pPr>
       <w:r>
-        <w:t>05. you're kidding  ·  00:21:13</w:t>
-      </w:r>
-    </w:p>
-    <w:p>
-      <w:r>
-        <w:t>你在开玩笑吧</w:t>
-      </w:r>
-    </w:p>
-    <w:p>
-      <w:r>
-        <w:t>本集义：你在开玩笑吧</w:t>
-      </w:r>
-    </w:p>
-    <w:p>
-      <w:r>
-        <w:t>用法：口语表达惊讶；不一定真在指责对方骗人。</w:t>
-      </w:r>
-    </w:p>
-    <w:p>
-      <w:r>
-        <w:t>1. The tickets are free? You're kidding!</w:t>
-        <w:br/>
-        <w:t>票免费？你开玩笑吧！</w:t>
-      </w:r>
-    </w:p>
-    <w:p>
-      <w:r>
-        <w:t>2. You're kidding. You finished already?</w:t>
-        <w:br/>
-        <w:t>不会吧，你已经做完了？</w:t>
-      </w:r>
-    </w:p>
-    <w:p>
-      <w:r>
-        <w:t>3. Please tell me you're kidding.</w:t>
-        <w:br/>
-        <w:t>请告诉我你是在开玩笑。</w:t>
+        <w:t>04. assault · 关键词</w:t>
+      </w:r>
+    </w:p>
+    <w:p>
+      <w:r>
+        <w:t>袭击；人身攻击</w:t>
+      </w:r>
+    </w:p>
+    <w:p>
+      <w:r>
+        <w:t>回看 00:17:00 · 字幕中出现：assault</w:t>
+      </w:r>
+    </w:p>
+    <w:p>
+      <w:r>
+        <w:t>日常义较宽；具体法律构成因辖区不同，不与 battery 简单等同。</w:t>
+      </w:r>
+    </w:p>
+    <w:p>
+      <w:r>
+        <w:t>1. The police investigated the alleged assault.</w:t>
+        <w:br/>
+        <w:t>警方调查了涉嫌袭击事件。</w:t>
+      </w:r>
+    </w:p>
+    <w:p>
+      <w:r>
+        <w:t>2. The witness described an assault near the station.</w:t>
+        <w:br/>
+        <w:t>证人描述了车站附近的一起袭击。</w:t>
+      </w:r>
+    </w:p>
+    <w:p>
+      <w:r>
+        <w:t>3. The lawyer reviewed the assault charge.</w:t>
+        <w:br/>
+        <w:t>律师审查了袭击指控。</w:t>
       </w:r>
     </w:p>
     <w:p>
@@ -2891,43 +4780,43 @@
         <w:pStyle w:val="Heading2"/>
       </w:pPr>
       <w:r>
-        <w:t>06. don't mind  ·  00:25:39</w:t>
-      </w:r>
-    </w:p>
-    <w:p>
-      <w:r>
-        <w:t>不介意</w:t>
-      </w:r>
-    </w:p>
-    <w:p>
-      <w:r>
-        <w:t>本集义：不介意</w:t>
-      </w:r>
-    </w:p>
-    <w:p>
-      <w:r>
-        <w:t>用法：mind 后常接名词或动名词；回答 Do you mind? 时 No 表示不介意。</w:t>
-      </w:r>
-    </w:p>
-    <w:p>
-      <w:r>
-        <w:t>1. I don't mind waiting a few minutes.</w:t>
-        <w:br/>
-        <w:t>等几分钟我不介意。</w:t>
-      </w:r>
-    </w:p>
-    <w:p>
-      <w:r>
-        <w:t>2. Do you mind if I open the window?</w:t>
-        <w:br/>
-        <w:t>你介意我开窗吗？</w:t>
-      </w:r>
-    </w:p>
-    <w:p>
-      <w:r>
-        <w:t>3. I don't mind the noise during the day.</w:t>
-        <w:br/>
-        <w:t>白天的噪声我不介意。</w:t>
+        <w:t>05. trespassing · 关键词</w:t>
+      </w:r>
+    </w:p>
+    <w:p>
+      <w:r>
+        <w:t>擅自进入或逗留他人土地、场所</w:t>
+      </w:r>
+    </w:p>
+    <w:p>
+      <w:r>
+        <w:t>回看 00:17:25 · 字幕中出现：trespassing</w:t>
+      </w:r>
+    </w:p>
+    <w:p>
+      <w:r>
+        <w:t>常见标牌 No trespassing；不是泛指任何闯祸。</w:t>
+      </w:r>
+    </w:p>
+    <w:p>
+      <w:r>
+        <w:t>1. The sign says No trespassing.</w:t>
+        <w:br/>
+        <w:t>牌子上写着禁止擅入。</w:t>
+      </w:r>
+    </w:p>
+    <w:p>
+      <w:r>
+        <w:t>2. They were warned about trespassing on private land.</w:t>
+        <w:br/>
+        <w:t>他们被警告不得擅入私人土地。</w:t>
+      </w:r>
+    </w:p>
+    <w:p>
+      <w:r>
+        <w:t>3. The complaint concerned trespassing, not theft.</w:t>
+        <w:br/>
+        <w:t>投诉涉及擅自侵入，而非盗窃。</w:t>
       </w:r>
     </w:p>
     <w:p>
@@ -2935,43 +4824,43 @@
         <w:pStyle w:val="Heading2"/>
       </w:pPr>
       <w:r>
-        <w:t>07. on top of  ·  00:34:28</w:t>
-      </w:r>
-    </w:p>
-    <w:p>
-      <w:r>
-        <w:t>在……之上；除此之外；掌握着</w:t>
-      </w:r>
-    </w:p>
-    <w:p>
-      <w:r>
-        <w:t>本集义：在已有事项或金额之外，再加上一项。</w:t>
-      </w:r>
-    </w:p>
-    <w:p>
-      <w:r>
-        <w:t>用法：多义短语。be on top of a task 也表示及时掌握并处理。</w:t>
-      </w:r>
-    </w:p>
-    <w:p>
-      <w:r>
-        <w:t>1. On top of rent, we pay for parking.</w:t>
-        <w:br/>
-        <w:t>除了租金，我们还要付停车费。</w:t>
-      </w:r>
-    </w:p>
-    <w:p>
-      <w:r>
-        <w:t>2. She stays on top of every deadline.</w:t>
-        <w:br/>
-        <w:t>她对每个截止日期都掌握得很好。</w:t>
-      </w:r>
-    </w:p>
-    <w:p>
-      <w:r>
-        <w:t>3. Leave the note on top of the box.</w:t>
-        <w:br/>
-        <w:t>把便条放在箱子上面。</w:t>
+        <w:t>06. misconduct · 关键词</w:t>
+      </w:r>
+    </w:p>
+    <w:p>
+      <w:r>
+        <w:t>不当行为；违规失职</w:t>
+      </w:r>
+    </w:p>
+    <w:p>
+      <w:r>
+        <w:t>回看 00:40:42 · 字幕中出现：misconduct</w:t>
+      </w:r>
+    </w:p>
+    <w:p>
+      <w:r>
+        <w:t>通常不可数；professional misconduct 职业不当行为。</w:t>
+      </w:r>
+    </w:p>
+    <w:p>
+      <w:r>
+        <w:t>1. The panel investigated professional misconduct.</w:t>
+        <w:br/>
+        <w:t>小组调查了职业不当行为。</w:t>
+      </w:r>
+    </w:p>
+    <w:p>
+      <w:r>
+        <w:t>2. He was dismissed for serious misconduct.</w:t>
+        <w:br/>
+        <w:t>他因严重违规被解雇。</w:t>
+      </w:r>
+    </w:p>
+    <w:p>
+      <w:r>
+        <w:t>3. The complaint alleged prosecutorial misconduct.</w:t>
+        <w:br/>
+        <w:t>投诉指称检方存在不当行为。</w:t>
       </w:r>
     </w:p>
     <w:p>
@@ -2979,43 +4868,43 @@
         <w:pStyle w:val="Heading2"/>
       </w:pPr>
       <w:r>
-        <w:t>08. bring up  ·  00:36:03</w:t>
-      </w:r>
-    </w:p>
-    <w:p>
-      <w:r>
-        <w:t>提起；养育</w:t>
-      </w:r>
-    </w:p>
-    <w:p>
-      <w:r>
-        <w:t>本集义：提起；养育</w:t>
-      </w:r>
-    </w:p>
-    <w:p>
-      <w:r>
-        <w:t>用法：讨论语境通常指提起话题；bring a child up 指养育孩子。</w:t>
-      </w:r>
-    </w:p>
-    <w:p>
-      <w:r>
-        <w:t>1. I'll bring up the budget at the meeting.</w:t>
-        <w:br/>
-        <w:t>我会在会上提到预算。</w:t>
-      </w:r>
-    </w:p>
-    <w:p>
-      <w:r>
-        <w:t>2. Please don't bring that up at dinner.</w:t>
-        <w:br/>
-        <w:t>晚饭时请别提那件事。</w:t>
-      </w:r>
-    </w:p>
-    <w:p>
-      <w:r>
-        <w:t>3. She was brought up by her grandparents.</w:t>
-        <w:br/>
-        <w:t>她由祖父母抚养长大。</w:t>
+        <w:t>07. ambush · 关键词</w:t>
+      </w:r>
+    </w:p>
+    <w:p>
+      <w:r>
+        <w:t>伏击；设伏袭击</w:t>
+      </w:r>
+    </w:p>
+    <w:p>
+      <w:r>
+        <w:t>回看 00:01:41 · 字幕中出现：ambushed</w:t>
+      </w:r>
+    </w:p>
+    <w:p>
+      <w:r>
+        <w:t>可作名词或动词；也可比喻毫无准备时遭到质问。</w:t>
+      </w:r>
+    </w:p>
+    <w:p>
+      <w:r>
+        <w:t>1. The convoy drove into an ambush.</w:t>
+        <w:br/>
+        <w:t>车队驶入了伏击圈。</w:t>
+      </w:r>
+    </w:p>
+    <w:p>
+      <w:r>
+        <w:t>2. Armed men ambushed the vehicle.</w:t>
+        <w:br/>
+        <w:t>武装人员伏击了车辆。</w:t>
+      </w:r>
+    </w:p>
+    <w:p>
+      <w:r>
+        <w:t>3. She felt ambushed by the unexpected questions.</w:t>
+        <w:br/>
+        <w:t>突如其来的问题让她觉得遭到围攻。</w:t>
       </w:r>
     </w:p>
     <w:p>
@@ -3023,43 +4912,43 @@
         <w:pStyle w:val="Heading2"/>
       </w:pPr>
       <w:r>
-        <w:t>09. blackmail  ·  00:39:10</w:t>
-      </w:r>
-    </w:p>
-    <w:p>
-      <w:r>
-        <w:t>敲诈勒索；以曝光信息等相威胁</w:t>
-      </w:r>
-    </w:p>
-    <w:p>
-      <w:r>
-        <w:t>本集义：敲诈勒索；以曝光信息等相威胁</w:t>
-      </w:r>
-    </w:p>
-    <w:p>
-      <w:r>
-        <w:t>用法：名词或动词；日常 emotional blackmail 指情感勒索。</w:t>
-      </w:r>
-    </w:p>
-    <w:p>
-      <w:r>
-        <w:t>1. She reported the blackmail attempt.</w:t>
-        <w:br/>
-        <w:t>她举报了那次敲诈企图。</w:t>
-      </w:r>
-    </w:p>
-    <w:p>
-      <w:r>
-        <w:t>2. He refused to give in to blackmail.</w:t>
-        <w:br/>
-        <w:t>他拒绝向敲诈低头。</w:t>
-      </w:r>
-    </w:p>
-    <w:p>
-      <w:r>
-        <w:t>3. Guilt can be used as a form of emotional blackmail.</w:t>
-        <w:br/>
-        <w:t>内疚感可能被用作情感勒索的手段。</w:t>
+        <w:t>08. airtight · 关键词</w:t>
+      </w:r>
+    </w:p>
+    <w:p>
+      <w:r>
+        <w:t>严密得无懈可击的；密封的</w:t>
+      </w:r>
+    </w:p>
+    <w:p>
+      <w:r>
+        <w:t>回看 00:15:27 · 字幕中出现：airtight</w:t>
+      </w:r>
+    </w:p>
+    <w:p>
+      <w:r>
+        <w:t>airtight alibi/case 为比喻义；不等于实际已被证明。</w:t>
+      </w:r>
+    </w:p>
+    <w:p>
+      <w:r>
+        <w:t>1. Her alibi seemed airtight.</w:t>
+        <w:br/>
+        <w:t>她的不在场证明看起来无懈可击。</w:t>
+      </w:r>
+    </w:p>
+    <w:p>
+      <w:r>
+        <w:t>2. The contract was not as airtight as expected.</w:t>
+        <w:br/>
+        <w:t>合同没有预想的那么严密。</w:t>
+      </w:r>
+    </w:p>
+    <w:p>
+      <w:r>
+        <w:t>3. Keep the sample in an airtight container.</w:t>
+        <w:br/>
+        <w:t>把样品放进密封容器。</w:t>
       </w:r>
     </w:p>
     <w:p>
@@ -3067,43 +4956,43 @@
         <w:pStyle w:val="Heading2"/>
       </w:pPr>
       <w:r>
-        <w:t>10. under oath  ·  00:49:20</w:t>
-      </w:r>
-    </w:p>
-    <w:p>
-      <w:r>
-        <w:t>在宣誓后；在誓言约束下</w:t>
-      </w:r>
-    </w:p>
-    <w:p>
-      <w:r>
-        <w:t>本集义：在宣誓后；在誓言约束下</w:t>
-      </w:r>
-    </w:p>
-    <w:p>
-      <w:r>
-        <w:t>用法：法律表达；描述证言须真实这一正式要求。</w:t>
-      </w:r>
-    </w:p>
-    <w:p>
-      <w:r>
-        <w:t>1. The witness answered the questions under oath.</w:t>
-        <w:br/>
-        <w:t>证人宣誓后回答了问题。</w:t>
-      </w:r>
-    </w:p>
-    <w:p>
-      <w:r>
-        <w:t>2. She gave that statement under oath.</w:t>
-        <w:br/>
-        <w:t>她在宣誓后作出了那份陈述。</w:t>
-      </w:r>
-    </w:p>
-    <w:p>
-      <w:r>
-        <w:t>3. Were you under oath when you said that?</w:t>
-        <w:br/>
-        <w:t>你说那句话时是在宣誓作证吗？</w:t>
+        <w:t>09. crossfire · 关键词</w:t>
+      </w:r>
+    </w:p>
+    <w:p>
+      <w:r>
+        <w:t>交叉火力；双方冲突的夹击</w:t>
+      </w:r>
+    </w:p>
+    <w:p>
+      <w:r>
+        <w:t>回看 00:06:43 · 字幕中出现：crossfire</w:t>
+      </w:r>
+    </w:p>
+    <w:p>
+      <w:r>
+        <w:t>caught in the crossfire 可用于实际枪战，也可指受争执牵连。</w:t>
+      </w:r>
+    </w:p>
+    <w:p>
+      <w:r>
+        <w:t>1. Civilians were caught in the crossfire.</w:t>
+        <w:br/>
+        <w:t>平民被夹在交叉火力中。</w:t>
+      </w:r>
+    </w:p>
+    <w:p>
+      <w:r>
+        <w:t>2. The assistant got caught in the crossfire between managers.</w:t>
+        <w:br/>
+        <w:t>助理受到了经理争执的牵连。</w:t>
+      </w:r>
+    </w:p>
+    <w:p>
+      <w:r>
+        <w:t>3. They moved out of the crossfire.</w:t>
+        <w:br/>
+        <w:t>他们离开了交叉火力区域。</w:t>
       </w:r>
     </w:p>
     <w:p>
@@ -3111,50 +5000,174 @@
         <w:pStyle w:val="Heading2"/>
       </w:pPr>
       <w:r>
-        <w:t>汉译英练习</w:t>
-      </w:r>
-    </w:p>
-    <w:p>
-      <w:r>
-        <w:t>1. 人一到齐我们就开始。</w:t>
-      </w:r>
-    </w:p>
-    <w:p>
-      <w:r>
-        <w:t>2. 不会吧，你已经做完了？</w:t>
-      </w:r>
-    </w:p>
-    <w:p>
-      <w:r>
-        <w:t>3. 他拒绝向敲诈低头。</w:t>
-      </w:r>
-    </w:p>
-    <w:p>
-      <w:r>
-        <w:t>口头输出：任选三个表达，说一段 30—60 秒的个人经历。</w:t>
+        <w:t>10. public defender · 词组 / 术语</w:t>
+      </w:r>
+    </w:p>
+    <w:p>
+      <w:r>
+        <w:t>公设辩护律师</w:t>
+      </w:r>
+    </w:p>
+    <w:p>
+      <w:r>
+        <w:t>回看 00:15:15 · 字幕中出现：Public Defender</w:t>
+      </w:r>
+    </w:p>
+    <w:p>
+      <w:r>
+        <w:t>美国语境常指为符合条件、无力聘律师的被告提供辩护的律师。</w:t>
+      </w:r>
+    </w:p>
+    <w:p>
+      <w:r>
+        <w:t>1. A public defender represented the defendant.</w:t>
+        <w:br/>
+        <w:t>一名公设辩护律师代表被告。</w:t>
+      </w:r>
+    </w:p>
+    <w:p>
+      <w:r>
+        <w:t>2. She works as a public defender.</w:t>
+        <w:br/>
+        <w:t>她担任公设辩护律师。</w:t>
+      </w:r>
+    </w:p>
+    <w:p>
+      <w:r>
+        <w:t>3. The public defender asked for more time to prepare.</w:t>
+        <w:br/>
+        <w:t>公设辩护律师申请更多准备时间。</w:t>
       </w:r>
     </w:p>
     <w:p>
       <w:pPr>
-        <w:pStyle w:val="Heading3"/>
+        <w:pStyle w:val="Heading2"/>
       </w:pPr>
       <w:r>
-        <w:t>参考答案</w:t>
-      </w:r>
-    </w:p>
-    <w:p>
-      <w:r>
-        <w:t>1. Let's start as soon as everyone is here.  [as soon as]</w:t>
-      </w:r>
-    </w:p>
-    <w:p>
-      <w:r>
-        <w:t>2. You're kidding. You finished already?  [you're kidding]</w:t>
-      </w:r>
-    </w:p>
-    <w:p>
-      <w:r>
-        <w:t>3. He refused to give in to blackmail.  [blackmail]</w:t>
+        <w:t>11. class action · 词组 / 术语</w:t>
+      </w:r>
+    </w:p>
+    <w:p>
+      <w:r>
+        <w:t>集体诉讼</w:t>
+      </w:r>
+    </w:p>
+    <w:p>
+      <w:r>
+        <w:t>回看 00:40:51 · 字幕中出现：class action</w:t>
+      </w:r>
+    </w:p>
+    <w:p>
+      <w:r>
+        <w:t>由代表成员为具有共同问题的一类人提起的诉讼；资格须依法认定。</w:t>
+      </w:r>
+    </w:p>
+    <w:p>
+      <w:r>
+        <w:t>1. The customers filed a class action.</w:t>
+        <w:br/>
+        <w:t>顾客提起了集体诉讼。</w:t>
+      </w:r>
+    </w:p>
+    <w:p>
+      <w:r>
+        <w:t>2. The court considered whether to certify the class action.</w:t>
+        <w:br/>
+        <w:t>法院审议是否批准集体诉讼资格。</w:t>
+      </w:r>
+    </w:p>
+    <w:p>
+      <w:r>
+        <w:t>3. The notice explains who is included in the class action.</w:t>
+        <w:br/>
+        <w:t>通知解释了哪些人属于集体诉讼成员。</w:t>
+      </w:r>
+    </w:p>
+    <w:p>
+      <w:pPr>
+        <w:pStyle w:val="Heading2"/>
+      </w:pPr>
+      <w:r>
+        <w:t>12. in the loop · 词组 / 术语</w:t>
+      </w:r>
+    </w:p>
+    <w:p>
+      <w:r>
+        <w:t>知晓并参与相关信息流</w:t>
+      </w:r>
+    </w:p>
+    <w:p>
+      <w:r>
+        <w:t>回看 00:25:36 · 字幕中出现：in the loop</w:t>
+      </w:r>
+    </w:p>
+    <w:p>
+      <w:r>
+        <w:t>keep someone in the loop 让某人持续知情。</w:t>
+      </w:r>
+    </w:p>
+    <w:p>
+      <w:r>
+        <w:t>1. Keep the legal team in the loop.</w:t>
+        <w:br/>
+        <w:t>让法务团队持续了解进展。</w:t>
+      </w:r>
+    </w:p>
+    <w:p>
+      <w:r>
+        <w:t>2. I was left out of the loop.</w:t>
+        <w:br/>
+        <w:t>我被排除在信息沟通之外。</w:t>
+      </w:r>
+    </w:p>
+    <w:p>
+      <w:r>
+        <w:t>3. She wants to stay in the loop on the negotiations.</w:t>
+        <w:br/>
+        <w:t>她想持续了解谈判进展。</w:t>
+      </w:r>
+    </w:p>
+    <w:p>
+      <w:pPr>
+        <w:pStyle w:val="Heading2"/>
+      </w:pPr>
+      <w:r>
+        <w:t>汉译英与复述</w:t>
+      </w:r>
+    </w:p>
+    <w:p>
+      <w:r>
+        <w:t>1. 表格询问是否有重罪定罪记录。</w:t>
+      </w:r>
+    </w:p>
+    <w:p>
+      <w:r>
+        <w:t>2. 武装人员伏击了车辆。</w:t>
+      </w:r>
+    </w:p>
+    <w:p>
+      <w:r>
+        <w:t>3. 我被排除在信息沟通之外。</w:t>
+      </w:r>
+    </w:p>
+    <w:p>
+      <w:r>
+        <w:t>参考答案：</w:t>
+      </w:r>
+    </w:p>
+    <w:p>
+      <w:r>
+        <w:t>1. The form asks about felony convictions. [felony]</w:t>
+      </w:r>
+    </w:p>
+    <w:p>
+      <w:r>
+        <w:t>2. Armed men ambushed the vehicle. [ambush]</w:t>
+      </w:r>
+    </w:p>
+    <w:p>
+      <w:r>
+        <w:t>3. I was left out of the loop. [in the loop]</w:t>
       </w:r>
     </w:p>
     <w:p>
@@ -3167,2153 +5180,52 @@
         <w:pStyle w:val="Heading1"/>
       </w:pPr>
       <w:r>
-        <w:t>S05E07  JMM</w:t>
-      </w:r>
-    </w:p>
-    <w:p>
-      <w:hyperlink r:id="rId9">
-        <w:r>
-          <w:rPr>
-            <w:color w:val="245E4D"/>
-          </w:rPr>
-          <w:t>本季字幕来源</w:t>
-        </w:r>
-      </w:hyperlink>
-    </w:p>
-    <w:p>
-      <w:pPr>
-        <w:pStyle w:val="Heading2"/>
-      </w:pPr>
-      <w:r>
-        <w:t>01. how about  ·  00:02:21</w:t>
-      </w:r>
-    </w:p>
-    <w:p>
-      <w:r>
-        <w:t>……怎么样</w:t>
-      </w:r>
-    </w:p>
-    <w:p>
-      <w:r>
-        <w:t>本集义：……怎么样</w:t>
-      </w:r>
-    </w:p>
-    <w:p>
-      <w:r>
-        <w:t>用法：常用于提出建议；后接名词或动名词。</w:t>
-      </w:r>
-    </w:p>
-    <w:p>
-      <w:r>
-        <w:t>1. How about a cup of tea?</w:t>
-        <w:br/>
-        <w:t>来杯茶怎么样？</w:t>
-      </w:r>
-    </w:p>
-    <w:p>
-      <w:r>
-        <w:t>2. How about meeting near the station?</w:t>
-        <w:br/>
-        <w:t>在车站附近见面怎么样？</w:t>
-      </w:r>
-    </w:p>
-    <w:p>
-      <w:r>
-        <w:t>3. How about we try again tomorrow?</w:t>
-        <w:br/>
-        <w:t>我们明天再试一次怎么样？</w:t>
-      </w:r>
-    </w:p>
-    <w:p>
-      <w:pPr>
-        <w:pStyle w:val="Heading2"/>
-      </w:pPr>
-      <w:r>
-        <w:t>02. let you down  ·  00:09:31</w:t>
-      </w:r>
-    </w:p>
-    <w:p>
-      <w:r>
-        <w:t>让你失望</w:t>
-      </w:r>
-    </w:p>
-    <w:p>
-      <w:r>
-        <w:t>本集义：让你失望</w:t>
-      </w:r>
-    </w:p>
-    <w:p>
-      <w:r>
-        <w:t>用法：let 过去式不变；代词宾语在 let 和 down 中间。</w:t>
-      </w:r>
-    </w:p>
-    <w:p>
-      <w:r>
-        <w:t>1. I won't let you down.</w:t>
-        <w:br/>
-        <w:t>我不会让你失望。</w:t>
-      </w:r>
-    </w:p>
-    <w:p>
-      <w:r>
-        <w:t>2. I'm sorry I let you down yesterday.</w:t>
-        <w:br/>
-        <w:t>抱歉昨天让你失望了。</w:t>
-      </w:r>
-    </w:p>
-    <w:p>
-      <w:r>
-        <w:t>3. Has this service ever let you down?</w:t>
-        <w:br/>
-        <w:t>这项服务曾让你失望过吗？</w:t>
-      </w:r>
-    </w:p>
-    <w:p>
-      <w:pPr>
-        <w:pStyle w:val="Heading2"/>
-      </w:pPr>
-      <w:r>
-        <w:t>03. cut a deal  ·  00:14:14</w:t>
-      </w:r>
-    </w:p>
-    <w:p>
-      <w:r>
-        <w:t>达成交易或协议</w:t>
-      </w:r>
-    </w:p>
-    <w:p>
-      <w:r>
-        <w:t>本集义：达成交易或协议</w:t>
-      </w:r>
-    </w:p>
-    <w:p>
-      <w:r>
-        <w:t>用法：非正式，常含协商交换条件的意思；不必然违法。</w:t>
-      </w:r>
-    </w:p>
-    <w:p>
-      <w:r>
-        <w:t>1. We cut a deal with the supplier.</w:t>
-        <w:br/>
-        <w:t>我们与供应商谈成了协议。</w:t>
-      </w:r>
-    </w:p>
-    <w:p>
-      <w:r>
-        <w:t>2. They hope to cut a deal before Friday.</w:t>
-        <w:br/>
-        <w:t>他们希望周五前谈成协议。</w:t>
-      </w:r>
-    </w:p>
-    <w:p>
-      <w:r>
-        <w:t>3. Can we cut a deal that works for both sides?</w:t>
-        <w:br/>
-        <w:t>我们能达成双方都满意的协议吗？</w:t>
-      </w:r>
-    </w:p>
-    <w:p>
-      <w:pPr>
-        <w:pStyle w:val="Heading2"/>
-      </w:pPr>
-      <w:r>
-        <w:t>04. up to you  ·  00:22:37</w:t>
-      </w:r>
-    </w:p>
-    <w:p>
-      <w:r>
-        <w:t>由你决定</w:t>
-      </w:r>
-    </w:p>
-    <w:p>
-      <w:r>
-        <w:t>本集义：由你决定；若前面有 not，则是“由不得你”。</w:t>
-      </w:r>
-    </w:p>
-    <w:p>
-      <w:r>
-        <w:t>用法：常用 It's up to you；也可表示事情依靠你来完成。</w:t>
-      </w:r>
-    </w:p>
-    <w:p>
-      <w:r>
-        <w:t>1. We can eat here or outside. It's up to you.</w:t>
-        <w:br/>
-        <w:t>我们可以在里面或外面吃，由你决定。</w:t>
-      </w:r>
-    </w:p>
-    <w:p>
-      <w:r>
-        <w:t>2. The color is up to you.</w:t>
-        <w:br/>
-        <w:t>颜色由你决定。</w:t>
-      </w:r>
-    </w:p>
-    <w:p>
-      <w:r>
-        <w:t>3. It's up to you to send the final version.</w:t>
-        <w:br/>
-        <w:t>最终版本得由你来发送。</w:t>
-      </w:r>
-    </w:p>
-    <w:p>
-      <w:pPr>
-        <w:pStyle w:val="Heading2"/>
-      </w:pPr>
-      <w:r>
-        <w:t>05. in charge  ·  00:23:31</w:t>
-      </w:r>
-    </w:p>
-    <w:p>
-      <w:r>
-        <w:t>负责；主管</w:t>
-      </w:r>
-    </w:p>
-    <w:p>
-      <w:r>
-        <w:t>本集义：负责；主管</w:t>
-      </w:r>
-    </w:p>
-    <w:p>
-      <w:r>
-        <w:t>用法：常用 be in charge of＋人或事；不等于负责所有后果。</w:t>
-      </w:r>
-    </w:p>
-    <w:p>
-      <w:r>
-        <w:t>1. Who's in charge of the kitchen?</w:t>
-        <w:br/>
-        <w:t>谁负责厨房？</w:t>
-      </w:r>
-    </w:p>
-    <w:p>
-      <w:r>
-        <w:t>2. I'm in charge while the manager is away.</w:t>
-        <w:br/>
-        <w:t>经理不在时由我负责。</w:t>
-      </w:r>
-    </w:p>
-    <w:p>
-      <w:r>
-        <w:t>3. She put him in charge of the event.</w:t>
-        <w:br/>
-        <w:t>她让他负责这次活动。</w:t>
-      </w:r>
-    </w:p>
-    <w:p>
-      <w:pPr>
-        <w:pStyle w:val="Heading2"/>
-      </w:pPr>
-      <w:r>
-        <w:t>06. either way  ·  00:32:44</w:t>
-      </w:r>
-    </w:p>
-    <w:p>
-      <w:r>
-        <w:t>无论哪种情况；两种方式中的任一种</w:t>
-      </w:r>
-    </w:p>
-    <w:p>
-      <w:r>
-        <w:t>本集义：无论哪种情况；两种方式中的任一种</w:t>
-      </w:r>
-    </w:p>
-    <w:p>
-      <w:r>
-        <w:t>用法：常用于说明两种结果都不影响后续安排。</w:t>
-      </w:r>
-    </w:p>
-    <w:p>
-      <w:r>
-        <w:t>1. We can walk or take the bus. Either way, we'll be on time.</w:t>
-        <w:br/>
-        <w:t>我们可以走路或坐公交，都会准时。</w:t>
-      </w:r>
-    </w:p>
-    <w:p>
-      <w:r>
-        <w:t>2. Either way, I'll support your decision.</w:t>
-        <w:br/>
-        <w:t>无论如何我都会支持你的决定。</w:t>
-      </w:r>
-    </w:p>
-    <w:p>
-      <w:r>
-        <w:t>3. Let me know either way.</w:t>
-        <w:br/>
-        <w:t>不管决定是什么，都告诉我。</w:t>
-      </w:r>
-    </w:p>
-    <w:p>
-      <w:pPr>
-        <w:pStyle w:val="Heading2"/>
-      </w:pPr>
-      <w:r>
-        <w:t>07. testimony  ·  00:42:26</w:t>
-      </w:r>
-    </w:p>
-    <w:p>
-      <w:r>
-        <w:t>证言；证词</w:t>
-      </w:r>
-    </w:p>
-    <w:p>
-      <w:r>
-        <w:t>本集义：证言；证词</w:t>
-      </w:r>
-    </w:p>
-    <w:p>
-      <w:r>
-        <w:t>用法：法律语境常不可数；指证人陈述，不等于所有证据。</w:t>
-      </w:r>
-    </w:p>
-    <w:p>
-      <w:r>
-        <w:t>1. The witness gave testimony in court.</w:t>
-        <w:br/>
-        <w:t>证人在法庭上作了证。</w:t>
-      </w:r>
-    </w:p>
-    <w:p>
-      <w:r>
-        <w:t>2. Her testimony helped clarify the timeline.</w:t>
-        <w:br/>
-        <w:t>她的证词帮助理清了时间线。</w:t>
-      </w:r>
-    </w:p>
-    <w:p>
-      <w:r>
-        <w:t>3. Was the testimony consistent with the records?</w:t>
-        <w:br/>
-        <w:t>证词与记录一致吗？</w:t>
-      </w:r>
-    </w:p>
-    <w:p>
-      <w:pPr>
-        <w:pStyle w:val="Heading2"/>
-      </w:pPr>
-      <w:r>
-        <w:t>08. good to go  ·  00:43:58</w:t>
-      </w:r>
-    </w:p>
-    <w:p>
-      <w:r>
-        <w:t>准备就绪；可以开始</w:t>
-      </w:r>
-    </w:p>
-    <w:p>
-      <w:r>
-        <w:t>本集义：准备就绪；可以开始</w:t>
-      </w:r>
-    </w:p>
-    <w:p>
-      <w:r>
-        <w:t>用法：非正式；常用于确认设备、安排或人已准备好。</w:t>
-      </w:r>
-    </w:p>
-    <w:p>
-      <w:r>
-        <w:t>1. The car is packed. We're good to go.</w:t>
-        <w:br/>
-        <w:t>行李装好了，我们可以走了。</w:t>
-      </w:r>
-    </w:p>
-    <w:p>
-      <w:r>
-        <w:t>2. Once you sign, the order is good to go.</w:t>
-        <w:br/>
-        <w:t>你一签字，订单就可以执行。</w:t>
-      </w:r>
-    </w:p>
-    <w:p>
-      <w:r>
-        <w:t>3. Are we good to go, or is anything missing?</w:t>
-        <w:br/>
-        <w:t>我们准备好了，还是缺什么？</w:t>
-      </w:r>
-    </w:p>
-    <w:p>
-      <w:pPr>
-        <w:pStyle w:val="Heading2"/>
-      </w:pPr>
-      <w:r>
-        <w:t>09. don't bother  ·  00:44:42</w:t>
-      </w:r>
-    </w:p>
-    <w:p>
-      <w:r>
-        <w:t>不用费心；别麻烦了</w:t>
-      </w:r>
-    </w:p>
-    <w:p>
-      <w:r>
-        <w:t>本集义：不用费心；别麻烦了</w:t>
-      </w:r>
-    </w:p>
-    <w:p>
-      <w:r>
-        <w:t>用法：可表示体贴，也可因失望而显得冷淡；注意语调。</w:t>
-      </w:r>
-    </w:p>
-    <w:p>
-      <w:r>
-        <w:t>1. Don't bother cooking. I brought dinner.</w:t>
-        <w:br/>
-        <w:t>不用做饭了，我带了晚饭。</w:t>
-      </w:r>
-    </w:p>
-    <w:p>
-      <w:r>
-        <w:t>2. Don't bother calling him now; he's on a flight.</w:t>
-        <w:br/>
-        <w:t>现在不用给他打电话，他在飞机上。</w:t>
-      </w:r>
-    </w:p>
-    <w:p>
-      <w:r>
-        <w:t>3. If it's too much trouble, don't bother.</w:t>
-        <w:br/>
-        <w:t>如果太麻烦，就不用费心了。</w:t>
-      </w:r>
-    </w:p>
-    <w:p>
-      <w:pPr>
-        <w:pStyle w:val="Heading2"/>
-      </w:pPr>
-      <w:r>
-        <w:t>10. walk away  ·  00:46:11</w:t>
-      </w:r>
-    </w:p>
-    <w:p>
-      <w:r>
-        <w:t>走开；退出；放弃参与</w:t>
-      </w:r>
-    </w:p>
-    <w:p>
-      <w:r>
-        <w:t>本集义：走开；退出；放弃参与</w:t>
-      </w:r>
-    </w:p>
-    <w:p>
-      <w:r>
-        <w:t>用法：可接 from＋交易、关系或局面；既可字面也可比喻。</w:t>
-      </w:r>
-    </w:p>
-    <w:p>
-      <w:r>
-        <w:t>1. We walked away from the deal.</w:t>
-        <w:br/>
-        <w:t>我们退出了这笔交易。</w:t>
-      </w:r>
-    </w:p>
-    <w:p>
-      <w:r>
-        <w:t>2. Sometimes it's better to walk away.</w:t>
-        <w:br/>
-        <w:t>有时离开更好。</w:t>
-      </w:r>
-    </w:p>
-    <w:p>
-      <w:r>
-        <w:t>3. She wouldn't walk away without an answer.</w:t>
-        <w:br/>
-        <w:t>没有答案，她不会离开。</w:t>
-      </w:r>
-    </w:p>
-    <w:p>
-      <w:pPr>
-        <w:pStyle w:val="Heading2"/>
-      </w:pPr>
-      <w:r>
-        <w:t>汉译英练习</w:t>
-      </w:r>
-    </w:p>
-    <w:p>
-      <w:r>
-        <w:t>1. 在车站附近见面怎么样？</w:t>
-      </w:r>
-    </w:p>
-    <w:p>
-      <w:r>
-        <w:t>2. 经理不在时由我负责。</w:t>
-      </w:r>
-    </w:p>
-    <w:p>
-      <w:r>
-        <w:t>3. 现在不用给他打电话，他在飞机上。</w:t>
-      </w:r>
-    </w:p>
-    <w:p>
-      <w:r>
-        <w:t>口头输出：任选三个表达，说一段 30—60 秒的个人经历。</w:t>
-      </w:r>
-    </w:p>
-    <w:p>
-      <w:pPr>
-        <w:pStyle w:val="Heading3"/>
-      </w:pPr>
-      <w:r>
-        <w:t>参考答案</w:t>
-      </w:r>
-    </w:p>
-    <w:p>
-      <w:r>
-        <w:t>1. How about meeting near the station?  [how about]</w:t>
-      </w:r>
-    </w:p>
-    <w:p>
-      <w:r>
-        <w:t>2. I'm in charge while the manager is away.  [in charge]</w:t>
-      </w:r>
-    </w:p>
-    <w:p>
-      <w:r>
-        <w:t>3. Don't bother calling him now; he's on a flight.  [don't bother]</w:t>
-      </w:r>
-    </w:p>
-    <w:p>
-      <w:r>
-        <w:br w:type="page"/>
-      </w:r>
-    </w:p>
-    <w:p>
-      <w:pPr>
-        <w:pStyle w:val="Heading1"/>
-      </w:pPr>
-      <w:r>
-        <w:t>S05E08  Bagman</w:t>
-      </w:r>
-    </w:p>
-    <w:p>
-      <w:hyperlink r:id="rId9">
-        <w:r>
-          <w:rPr>
-            <w:color w:val="245E4D"/>
-          </w:rPr>
-          <w:t>本季字幕来源</w:t>
-        </w:r>
-      </w:hyperlink>
-    </w:p>
-    <w:p>
-      <w:pPr>
-        <w:pStyle w:val="Heading2"/>
-      </w:pPr>
-      <w:r>
-        <w:t>01. make sure  ·  00:04:34</w:t>
-      </w:r>
-    </w:p>
-    <w:p>
-      <w:r>
-        <w:t>确保；核实</w:t>
-      </w:r>
-    </w:p>
-    <w:p>
-      <w:r>
-        <w:t>本集义：确保；核实</w:t>
-      </w:r>
-    </w:p>
-    <w:p>
-      <w:r>
-        <w:t>用法：常接完整从句或 of＋名词；提醒时语气直接。</w:t>
-      </w:r>
-    </w:p>
-    <w:p>
-      <w:r>
-        <w:t>1. Make sure you lock the door.</w:t>
-        <w:br/>
-        <w:t>务必锁好门。</w:t>
-      </w:r>
-    </w:p>
-    <w:p>
-      <w:r>
-        <w:t>2. I'll call to make sure the room is ready.</w:t>
-        <w:br/>
-        <w:t>我会打电话确认房间已准备好。</w:t>
-      </w:r>
-    </w:p>
-    <w:p>
-      <w:r>
-        <w:t>3. Please make sure everyone gets the update.</w:t>
-        <w:br/>
-        <w:t>请确保每个人都收到最新消息。</w:t>
-      </w:r>
-    </w:p>
-    <w:p>
-      <w:pPr>
-        <w:pStyle w:val="Heading2"/>
-      </w:pPr>
-      <w:r>
-        <w:t>02. looks like  ·  00:04:48</w:t>
-      </w:r>
-    </w:p>
-    <w:p>
-      <w:r>
-        <w:t>看起来像；似乎</w:t>
-      </w:r>
-    </w:p>
-    <w:p>
-      <w:r>
-        <w:t>本集义：看起来像；似乎</w:t>
-      </w:r>
-    </w:p>
-    <w:p>
-      <w:r>
-        <w:t>用法：依据外观或迹象推测；后接名词或从句。</w:t>
-      </w:r>
-    </w:p>
-    <w:p>
-      <w:r>
-        <w:t>1. It looks like rain.</w:t>
-        <w:br/>
-        <w:t>看起来要下雨。</w:t>
-      </w:r>
-    </w:p>
-    <w:p>
-      <w:r>
-        <w:t>2. This looks like the right building.</w:t>
-        <w:br/>
-        <w:t>这看起来就是那栋楼。</w:t>
-      </w:r>
-    </w:p>
-    <w:p>
-      <w:r>
-        <w:t>3. It looks like we'll finish early.</w:t>
-        <w:br/>
-        <w:t>看来我们会提前完成。</w:t>
-      </w:r>
-    </w:p>
-    <w:p>
-      <w:pPr>
-        <w:pStyle w:val="Heading2"/>
-      </w:pPr>
-      <w:r>
-        <w:t>03. let's say  ·  00:05:16</w:t>
-      </w:r>
-    </w:p>
-    <w:p>
-      <w:r>
-        <w:t>假设；比如说</w:t>
-      </w:r>
-    </w:p>
-    <w:p>
-      <w:r>
-        <w:t>本集义：假设；比如说</w:t>
-      </w:r>
-    </w:p>
-    <w:p>
-      <w:r>
-        <w:t>用法：提出例子或假设，不一定指真实情况。</w:t>
-      </w:r>
-    </w:p>
-    <w:p>
-      <w:r>
-        <w:t>1. Let's say we have ten guests.</w:t>
-        <w:br/>
-        <w:t>假设我们有十位客人。</w:t>
-      </w:r>
-    </w:p>
-    <w:p>
-      <w:r>
-        <w:t>2. Could we meet at, let's say, three?</w:t>
-        <w:br/>
-        <w:t>我们比如说三点见，可以吗？</w:t>
-      </w:r>
-    </w:p>
-    <w:p>
-      <w:r>
-        <w:t>3. Let's say the price doubles. What then?</w:t>
-        <w:br/>
-        <w:t>假设价格翻倍，那怎么办？</w:t>
-      </w:r>
-    </w:p>
-    <w:p>
-      <w:pPr>
-        <w:pStyle w:val="Heading2"/>
-      </w:pPr>
-      <w:r>
-        <w:t>04. what about  ·  00:05:25</w:t>
-      </w:r>
-    </w:p>
-    <w:p>
-      <w:r>
-        <w:t>……怎么样；那……呢</w:t>
-      </w:r>
-    </w:p>
-    <w:p>
-      <w:r>
-        <w:t>本集义：……怎么样；那……呢</w:t>
-      </w:r>
-    </w:p>
-    <w:p>
-      <w:r>
-        <w:t>用法：接名词或动名词；常提醒被忽略的事项。</w:t>
-      </w:r>
-    </w:p>
-    <w:p>
-      <w:r>
-        <w:t>1. What about dinner on Friday?</w:t>
-        <w:br/>
-        <w:t>周五一起吃晚饭怎么样？</w:t>
-      </w:r>
-    </w:p>
-    <w:p>
-      <w:r>
-        <w:t>2. What about taking a short break?</w:t>
-        <w:br/>
-        <w:t>休息一会儿怎么样？</w:t>
-      </w:r>
-    </w:p>
-    <w:p>
-      <w:r>
-        <w:t>3. You can go, but what about the dog?</w:t>
-        <w:br/>
-        <w:t>你可以走，但狗怎么办？</w:t>
-      </w:r>
-    </w:p>
-    <w:p>
-      <w:pPr>
-        <w:pStyle w:val="Heading2"/>
-      </w:pPr>
-      <w:r>
-        <w:t>05. I get it  ·  00:06:00</w:t>
-      </w:r>
-    </w:p>
-    <w:p>
-      <w:r>
-        <w:t>我明白了；我懂你的意思</w:t>
-      </w:r>
-    </w:p>
-    <w:p>
-      <w:r>
-        <w:t>本集义：我明白了；我懂你的意思</w:t>
-      </w:r>
-    </w:p>
-    <w:p>
-      <w:r>
-        <w:t>用法：口语。语调温和是理解，急促重复可能表示不耐烦。</w:t>
-      </w:r>
-    </w:p>
-    <w:p>
-      <w:r>
-        <w:t>1. I get it. You need some space.</w:t>
-        <w:br/>
-        <w:t>我明白，你需要一点空间。</w:t>
-      </w:r>
-    </w:p>
-    <w:p>
-      <w:r>
-        <w:t>2. Oh, I get it now. The button is underneath.</w:t>
-        <w:br/>
-        <w:t>哦，我现在懂了，按钮在下面。</w:t>
-      </w:r>
-    </w:p>
-    <w:p>
-      <w:r>
-        <w:t>3. I get it, but I still disagree.</w:t>
-        <w:br/>
-        <w:t>我明白你的意思，但仍不赞同。</w:t>
-      </w:r>
-    </w:p>
-    <w:p>
-      <w:pPr>
-        <w:pStyle w:val="Heading2"/>
-      </w:pPr>
-      <w:r>
-        <w:t>06. bail  ·  00:08:37</w:t>
-      </w:r>
-    </w:p>
-    <w:p>
-      <w:r>
-        <w:t>保释；保释金</w:t>
-      </w:r>
-    </w:p>
-    <w:p>
-      <w:r>
-        <w:t>本集义：保释；保释金</w:t>
-      </w:r>
-    </w:p>
-    <w:p>
-      <w:r>
-        <w:t>用法：常用 on bail 或 post bail；保释不表示无罪。</w:t>
-      </w:r>
-    </w:p>
-    <w:p>
-      <w:r>
-        <w:t>1. The defendant was released on bail.</w:t>
-        <w:br/>
-        <w:t>被告获准保释。</w:t>
-      </w:r>
-    </w:p>
-    <w:p>
-      <w:r>
-        <w:t>2. The family helped him post bail.</w:t>
-        <w:br/>
-        <w:t>家人帮助他缴纳保释金。</w:t>
-      </w:r>
-    </w:p>
-    <w:p>
-      <w:r>
-        <w:t>3. The judge considered the request for bail.</w:t>
-        <w:br/>
-        <w:t>法官审议了保释申请。</w:t>
-      </w:r>
-    </w:p>
-    <w:p>
-      <w:pPr>
-        <w:pStyle w:val="Heading2"/>
-      </w:pPr>
-      <w:r>
-        <w:t>07. evidence  ·  00:08:39</w:t>
-      </w:r>
-    </w:p>
-    <w:p>
-      <w:r>
-        <w:t>证据；根据</w:t>
-      </w:r>
-    </w:p>
-    <w:p>
-      <w:r>
-        <w:t>本集义：证据；根据</w:t>
-      </w:r>
-    </w:p>
-    <w:p>
-      <w:r>
-        <w:t>用法：通常不可数；说 a piece of evidence，不说 an evidence。</w:t>
-      </w:r>
-    </w:p>
-    <w:p>
-      <w:r>
-        <w:t>1. We need evidence before changing the plan.</w:t>
-        <w:br/>
-        <w:t>改变计划前我们需要依据。</w:t>
-      </w:r>
-    </w:p>
-    <w:p>
-      <w:r>
-        <w:t>2. Is there any evidence that the method works?</w:t>
-        <w:br/>
-        <w:t>有证据表明这个方法有效吗？</w:t>
-      </w:r>
-    </w:p>
-    <w:p>
-      <w:r>
-        <w:t>3. The lawyer reviewed each piece of evidence.</w:t>
-        <w:br/>
-        <w:t>律师逐项查看了证据。</w:t>
-      </w:r>
-    </w:p>
-    <w:p>
-      <w:pPr>
-        <w:pStyle w:val="Heading2"/>
-      </w:pPr>
-      <w:r>
-        <w:t>08. pick up  ·  00:09:05</w:t>
-      </w:r>
-    </w:p>
-    <w:p>
-      <w:r>
-        <w:t>接人；拿起；学会；接电话</w:t>
-      </w:r>
-    </w:p>
-    <w:p>
-      <w:r>
-        <w:t>本集义：去领取或拿走款项。</w:t>
-      </w:r>
-    </w:p>
-    <w:p>
-      <w:r>
-        <w:t>用法：多义短语，必须结合宾语；pick it up 中代词在中间。</w:t>
-      </w:r>
-    </w:p>
-    <w:p>
-      <w:r>
-        <w:t>1. I'll pick you up at six.</w:t>
-        <w:br/>
-        <w:t>我六点来接你。</w:t>
-      </w:r>
-    </w:p>
-    <w:p>
-      <w:r>
-        <w:t>2. She picked up some Italian while traveling.</w:t>
-        <w:br/>
-        <w:t>她旅行时学会了一点意大利语。</w:t>
-      </w:r>
-    </w:p>
-    <w:p>
-      <w:r>
-        <w:t>3. Can you pick up the phone?</w:t>
-        <w:br/>
-        <w:t>你能接一下电话吗？</w:t>
-      </w:r>
-    </w:p>
-    <w:p>
-      <w:pPr>
-        <w:pStyle w:val="Heading2"/>
-      </w:pPr>
-      <w:r>
-        <w:t>09. might as well  ·  00:28:18</w:t>
-      </w:r>
-    </w:p>
-    <w:p>
-      <w:r>
-        <w:t>不妨；倒不如</w:t>
-      </w:r>
-    </w:p>
-    <w:p>
-      <w:r>
-        <w:t>本集义：不妨；倒不如</w:t>
-      </w:r>
-    </w:p>
-    <w:p>
-      <w:r>
-        <w:t>用法：通常表示没有更好的替代选择；后接原形。</w:t>
-      </w:r>
-    </w:p>
-    <w:p>
-      <w:r>
-        <w:t>1. We're here already. We might as well go in.</w:t>
-        <w:br/>
-        <w:t>既然到了，不妨进去。</w:t>
-      </w:r>
-    </w:p>
-    <w:p>
-      <w:r>
-        <w:t>2. I might as well cook while I wait.</w:t>
-        <w:br/>
-        <w:t>等着的时候，我不妨做饭。</w:t>
-      </w:r>
-    </w:p>
-    <w:p>
-      <w:r>
-        <w:t>3. If the shop is closed, we might as well head home.</w:t>
-        <w:br/>
-        <w:t>如果店关门了，我们不如回家。</w:t>
-      </w:r>
-    </w:p>
-    <w:p>
-      <w:pPr>
-        <w:pStyle w:val="Heading2"/>
-      </w:pPr>
-      <w:r>
-        <w:t>10. make a difference  ·  00:37:39</w:t>
-      </w:r>
-    </w:p>
-    <w:p>
-      <w:r>
-        <w:t>产生影响；起作用</w:t>
-      </w:r>
-    </w:p>
-    <w:p>
-      <w:r>
-        <w:t>本集义：产生影响；起作用</w:t>
-      </w:r>
-    </w:p>
-    <w:p>
-      <w:r>
-        <w:t>用法：可接 to＋对象；常表示带来改善，也可表示造成差别。</w:t>
-      </w:r>
-    </w:p>
-    <w:p>
-      <w:r>
-        <w:t>1. A short walk can make a difference.</w:t>
-        <w:br/>
-        <w:t>散会儿步也能带来改善。</w:t>
-      </w:r>
-    </w:p>
-    <w:p>
-      <w:r>
-        <w:t>2. Your advice made a difference to me.</w:t>
-        <w:br/>
-        <w:t>你的建议对我很有帮助。</w:t>
-      </w:r>
-    </w:p>
-    <w:p>
-      <w:r>
-        <w:t>3. Would an extra day make a difference?</w:t>
-        <w:br/>
-        <w:t>多一天时间会有帮助吗？</w:t>
-      </w:r>
-    </w:p>
-    <w:p>
-      <w:pPr>
-        <w:pStyle w:val="Heading2"/>
-      </w:pPr>
-      <w:r>
-        <w:t>汉译英练习</w:t>
-      </w:r>
-    </w:p>
-    <w:p>
-      <w:r>
-        <w:t>1. 我会打电话确认房间已准备好。</w:t>
-      </w:r>
-    </w:p>
-    <w:p>
-      <w:r>
-        <w:t>2. 哦，我现在懂了，按钮在下面。</w:t>
-      </w:r>
-    </w:p>
-    <w:p>
-      <w:r>
-        <w:t>3. 等着的时候，我不妨做饭。</w:t>
-      </w:r>
-    </w:p>
-    <w:p>
-      <w:r>
-        <w:t>口头输出：任选三个表达，说一段 30—60 秒的个人经历。</w:t>
-      </w:r>
-    </w:p>
-    <w:p>
-      <w:pPr>
-        <w:pStyle w:val="Heading3"/>
-      </w:pPr>
-      <w:r>
-        <w:t>参考答案</w:t>
-      </w:r>
-    </w:p>
-    <w:p>
-      <w:r>
-        <w:t>1. I'll call to make sure the room is ready.  [make sure]</w:t>
-      </w:r>
-    </w:p>
-    <w:p>
-      <w:r>
-        <w:t>2. Oh, I get it now. The button is underneath.  [I get it]</w:t>
-      </w:r>
-    </w:p>
-    <w:p>
-      <w:r>
-        <w:t>3. I might as well cook while I wait.  [might as well]</w:t>
-      </w:r>
-    </w:p>
-    <w:p>
-      <w:r>
-        <w:br w:type="page"/>
-      </w:r>
-    </w:p>
-    <w:p>
-      <w:pPr>
-        <w:pStyle w:val="Heading1"/>
-      </w:pPr>
-      <w:r>
-        <w:t>S05E09  Bad Choice Road</w:t>
-      </w:r>
-    </w:p>
-    <w:p>
-      <w:hyperlink r:id="rId9">
-        <w:r>
-          <w:rPr>
-            <w:color w:val="245E4D"/>
-          </w:rPr>
-          <w:t>本季字幕来源</w:t>
-        </w:r>
-      </w:hyperlink>
-    </w:p>
-    <w:p>
-      <w:pPr>
-        <w:pStyle w:val="Heading2"/>
-      </w:pPr>
-      <w:r>
-        <w:t>01. figure out  ·  00:11:39</w:t>
-      </w:r>
-    </w:p>
-    <w:p>
-      <w:r>
-        <w:t>弄清楚；解决</w:t>
-      </w:r>
-    </w:p>
-    <w:p>
-      <w:r>
-        <w:t>本集义：弄清楚；解决</w:t>
-      </w:r>
-    </w:p>
-    <w:p>
-      <w:r>
-        <w:t>用法：后接名词或疑问词从句；代词宾语通常放中间：figure it out。</w:t>
-      </w:r>
-    </w:p>
-    <w:p>
-      <w:r>
-        <w:t>1. I'm trying to figure out the bus route.</w:t>
-        <w:br/>
-        <w:t>我在研究公交路线。</w:t>
-      </w:r>
-    </w:p>
-    <w:p>
-      <w:r>
-        <w:t>2. We need to figure out why sales fell.</w:t>
-        <w:br/>
-        <w:t>我们得弄清销售下降的原因。</w:t>
-      </w:r>
-    </w:p>
-    <w:p>
-      <w:r>
-        <w:t>3. Have you figured out what to say?</w:t>
-        <w:br/>
-        <w:t>你想好要说什么了吗？</w:t>
-      </w:r>
-    </w:p>
-    <w:p>
-      <w:pPr>
-        <w:pStyle w:val="Heading2"/>
-      </w:pPr>
-      <w:r>
-        <w:t>02. give up  ·  00:18:06</w:t>
-      </w:r>
-    </w:p>
-    <w:p>
-      <w:r>
-        <w:t>放弃；停止尝试</w:t>
-      </w:r>
-    </w:p>
-    <w:p>
-      <w:r>
-        <w:t>本集义：放弃；停止尝试</w:t>
-      </w:r>
-    </w:p>
-    <w:p>
-      <w:r>
-        <w:t>用法：代词宾语放中间，如 give it up；也可不接宾语。</w:t>
-      </w:r>
-    </w:p>
-    <w:p>
-      <w:r>
-        <w:t>1. Don't give up after one bad lesson.</w:t>
-        <w:br/>
-        <w:t>别因为一节课没学好就放弃。</w:t>
-      </w:r>
-    </w:p>
-    <w:p>
-      <w:r>
-        <w:t>2. She gave up coffee for a month.</w:t>
-        <w:br/>
-        <w:t>她停喝咖啡一个月。</w:t>
-      </w:r>
-    </w:p>
-    <w:p>
-      <w:r>
-        <w:t>3. Are you ready to give up, or shall we try again?</w:t>
-        <w:br/>
-        <w:t>你想放弃，还是我们再试一次？</w:t>
-      </w:r>
-    </w:p>
-    <w:p>
-      <w:pPr>
-        <w:pStyle w:val="Heading2"/>
-      </w:pPr>
-      <w:r>
-        <w:t>03. take care of  ·  00:20:43</w:t>
-      </w:r>
-    </w:p>
-    <w:p>
-      <w:r>
-        <w:t>照顾；处理；负责办好</w:t>
-      </w:r>
-    </w:p>
-    <w:p>
-      <w:r>
-        <w:t>本集义：照顾；处理；负责办好</w:t>
-      </w:r>
-    </w:p>
-    <w:p>
-      <w:r>
-        <w:t>用法：宾语可为人、任务或账单；具体意思要看上下文。 剧情中也可能作为委婉的威胁，须结合对象与语气判断。</w:t>
-      </w:r>
-    </w:p>
-    <w:p>
-      <w:r>
-        <w:t>1. Could you take care of the cat this weekend?</w:t>
-        <w:br/>
-        <w:t>周末你能照顾一下猫吗？</w:t>
-      </w:r>
-    </w:p>
-    <w:p>
-      <w:r>
-        <w:t>2. I'll take care of the booking.</w:t>
-        <w:br/>
-        <w:t>预订的事我来办。</w:t>
-      </w:r>
-    </w:p>
-    <w:p>
-      <w:r>
-        <w:t>3. Don't worry. The bill is taken care of.</w:t>
-        <w:br/>
-        <w:t>别担心，账单已经付了。</w:t>
-      </w:r>
-    </w:p>
-    <w:p>
-      <w:pPr>
-        <w:pStyle w:val="Heading2"/>
-      </w:pPr>
-      <w:r>
-        <w:t>04. I can't help  ·  00:23:17</w:t>
-      </w:r>
-    </w:p>
-    <w:p>
-      <w:r>
-        <w:t>我忍不住；我没办法帮忙</w:t>
-      </w:r>
-    </w:p>
-    <w:p>
-      <w:r>
-        <w:t>本集义：我没办法帮你；这里不是 can't help doing 的“忍不住”。</w:t>
-      </w:r>
-    </w:p>
-    <w:p>
-      <w:r>
-        <w:t>用法：can't help＋动名词表示忍不住；can't help you 指无法帮你。 can't help but＋动词原形也表示忍不住。</w:t>
-      </w:r>
-    </w:p>
-    <w:p>
-      <w:r>
-        <w:t>1. I can't help laughing at that photo.</w:t>
-        <w:br/>
-        <w:t>看到那张照片我就忍不住笑。</w:t>
-      </w:r>
-    </w:p>
-    <w:p>
-      <w:r>
-        <w:t>2. I can't help wondering what happened.</w:t>
-        <w:br/>
-        <w:t>我忍不住想知道发生了什么。</w:t>
-      </w:r>
-    </w:p>
-    <w:p>
-      <w:r>
-        <w:t>3. I'm sorry, but I can't help with the move today.</w:t>
-        <w:br/>
-        <w:t>抱歉，今天我没法帮你搬家。</w:t>
-      </w:r>
-    </w:p>
-    <w:p>
-      <w:pPr>
-        <w:pStyle w:val="Heading2"/>
-      </w:pPr>
-      <w:r>
-        <w:t>05. plea deal  ·  00:23:47</w:t>
-      </w:r>
-    </w:p>
-    <w:p>
-      <w:r>
-        <w:t>认罪协商协议</w:t>
-      </w:r>
-    </w:p>
-    <w:p>
-      <w:r>
-        <w:t>本集义：认罪协商协议</w:t>
-      </w:r>
-    </w:p>
-    <w:p>
-      <w:r>
-        <w:t>用法：刑事语境，通常以认罪换取控方某些让步；具体内容须看协议及法院程序。</w:t>
-      </w:r>
-    </w:p>
-    <w:p>
-      <w:r>
-        <w:t>1. The lawyers discussed a possible plea deal.</w:t>
-        <w:br/>
-        <w:t>律师们讨论了可能的认罪协商协议。</w:t>
-      </w:r>
-    </w:p>
-    <w:p>
-      <w:r>
-        <w:t>2. The defendant accepted the plea deal.</w:t>
-        <w:br/>
-        <w:t>被告接受了认罪协商协议。</w:t>
-      </w:r>
-    </w:p>
-    <w:p>
-      <w:r>
-        <w:t>3. What does the proposed plea deal include?</w:t>
-        <w:br/>
-        <w:t>拟议的认罪协商协议包含什么？</w:t>
-      </w:r>
-    </w:p>
-    <w:p>
-      <w:pPr>
-        <w:pStyle w:val="Heading2"/>
-      </w:pPr>
-      <w:r>
-        <w:t>06. I suppose  ·  00:34:15</w:t>
-      </w:r>
-    </w:p>
-    <w:p>
-      <w:r>
-        <w:t>我想；我认为；也算是吧</w:t>
-      </w:r>
-    </w:p>
-    <w:p>
-      <w:r>
-        <w:t>本集义：我想；我认为；也算是吧</w:t>
-      </w:r>
-    </w:p>
-    <w:p>
-      <w:r>
-        <w:t>用法：略带犹豫或让步；语调可能表示不太情愿。</w:t>
-      </w:r>
-    </w:p>
-    <w:p>
-      <w:r>
-        <w:t>1. I suppose we could leave earlier.</w:t>
-        <w:br/>
-        <w:t>我想我们可以早点走。</w:t>
-      </w:r>
-    </w:p>
-    <w:p>
-      <w:r>
-        <w:t>2. Was it useful? — I suppose so.</w:t>
-        <w:br/>
-        <w:t>有用吗？——我想是吧。</w:t>
-      </w:r>
-    </w:p>
-    <w:p>
-      <w:r>
-        <w:t>3. I suppose you've already heard the news.</w:t>
-        <w:br/>
-        <w:t>我想你已经听说这个消息了。</w:t>
-      </w:r>
-    </w:p>
-    <w:p>
-      <w:pPr>
-        <w:pStyle w:val="Heading2"/>
-      </w:pPr>
-      <w:r>
-        <w:t>07. eventually  ·  00:36:42</w:t>
-      </w:r>
-    </w:p>
-    <w:p>
-      <w:r>
-        <w:t>最终；后来</w:t>
-      </w:r>
-    </w:p>
-    <w:p>
-      <w:r>
-        <w:t>本集义：最终；后来</w:t>
-      </w:r>
-    </w:p>
-    <w:p>
-      <w:r>
-        <w:t>用法：强调经过时间或过程后的结果；不是“可能”。</w:t>
-      </w:r>
-    </w:p>
-    <w:p>
-      <w:r>
-        <w:t>1. We eventually found the right entrance.</w:t>
-        <w:br/>
-        <w:t>我们最终找到了正确入口。</w:t>
-      </w:r>
-    </w:p>
-    <w:p>
-      <w:r>
-        <w:t>2. The noise eventually stopped.</w:t>
-        <w:br/>
-        <w:t>噪声后来停了。</w:t>
-      </w:r>
-    </w:p>
-    <w:p>
-      <w:r>
-        <w:t>3. You'll get more confident eventually.</w:t>
-        <w:br/>
-        <w:t>你最终会更自信。</w:t>
-      </w:r>
-    </w:p>
-    <w:p>
-      <w:pPr>
-        <w:pStyle w:val="Heading2"/>
-      </w:pPr>
-      <w:r>
-        <w:t>08. unless  ·  00:48:17</w:t>
-      </w:r>
-    </w:p>
-    <w:p>
-      <w:r>
-        <w:t>除非；如果不</w:t>
-      </w:r>
-    </w:p>
-    <w:p>
-      <w:r>
-        <w:t>本集义：除非；如果不</w:t>
-      </w:r>
-    </w:p>
-    <w:p>
-      <w:r>
-        <w:t>用法：后接从句；通常不用再加否定，以免意思相反。</w:t>
-      </w:r>
-    </w:p>
-    <w:p>
-      <w:r>
-        <w:t>1. I'll walk unless it rains.</w:t>
-        <w:br/>
-        <w:t>除非下雨，否则我会走路去。</w:t>
-      </w:r>
-    </w:p>
-    <w:p>
-      <w:r>
-        <w:t>2. Don't call unless it's urgent.</w:t>
-        <w:br/>
-        <w:t>除非紧急，否则别打电话。</w:t>
-      </w:r>
-    </w:p>
-    <w:p>
-      <w:r>
-        <w:t>3. We can't start unless everyone agrees.</w:t>
-        <w:br/>
-        <w:t>除非大家同意，否则我们无法开始。</w:t>
-      </w:r>
-    </w:p>
-    <w:p>
-      <w:pPr>
-        <w:pStyle w:val="Heading2"/>
-      </w:pPr>
-      <w:r>
-        <w:t>09. are you kidding  ·  00:54:32</w:t>
-      </w:r>
-    </w:p>
-    <w:p>
-      <w:r>
-        <w:t>你开玩笑吗</w:t>
-      </w:r>
-    </w:p>
-    <w:p>
-      <w:r>
-        <w:t>本集义：你开玩笑吗</w:t>
-      </w:r>
-    </w:p>
-    <w:p>
-      <w:r>
-        <w:t>用法：可表达惊讶或强烈反对；比温和求证更有情绪。</w:t>
-      </w:r>
-    </w:p>
-    <w:p>
-      <w:r>
-        <w:t>1. Are you kidding? That's a great price.</w:t>
-        <w:br/>
-        <w:t>你开玩笑吗？这价格很划算。</w:t>
-      </w:r>
-    </w:p>
-    <w:p>
-      <w:r>
-        <w:t>2. Are you kidding me? Another delay?</w:t>
-        <w:br/>
-        <w:t>不是吧，又延误？</w:t>
-      </w:r>
-    </w:p>
-    <w:p>
-      <w:r>
-        <w:t>3. You want to walk in this rain? Are you kidding?</w:t>
-        <w:br/>
-        <w:t>你想冒这雨走路？你认真的吗？</w:t>
-      </w:r>
-    </w:p>
-    <w:p>
-      <w:pPr>
-        <w:pStyle w:val="Heading2"/>
-      </w:pPr>
-      <w:r>
-        <w:t>10. for the record  ·  00:56:20</w:t>
-      </w:r>
-    </w:p>
-    <w:p>
-      <w:r>
-        <w:t>为正式记录说明；把话说清楚</w:t>
-      </w:r>
-    </w:p>
-    <w:p>
-      <w:r>
-        <w:t>本集义：为正式记录说明；把话说清楚</w:t>
-      </w:r>
-    </w:p>
-    <w:p>
-      <w:r>
-        <w:t>用法：可用于法庭或会议，也用于口语纠正他人印象。</w:t>
-      </w:r>
-    </w:p>
-    <w:p>
-      <w:r>
-        <w:t>1. For the record, I voted against the change.</w:t>
-        <w:br/>
-        <w:t>说清楚，我投了反对这个改动的票。</w:t>
-      </w:r>
-    </w:p>
-    <w:p>
-      <w:r>
-        <w:t>2. Please state your name for the record.</w:t>
-        <w:br/>
-        <w:t>请报上姓名以供记录。</w:t>
-      </w:r>
-    </w:p>
-    <w:p>
-      <w:r>
-        <w:t>3. For the record, nobody asked me to leave.</w:t>
-        <w:br/>
-        <w:t>我要说明，并没有人要求我离开。</w:t>
-      </w:r>
-    </w:p>
-    <w:p>
-      <w:pPr>
-        <w:pStyle w:val="Heading2"/>
-      </w:pPr>
-      <w:r>
-        <w:t>汉译英练习</w:t>
-      </w:r>
-    </w:p>
-    <w:p>
-      <w:r>
-        <w:t>1. 我们得弄清销售下降的原因。</w:t>
-      </w:r>
-    </w:p>
-    <w:p>
-      <w:r>
-        <w:t>2. 被告接受了认罪协商协议。</w:t>
-      </w:r>
-    </w:p>
-    <w:p>
-      <w:r>
-        <w:t>3. 不是吧，又延误？</w:t>
-      </w:r>
-    </w:p>
-    <w:p>
-      <w:r>
-        <w:t>口头输出：任选三个表达，说一段 30—60 秒的个人经历。</w:t>
-      </w:r>
-    </w:p>
-    <w:p>
-      <w:pPr>
-        <w:pStyle w:val="Heading3"/>
-      </w:pPr>
-      <w:r>
-        <w:t>参考答案</w:t>
-      </w:r>
-    </w:p>
-    <w:p>
-      <w:r>
-        <w:t>1. We need to figure out why sales fell.  [figure out]</w:t>
-      </w:r>
-    </w:p>
-    <w:p>
-      <w:r>
-        <w:t>2. The defendant accepted the plea deal.  [plea deal]</w:t>
-      </w:r>
-    </w:p>
-    <w:p>
-      <w:r>
-        <w:t>3. Are you kidding me? Another delay?  [are you kidding]</w:t>
-      </w:r>
-    </w:p>
-    <w:p>
-      <w:r>
-        <w:br w:type="page"/>
-      </w:r>
-    </w:p>
-    <w:p>
-      <w:pPr>
-        <w:pStyle w:val="Heading1"/>
-      </w:pPr>
-      <w:r>
-        <w:t>S05E10  Something Unforgivable</w:t>
-      </w:r>
-    </w:p>
-    <w:p>
-      <w:hyperlink r:id="rId9">
-        <w:r>
-          <w:rPr>
-            <w:color w:val="245E4D"/>
-          </w:rPr>
-          <w:t>本季字幕来源</w:t>
-        </w:r>
-      </w:hyperlink>
-    </w:p>
-    <w:p>
-      <w:pPr>
-        <w:pStyle w:val="Heading2"/>
-      </w:pPr>
-      <w:r>
-        <w:t>01. the way I see it  ·  00:13:16</w:t>
-      </w:r>
-    </w:p>
-    <w:p>
-      <w:r>
-        <w:t>在我看来</w:t>
-      </w:r>
-    </w:p>
-    <w:p>
-      <w:r>
-        <w:t>本集义：在我看来</w:t>
-      </w:r>
-    </w:p>
-    <w:p>
-      <w:r>
-        <w:t>用法：用于提出个人分析；比断言事实更主观。</w:t>
-      </w:r>
-    </w:p>
-    <w:p>
-      <w:r>
-        <w:t>1. The way I see it, we have two choices.</w:t>
-        <w:br/>
-        <w:t>在我看来，我们有两个选择。</w:t>
-      </w:r>
-    </w:p>
-    <w:p>
-      <w:r>
-        <w:t>2. The way I see it, asking for help is sensible.</w:t>
-        <w:br/>
-        <w:t>我认为寻求帮助是明智的。</w:t>
-      </w:r>
-    </w:p>
-    <w:p>
-      <w:r>
-        <w:t>3. That's not the way I see it.</w:t>
-        <w:br/>
-        <w:t>我不是这么看的。</w:t>
-      </w:r>
-    </w:p>
-    <w:p>
-      <w:pPr>
-        <w:pStyle w:val="Heading2"/>
-      </w:pPr>
-      <w:r>
-        <w:t>02. what's going on  ·  00:14:15</w:t>
-      </w:r>
-    </w:p>
-    <w:p>
-      <w:r>
-        <w:t>发生什么了；情况怎么样</w:t>
-      </w:r>
-    </w:p>
-    <w:p>
-      <w:r>
-        <w:t>本集义：发生什么了；情况怎么样</w:t>
-      </w:r>
-    </w:p>
-    <w:p>
-      <w:r>
-        <w:t>用法：口语询问当前情况；语调可从关心变成质问。</w:t>
-      </w:r>
-    </w:p>
-    <w:p>
-      <w:r>
-        <w:t>1. What's going on outside?</w:t>
-        <w:br/>
-        <w:t>外面发生什么了？</w:t>
-      </w:r>
-    </w:p>
-    <w:p>
-      <w:r>
-        <w:t>2. You've been quiet. What's going on?</w:t>
-        <w:br/>
-        <w:t>你一直很安静，怎么了？</w:t>
-      </w:r>
-    </w:p>
-    <w:p>
-      <w:r>
-        <w:t>3. Can someone explain what's going on?</w:t>
-        <w:br/>
-        <w:t>有人能解释一下现在是什么情况吗？</w:t>
-      </w:r>
-    </w:p>
-    <w:p>
-      <w:pPr>
-        <w:pStyle w:val="Heading2"/>
-      </w:pPr>
-      <w:r>
-        <w:t>03. public defender  ·  00:15:18</w:t>
-      </w:r>
-    </w:p>
-    <w:p>
-      <w:r>
-        <w:t>公设辩护律师</w:t>
-      </w:r>
-    </w:p>
-    <w:p>
-      <w:r>
-        <w:t>本集义：公设辩护律师</w:t>
-      </w:r>
-    </w:p>
-    <w:p>
-      <w:r>
-        <w:t>用法：美国语境常指为符合条件、无力聘律师的被告提供辩护的律师。</w:t>
-      </w:r>
-    </w:p>
-    <w:p>
-      <w:r>
-        <w:t>1. A public defender represented the defendant.</w:t>
-        <w:br/>
-        <w:t>一名公设辩护律师代表被告。</w:t>
-      </w:r>
-    </w:p>
-    <w:p>
-      <w:r>
-        <w:t>2. She works as a public defender.</w:t>
-        <w:br/>
-        <w:t>她担任公设辩护律师。</w:t>
-      </w:r>
-    </w:p>
-    <w:p>
-      <w:r>
-        <w:t>3. The public defender asked for more time to prepare.</w:t>
-        <w:br/>
-        <w:t>公设辩护律师申请更多准备时间。</w:t>
-      </w:r>
-    </w:p>
-    <w:p>
-      <w:pPr>
-        <w:pStyle w:val="Heading2"/>
-      </w:pPr>
-      <w:r>
-        <w:t>04. if I were you  ·  00:15:29</w:t>
-      </w:r>
-    </w:p>
-    <w:p>
-      <w:r>
-        <w:t>如果我是你</w:t>
-      </w:r>
-    </w:p>
-    <w:p>
-      <w:r>
-        <w:t>本集义：如果我是你</w:t>
-      </w:r>
-    </w:p>
-    <w:p>
-      <w:r>
-        <w:t>用法：提建议的虚拟条件句；were 是常见标准形式。</w:t>
-      </w:r>
-    </w:p>
-    <w:p>
-      <w:r>
-        <w:t>1. If I were you, I'd get some sleep.</w:t>
-        <w:br/>
-        <w:t>如果我是你，我会睡一会儿。</w:t>
-      </w:r>
-    </w:p>
-    <w:p>
-      <w:r>
-        <w:t>2. I'd check the receipt if I were you.</w:t>
-        <w:br/>
-        <w:t>如果我是你，我会核对收据。</w:t>
-      </w:r>
-    </w:p>
-    <w:p>
-      <w:r>
-        <w:t>3. If I were you, I wouldn't rush the decision.</w:t>
-        <w:br/>
-        <w:t>如果我是你，我不会匆忙决定。</w:t>
-      </w:r>
-    </w:p>
-    <w:p>
-      <w:pPr>
-        <w:pStyle w:val="Heading2"/>
-      </w:pPr>
-      <w:r>
-        <w:t>05. hang on  ·  00:21:17</w:t>
-      </w:r>
-    </w:p>
-    <w:p>
-      <w:r>
-        <w:t>等一下；抓紧</w:t>
-      </w:r>
-    </w:p>
-    <w:p>
-      <w:r>
-        <w:t>本集义：等一下；抓紧</w:t>
-      </w:r>
-    </w:p>
-    <w:p>
-      <w:r>
-        <w:t>用法：口语，也可用于打电话让对方稍等。</w:t>
-      </w:r>
-    </w:p>
-    <w:p>
-      <w:r>
-        <w:t>1. Hang on, I need my glasses.</w:t>
-        <w:br/>
-        <w:t>等一下，我得拿眼镜。</w:t>
-      </w:r>
-    </w:p>
-    <w:p>
-      <w:r>
-        <w:t>2. Can you hang on for a minute?</w:t>
-        <w:br/>
-        <w:t>你能稍等一分钟吗？</w:t>
-      </w:r>
-    </w:p>
-    <w:p>
-      <w:r>
-        <w:t>3. Hang on to the rail while the bus moves.</w:t>
-        <w:br/>
-        <w:t>公交行驶时抓紧扶手。</w:t>
-      </w:r>
-    </w:p>
-    <w:p>
-      <w:pPr>
-        <w:pStyle w:val="Heading2"/>
-      </w:pPr>
-      <w:r>
-        <w:t>06. ought to  ·  00:22:08</w:t>
-      </w:r>
-    </w:p>
-    <w:p>
-      <w:r>
-        <w:t>应该；理应</w:t>
-      </w:r>
-    </w:p>
-    <w:p>
-      <w:r>
-        <w:t>本集义：应该；理应</w:t>
-      </w:r>
-    </w:p>
-    <w:p>
-      <w:r>
-        <w:t>用法：后接原形；常表示建议或合理预期，略比 should 正式。</w:t>
-      </w:r>
-    </w:p>
-    <w:p>
-      <w:r>
-        <w:t>1. You ought to get some rest.</w:t>
-        <w:br/>
-        <w:t>你应该休息一下。</w:t>
-      </w:r>
-    </w:p>
-    <w:p>
-      <w:r>
-        <w:t>2. We ought to tell her before Friday.</w:t>
-        <w:br/>
-        <w:t>我们应该在周五前告诉她。</w:t>
-      </w:r>
-    </w:p>
-    <w:p>
-      <w:r>
-        <w:t>3. The package ought to arrive tomorrow.</w:t>
-        <w:br/>
-        <w:t>包裹按理明天会到。</w:t>
-      </w:r>
-    </w:p>
-    <w:p>
-      <w:pPr>
-        <w:pStyle w:val="Heading2"/>
-      </w:pPr>
-      <w:r>
-        <w:t>07. more or less  ·  00:22:39</w:t>
-      </w:r>
-    </w:p>
-    <w:p>
-      <w:r>
-        <w:t>大致；差不多</w:t>
-      </w:r>
-    </w:p>
-    <w:p>
-      <w:r>
-        <w:t>本集义：大致；差不多</w:t>
-      </w:r>
-    </w:p>
-    <w:p>
-      <w:r>
-        <w:t>用法：可表示数量近似，也可弱化判断。</w:t>
-      </w:r>
-    </w:p>
-    <w:p>
-      <w:r>
-        <w:t>1. The room is more or less ready.</w:t>
-        <w:br/>
-        <w:t>房间差不多准备好了。</w:t>
-      </w:r>
-    </w:p>
-    <w:p>
-      <w:r>
-        <w:t>2. It cost fifty dollars, more or less.</w:t>
-        <w:br/>
-        <w:t>大约花了五十美元。</w:t>
-      </w:r>
-    </w:p>
-    <w:p>
-      <w:r>
-        <w:t>3. Do you understand? — More or less.</w:t>
-        <w:br/>
-        <w:t>你明白吗？——大致明白。</w:t>
-      </w:r>
-    </w:p>
-    <w:p>
-      <w:pPr>
-        <w:pStyle w:val="Heading2"/>
-      </w:pPr>
-      <w:r>
-        <w:t>08. my fault  ·  00:25:40</w:t>
-      </w:r>
-    </w:p>
-    <w:p>
-      <w:r>
-        <w:t>我的错</w:t>
-      </w:r>
-    </w:p>
-    <w:p>
-      <w:r>
-        <w:t>本集义：我的错</w:t>
-      </w:r>
-    </w:p>
-    <w:p>
-      <w:r>
-        <w:t>用法：常用 It's my fault；承担责任比只说 sorry 更明确。</w:t>
-      </w:r>
-    </w:p>
-    <w:p>
-      <w:r>
-        <w:t>1. It's my fault. I wrote down the wrong time.</w:t>
-        <w:br/>
-        <w:t>是我的错，我记错了时间。</w:t>
-      </w:r>
-    </w:p>
-    <w:p>
-      <w:r>
-        <w:t>2. The delay wasn't your fault.</w:t>
-        <w:br/>
-        <w:t>延误不是你的错。</w:t>
-      </w:r>
-    </w:p>
-    <w:p>
-      <w:r>
-        <w:t>3. My fault. I'll replace the broken cup.</w:t>
-        <w:br/>
-        <w:t>我的错，我会赔一个杯子。</w:t>
-      </w:r>
-    </w:p>
-    <w:p>
-      <w:pPr>
-        <w:pStyle w:val="Heading2"/>
-      </w:pPr>
-      <w:r>
-        <w:t>09. for what it's worth  ·  00:37:46</w:t>
-      </w:r>
-    </w:p>
-    <w:p>
-      <w:r>
-        <w:t>供你参考；不管有无帮助</w:t>
-      </w:r>
-    </w:p>
-    <w:p>
-      <w:r>
-        <w:t>本集义：供你参考；不管有无帮助</w:t>
-      </w:r>
-    </w:p>
-    <w:p>
-      <w:r>
-        <w:t>用法：谦逊地提出意见或安慰，弱化自己话语的分量。</w:t>
-      </w:r>
-    </w:p>
-    <w:p>
-      <w:r>
-        <w:t>1. For what it's worth, I liked your idea.</w:t>
-        <w:br/>
-        <w:t>供你参考，我喜欢你的点子。</w:t>
-      </w:r>
-    </w:p>
-    <w:p>
-      <w:r>
-        <w:t>2. For what it's worth, I would try again.</w:t>
-        <w:br/>
-        <w:t>不管有没有帮助，换我会再试一次。</w:t>
-      </w:r>
-    </w:p>
-    <w:p>
-      <w:r>
-        <w:t>3. You handled it well, for what it's worth.</w:t>
-        <w:br/>
-        <w:t>不管我的看法是否有用，你处理得不错。</w:t>
-      </w:r>
-    </w:p>
-    <w:p>
-      <w:pPr>
-        <w:pStyle w:val="Heading2"/>
-      </w:pPr>
-      <w:r>
-        <w:t>10. class action  ·  00:40:54</w:t>
-      </w:r>
-    </w:p>
-    <w:p>
-      <w:r>
-        <w:t>集体诉讼</w:t>
-      </w:r>
-    </w:p>
-    <w:p>
-      <w:r>
-        <w:t>本集义：集体诉讼</w:t>
-      </w:r>
-    </w:p>
-    <w:p>
-      <w:r>
-        <w:t>用法：由代表成员为具有共同问题的一类人提起的诉讼；资格须依法认定。</w:t>
-      </w:r>
-    </w:p>
-    <w:p>
-      <w:r>
-        <w:t>1. The customers filed a class action.</w:t>
-        <w:br/>
-        <w:t>顾客提起了集体诉讼。</w:t>
-      </w:r>
-    </w:p>
-    <w:p>
-      <w:r>
-        <w:t>2. The court considered whether to certify the class action.</w:t>
-        <w:br/>
-        <w:t>法院审议是否批准集体诉讼资格。</w:t>
-      </w:r>
-    </w:p>
-    <w:p>
-      <w:r>
-        <w:t>3. The notice explains who is included in the class action.</w:t>
-        <w:br/>
-        <w:t>通知解释了哪些人属于集体诉讼成员。</w:t>
-      </w:r>
-    </w:p>
-    <w:p>
-      <w:pPr>
-        <w:pStyle w:val="Heading2"/>
-      </w:pPr>
-      <w:r>
-        <w:t>汉译英练习</w:t>
-      </w:r>
-    </w:p>
-    <w:p>
-      <w:r>
-        <w:t>1. 我认为寻求帮助是明智的。</w:t>
-      </w:r>
-    </w:p>
-    <w:p>
-      <w:r>
-        <w:t>2. 你能稍等一分钟吗？</w:t>
-      </w:r>
-    </w:p>
-    <w:p>
-      <w:r>
-        <w:t>3. 不管有没有帮助，换我会再试一次。</w:t>
-      </w:r>
-    </w:p>
-    <w:p>
-      <w:r>
-        <w:t>口头输出：任选三个表达，说一段 30—60 秒的个人经历。</w:t>
-      </w:r>
-    </w:p>
-    <w:p>
-      <w:pPr>
-        <w:pStyle w:val="Heading3"/>
-      </w:pPr>
-      <w:r>
-        <w:t>参考答案</w:t>
-      </w:r>
-    </w:p>
-    <w:p>
-      <w:r>
-        <w:t>1. The way I see it, asking for help is sensible.  [the way I see it]</w:t>
-      </w:r>
-    </w:p>
-    <w:p>
-      <w:r>
-        <w:t>2. Can you hang on for a minute?  [hang on]</w:t>
-      </w:r>
-    </w:p>
-    <w:p>
-      <w:r>
-        <w:t>3. For what it's worth, I would try again.  [for what it's worth]</w:t>
-      </w:r>
-    </w:p>
-    <w:p>
-      <w:r>
-        <w:br w:type="page"/>
-      </w:r>
-    </w:p>
-    <w:p>
-      <w:pPr>
-        <w:pStyle w:val="Heading1"/>
-      </w:pPr>
-      <w:r>
-        <w:t>参考与复习</w:t>
-      </w:r>
-    </w:p>
-    <w:p>
-      <w:hyperlink r:id="rId10">
-        <w:r>
-          <w:rPr>
-            <w:color w:val="245E4D"/>
-          </w:rPr>
-          <w:t>字幕来源与六季目录</w:t>
-        </w:r>
-      </w:hyperlink>
-    </w:p>
-    <w:p>
-      <w:hyperlink r:id="rId11">
-        <w:r>
-          <w:rPr>
-            <w:color w:val="245E4D"/>
-          </w:rPr>
-          <w:t>美国法院法律术语表</w:t>
-        </w:r>
-      </w:hyperlink>
-    </w:p>
-    <w:p>
-      <w:hyperlink r:id="rId12">
-        <w:r>
-          <w:rPr>
-            <w:color w:val="245E4D"/>
-          </w:rPr>
-          <w:t>美国法院证据开示说明</w:t>
-        </w:r>
-      </w:hyperlink>
-    </w:p>
-    <w:p>
-      <w:hyperlink r:id="rId13">
-        <w:r>
-          <w:rPr>
-            <w:color w:val="245E4D"/>
-          </w:rPr>
-          <w:t>美国法院刑事案件与认罪协商说明</w:t>
-        </w:r>
-      </w:hyperlink>
-    </w:p>
-    <w:p>
-      <w:hyperlink r:id="rId14">
-        <w:r>
-          <w:rPr>
-            <w:color w:val="245E4D"/>
-          </w:rPr>
-          <w:t>美国第一巡回上诉法院关于律师委托人沟通特权的判决</w:t>
-        </w:r>
-      </w:hyperlink>
-    </w:p>
-    <w:p>
-      <w:hyperlink r:id="rId15">
-        <w:r>
-          <w:rPr>
-            <w:color w:val="245E4D"/>
-          </w:rPr>
-          <w:t>Anki 官方文本导入说明</w:t>
-        </w:r>
-      </w:hyperlink>
-    </w:p>
-    <w:p>
-      <w:r>
-        <w:t>例句为原创，不是剧中台词。已核对字幕集数、文件解析与双语覆盖，未逐句对照音轨校订。</w:t>
+        <w:t>参考来源</w:t>
+      </w:r>
+    </w:p>
+    <w:p>
+      <w:r>
+        <w:t>美国法院法律术语表：https://www.uscourts.gov/glossary</w:t>
+      </w:r>
+    </w:p>
+    <w:p>
+      <w:r>
+        <w:t>美国法院：刑事案件程序：https://www.uscourts.gov/about-federal-courts/types-cases/criminal-cases</w:t>
+      </w:r>
+    </w:p>
+    <w:p>
+      <w:r>
+        <w:t>Cornell LII：proffer：https://www.law.cornell.edu/wex/proffer</w:t>
+      </w:r>
+    </w:p>
+    <w:p>
+      <w:r>
+        <w:t>Cornell LII：赔偿保障：https://www.law.cornell.edu/wex/indemnify</w:t>
+      </w:r>
+    </w:p>
+    <w:p>
+      <w:r>
+        <w:t>Cornell LII：夫妻关系中的特权：https://www.law.cornell.edu/wex/marital_privilege</w:t>
+      </w:r>
+    </w:p>
+    <w:p>
+      <w:r>
+        <w:t>美国法院：证据毁损与证据保存的判决讨论：https://www.ca5.uscourts.gov/opinions/pub/23/23-30393-CV0.pdf</w:t>
+      </w:r>
+    </w:p>
+    <w:p>
+      <w:r>
+        <w:t>Anki 官方文本导入说明：https://docs.ankiweb.net/manual/importing/text-files</w:t>
       </w:r>
     </w:p>
     <w:sectPr>
-      <w:footerReference w:type="default" r:id="rId16"/>
       <w:pgSz w:w="12240" w:h="15840"/>
-      <w:pgMar w:top="1008" w:right="1080" w:bottom="1008" w:left="1080" w:header="720" w:footer="720" w:gutter="0"/>
+      <w:pgMar w:top="1440" w:right="1800" w:bottom="1440" w:left="1800" w:header="720" w:footer="720" w:gutter="0"/>
       <w:cols w:space="720"/>
       <w:docGrid w:linePitch="360"/>
     </w:sectPr>
   </w:body>
 </w:document>
-</file>
-
-<file path=word/footer1.xml><?xml version="1.0" encoding="utf-8"?>
-<w:ftr xmlns:m="http://schemas.openxmlformats.org/officeDocument/2006/math" xmlns:mc="http://schemas.openxmlformats.org/markup-compatibility/2006" xmlns:mo="http://schemas.microsoft.com/office/mac/office/2008/main" xmlns:mv="urn:schemas-microsoft-com:mac:vml" xmlns:o="urn:schemas-microsoft-com:office:office" xmlns:r="http://schemas.openxmlformats.org/officeDocument/2006/relationships" xmlns:v="urn:schemas-microsoft-com:vml" xmlns:w10="urn:schemas-microsoft-com:office:word" xmlns:w14="http://schemas.microsoft.com/office/word/2010/wordml" xmlns:w="http://schemas.openxmlformats.org/wordprocessingml/2006/main" xmlns:wne="http://schemas.microsoft.com/office/word/2006/wordml" xmlns:wp14="http://schemas.microsoft.com/office/word/2010/wordprocessingDrawing" xmlns:wp="http://schemas.openxmlformats.org/drawingml/2006/wordprocessingDrawing" xmlns:wpc="http://schemas.microsoft.com/office/word/2010/wordprocessingCanvas" xmlns:wpg="http://schemas.microsoft.com/office/word/2010/wordprocessingGroup" xmlns:wpi="http://schemas.microsoft.com/office/word/2010/wordprocessingInk" xmlns:wps="http://schemas.microsoft.com/office/word/2010/wordprocessingShape" mc:Ignorable="w14 wp14">
-  <w:p>
-    <w:pPr>
-      <w:pStyle w:val="Footer"/>
-      <w:jc w:val="center"/>
-    </w:pPr>
-    <w:r>
-      <w:t>Better Call Saul · Season 5 · English Study Guide</w:t>
-    </w:r>
-  </w:p>
-</w:ftr>
 </file>
 
 <file path=word/numbering.xml><?xml version="1.0" encoding="utf-8"?>
@@ -5679,11 +5591,8 @@
     <w:name w:val="Normal"/>
     <w:qFormat/>
     <w:rsid w:val="00FC693F"/>
-    <w:pPr>
-      <w:spacing w:after="100"/>
-    </w:pPr>
     <w:rPr>
-      <w:rFonts w:ascii="Aptos" w:hAnsi="Aptos" w:eastAsia="PingFang SC"/>
+      <w:rFonts w:ascii="Arial" w:hAnsi="Arial" w:eastAsia="Microsoft YaHei"/>
       <w:sz w:val="20"/>
     </w:rPr>
   </w:style>
@@ -5746,10 +5655,10 @@
       <w:outlineLvl w:val="0"/>
     </w:pPr>
     <w:rPr>
-      <w:rFonts w:asciiTheme="majorHAnsi" w:eastAsiaTheme="majorEastAsia" w:hAnsiTheme="majorHAnsi" w:cstheme="majorBidi" w:eastAsia="PingFang SC"/>
+      <w:rFonts w:asciiTheme="majorHAnsi" w:eastAsiaTheme="majorEastAsia" w:hAnsiTheme="majorHAnsi" w:cstheme="majorBidi"/>
       <w:b/>
       <w:bCs/>
-      <w:color w:val="17362E"/>
+      <w:color w:val="365F91" w:themeColor="accent1" w:themeShade="BF"/>
       <w:sz w:val="28"/>
       <w:szCs w:val="28"/>
     </w:rPr>
@@ -5770,10 +5679,10 @@
       <w:outlineLvl w:val="1"/>
     </w:pPr>
     <w:rPr>
-      <w:rFonts w:asciiTheme="majorHAnsi" w:eastAsiaTheme="majorEastAsia" w:hAnsiTheme="majorHAnsi" w:cstheme="majorBidi" w:eastAsia="PingFang SC"/>
+      <w:rFonts w:asciiTheme="majorHAnsi" w:eastAsiaTheme="majorEastAsia" w:hAnsiTheme="majorHAnsi" w:cstheme="majorBidi"/>
       <w:b/>
       <w:bCs/>
-      <w:color w:val="17362E"/>
+      <w:color w:val="4F81BD" w:themeColor="accent1"/>
       <w:sz w:val="26"/>
       <w:szCs w:val="26"/>
     </w:rPr>
@@ -5794,10 +5703,10 @@
       <w:outlineLvl w:val="2"/>
     </w:pPr>
     <w:rPr>
-      <w:rFonts w:asciiTheme="majorHAnsi" w:eastAsiaTheme="majorEastAsia" w:hAnsiTheme="majorHAnsi" w:cstheme="majorBidi" w:eastAsia="PingFang SC"/>
+      <w:rFonts w:asciiTheme="majorHAnsi" w:eastAsiaTheme="majorEastAsia" w:hAnsiTheme="majorHAnsi" w:cstheme="majorBidi"/>
       <w:b/>
       <w:bCs/>
-      <w:color w:val="17362E"/>
+      <w:color w:val="4F81BD" w:themeColor="accent1"/>
     </w:rPr>
   </w:style>
   <w:style w:type="paragraph" w:styleId="Heading4">
@@ -6035,8 +5944,8 @@
       <w:contextualSpacing/>
     </w:pPr>
     <w:rPr>
-      <w:rFonts w:asciiTheme="majorHAnsi" w:eastAsiaTheme="majorEastAsia" w:hAnsiTheme="majorHAnsi" w:cstheme="majorBidi" w:eastAsia="PingFang SC"/>
-      <w:color w:val="17362E"/>
+      <w:rFonts w:asciiTheme="majorHAnsi" w:eastAsiaTheme="majorEastAsia" w:hAnsiTheme="majorHAnsi" w:cstheme="majorBidi"/>
+      <w:color w:val="17365D" w:themeColor="text2" w:themeShade="BF"/>
       <w:spacing w:val="5"/>
       <w:kern w:val="28"/>
       <w:sz w:val="52"/>

--- a/downloads/season-05-study-guide.docx
+++ b/downloads/season-05-study-guide.docx
@@ -12,7 +12,12 @@
     </w:p>
     <w:p>
       <w:r>
-        <w:t>V2 · 每集不超过 15 项关键词与词组；每项 3 个原创双语例句。英文梗概不超过 200 词，含剧透。</w:t>
+        <w:t>V3 · 每集不超过 15 项关键词与词组；关键词含美式 IPA，所有词条含词性与英文释义；每项 3 个原创双语例句。英文梗概不超过 200 词，含剧透。</w:t>
+      </w:r>
+    </w:p>
+    <w:p>
+      <w:r>
+        <w:t>关键词采用常见美式读法的宽式 IPA；/ɝ/、/ɚ/ 表示带 r 色彩的元音，/i/、/u/ 不另加长音符号。音标对应显示的词条形式。词性列出本页讲解的用法；部分词有其他读法或词性。</w:t>
       </w:r>
     </w:p>
     <w:p>
@@ -56,6 +61,21 @@
     </w:p>
     <w:p>
       <w:r>
+        <w:t>美式 IPA：/ˈfɛləni/</w:t>
+      </w:r>
+    </w:p>
+    <w:p>
+      <w:r>
+        <w:t>词性：noun</w:t>
+      </w:r>
+    </w:p>
+    <w:p>
+      <w:r>
+        <w:t>English definition: A serious category of crime, generally carrying more severe penalties than a misdemeanor.</w:t>
+      </w:r>
+    </w:p>
+    <w:p>
+      <w:r>
         <w:t>重罪</w:t>
       </w:r>
     </w:p>
@@ -100,6 +120,21 @@
     </w:p>
     <w:p>
       <w:r>
+        <w:t>美式 IPA：/rɪˈteɪnɚ/</w:t>
+      </w:r>
+    </w:p>
+    <w:p>
+      <w:r>
+        <w:t>词性：noun</w:t>
+      </w:r>
+    </w:p>
+    <w:p>
+      <w:r>
+        <w:t>English definition: A fee or arrangement securing a professional's services or availability, especially a lawyer's.</w:t>
+      </w:r>
+    </w:p>
+    <w:p>
+      <w:r>
         <w:t>聘用律师等专业人士的预付费用；聘用安排</w:t>
       </w:r>
     </w:p>
@@ -144,6 +179,21 @@
     </w:p>
     <w:p>
       <w:r>
+        <w:t>美式 IPA：/ˈsɛtəlmənt/</w:t>
+      </w:r>
+    </w:p>
+    <w:p>
+      <w:r>
+        <w:t>词性：noun</w:t>
+      </w:r>
+    </w:p>
+    <w:p>
+      <w:r>
+        <w:t>English definition: An agreement resolving a dispute, or the money paid under that agreement.</w:t>
+      </w:r>
+    </w:p>
+    <w:p>
+      <w:r>
         <w:t>和解；和解协议或款项</w:t>
       </w:r>
     </w:p>
@@ -188,6 +238,21 @@
     </w:p>
     <w:p>
       <w:r>
+        <w:t>美式 IPA：/mɪsˈkɑndʌkt/</w:t>
+      </w:r>
+    </w:p>
+    <w:p>
+      <w:r>
+        <w:t>词性：noun</w:t>
+      </w:r>
+    </w:p>
+    <w:p>
+      <w:r>
+        <w:t>English definition: Behavior that violates rules, duties, or expected standards.</w:t>
+      </w:r>
+    </w:p>
+    <w:p>
+      <w:r>
         <w:t>不当行为；违规失职</w:t>
       </w:r>
     </w:p>
@@ -232,6 +297,21 @@
     </w:p>
     <w:p>
       <w:r>
+        <w:t>美式 IPA：/ˈkɑmpənˌseɪt/</w:t>
+      </w:r>
+    </w:p>
+    <w:p>
+      <w:r>
+        <w:t>词性：verb</w:t>
+      </w:r>
+    </w:p>
+    <w:p>
+      <w:r>
+        <w:t>English definition: To provide payment or another benefit for loss, harm, or work; to make up for a disadvantage.</w:t>
+      </w:r>
+    </w:p>
+    <w:p>
+      <w:r>
         <w:t>赔偿；补偿；弥补</w:t>
       </w:r>
     </w:p>
@@ -276,6 +356,21 @@
     </w:p>
     <w:p>
       <w:r>
+        <w:t>美式 IPA：/kənˈfɛʃən/</w:t>
+      </w:r>
+    </w:p>
+    <w:p>
+      <w:r>
+        <w:t>词性：noun</w:t>
+      </w:r>
+    </w:p>
+    <w:p>
+      <w:r>
+        <w:t>English definition: An admission that one has committed a crime or done something wrong.</w:t>
+      </w:r>
+    </w:p>
+    <w:p>
+      <w:r>
         <w:t>供认；坦白</w:t>
       </w:r>
     </w:p>
@@ -320,6 +415,21 @@
     </w:p>
     <w:p>
       <w:r>
+        <w:t>美式 IPA：/ləˈdʒɪtəmət/</w:t>
+      </w:r>
+    </w:p>
+    <w:p>
+      <w:r>
+        <w:t>词性：adjective</w:t>
+      </w:r>
+    </w:p>
+    <w:p>
+      <w:r>
+        <w:t>English definition: Allowed by law or accepted rules; also genuine or reasonably justified.</w:t>
+      </w:r>
+    </w:p>
+    <w:p>
+      <w:r>
         <w:t>合法正当的；真实合理的</w:t>
       </w:r>
     </w:p>
@@ -364,6 +474,21 @@
     </w:p>
     <w:p>
       <w:r>
+        <w:t>美式 IPA：/dɪˈskrit/</w:t>
+      </w:r>
+    </w:p>
+    <w:p>
+      <w:r>
+        <w:t>词性：adjective</w:t>
+      </w:r>
+    </w:p>
+    <w:p>
+      <w:r>
+        <w:t>English definition: Careful to avoid attracting attention or revealing private information.</w:t>
+      </w:r>
+    </w:p>
+    <w:p>
+      <w:r>
         <w:t>谨慎低调的；守口如瓶的</w:t>
       </w:r>
     </w:p>
@@ -408,6 +533,26 @@
     </w:p>
     <w:p>
       <w:r>
+        <w:t>美式 IPA：/ˈsɛntənsɪŋ/</w:t>
+      </w:r>
+    </w:p>
+    <w:p>
+      <w:r>
+        <w:t>词性：noun</w:t>
+      </w:r>
+    </w:p>
+    <w:p>
+      <w:r>
+        <w:t>English definition: The stage of a criminal case at which a court determines the punishment.</w:t>
+      </w:r>
+    </w:p>
+    <w:p>
+      <w:r>
+        <w:t>原形：sentence</w:t>
+      </w:r>
+    </w:p>
+    <w:p>
+      <w:r>
         <w:t>量刑；宣判刑罚</w:t>
       </w:r>
     </w:p>
@@ -452,6 +597,16 @@
     </w:p>
     <w:p>
       <w:r>
+        <w:t>词性：noun phrase</w:t>
+      </w:r>
+    </w:p>
+    <w:p>
+      <w:r>
+        <w:t>English definition: A public official responsible for prosecuting crimes in a local jurisdiction in the United States.</w:t>
+      </w:r>
+    </w:p>
+    <w:p>
+      <w:r>
         <w:t>地方检察官</w:t>
       </w:r>
     </w:p>
@@ -570,6 +725,21 @@
     </w:p>
     <w:p>
       <w:r>
+        <w:t>美式 IPA：/ˌmɪsdəˈminɚ/</w:t>
+      </w:r>
+    </w:p>
+    <w:p>
+      <w:r>
+        <w:t>词性：noun</w:t>
+      </w:r>
+    </w:p>
+    <w:p>
+      <w:r>
+        <w:t>English definition: A criminal offense in a less serious category than a felony.</w:t>
+      </w:r>
+    </w:p>
+    <w:p>
+      <w:r>
         <w:t>轻罪</w:t>
       </w:r>
     </w:p>
@@ -614,6 +784,21 @@
     </w:p>
     <w:p>
       <w:r>
+        <w:t>美式 IPA：/ˈfɛləni/</w:t>
+      </w:r>
+    </w:p>
+    <w:p>
+      <w:r>
+        <w:t>词性：noun</w:t>
+      </w:r>
+    </w:p>
+    <w:p>
+      <w:r>
+        <w:t>English definition: A serious category of crime, generally carrying more severe penalties than a misdemeanor.</w:t>
+      </w:r>
+    </w:p>
+    <w:p>
+      <w:r>
         <w:t>重罪</w:t>
       </w:r>
     </w:p>
@@ -658,6 +843,21 @@
     </w:p>
     <w:p>
       <w:r>
+        <w:t>美式 IPA：/proʊˈbeɪʃən/</w:t>
+      </w:r>
+    </w:p>
+    <w:p>
+      <w:r>
+        <w:t>词性：noun</w:t>
+      </w:r>
+    </w:p>
+    <w:p>
+      <w:r>
+        <w:t>English definition: Court-ordered community supervision under conditions; also a trial period for a new employee.</w:t>
+      </w:r>
+    </w:p>
+    <w:p>
+      <w:r>
         <w:t>缓刑或社区监督；试用期</w:t>
       </w:r>
     </w:p>
@@ -702,6 +902,21 @@
     </w:p>
     <w:p>
       <w:r>
+        <w:t>美式 IPA：/əˈsɔlt/</w:t>
+      </w:r>
+    </w:p>
+    <w:p>
+      <w:r>
+        <w:t>词性：noun / verb</w:t>
+      </w:r>
+    </w:p>
+    <w:p>
+      <w:r>
+        <w:t>English definition: A physical attack or, in some legal uses, conduct that creates fear of imminent harm; to attack.</w:t>
+      </w:r>
+    </w:p>
+    <w:p>
+      <w:r>
         <w:t>袭击；人身攻击</w:t>
       </w:r>
     </w:p>
@@ -746,6 +961,21 @@
     </w:p>
     <w:p>
       <w:r>
+        <w:t>美式 IPA：/ˈɑrsən/</w:t>
+      </w:r>
+    </w:p>
+    <w:p>
+      <w:r>
+        <w:t>词性：noun</w:t>
+      </w:r>
+    </w:p>
+    <w:p>
+      <w:r>
+        <w:t>English definition: The crime of deliberately and unlawfully setting property on fire.</w:t>
+      </w:r>
+    </w:p>
+    <w:p>
+      <w:r>
         <w:t>纵火罪；故意纵火</w:t>
       </w:r>
     </w:p>
@@ -790,6 +1020,21 @@
     </w:p>
     <w:p>
       <w:r>
+        <w:t>美式 IPA：/ˌdɛpəˈzɪʃən/</w:t>
+      </w:r>
+    </w:p>
+    <w:p>
+      <w:r>
+        <w:t>词性：noun</w:t>
+      </w:r>
+    </w:p>
+    <w:p>
+      <w:r>
+        <w:t>English definition: Sworn testimony taken outside the courtroom and recorded for use in a case.</w:t>
+      </w:r>
+    </w:p>
+    <w:p>
+      <w:r>
         <w:t>庭外宣誓证言；取证问询</w:t>
       </w:r>
     </w:p>
@@ -834,6 +1079,21 @@
     </w:p>
     <w:p>
       <w:r>
+        <w:t>美式 IPA：/ˈmɪtəˌɡeɪt/</w:t>
+      </w:r>
+    </w:p>
+    <w:p>
+      <w:r>
+        <w:t>词性：verb</w:t>
+      </w:r>
+    </w:p>
+    <w:p>
+      <w:r>
+        <w:t>English definition: To reduce the seriousness, severity, or harmful effects of something.</w:t>
+      </w:r>
+    </w:p>
+    <w:p>
+      <w:r>
         <w:t>减轻严重程度或损害</w:t>
       </w:r>
     </w:p>
@@ -878,6 +1138,21 @@
     </w:p>
     <w:p>
       <w:r>
+        <w:t>美式 IPA：/ˈnɛɡlɪdʒənt/</w:t>
+      </w:r>
+    </w:p>
+    <w:p>
+      <w:r>
+        <w:t>词性：adjective</w:t>
+      </w:r>
+    </w:p>
+    <w:p>
+      <w:r>
+        <w:t>English definition: Failing to exercise the care reasonably expected in a situation.</w:t>
+      </w:r>
+    </w:p>
+    <w:p>
+      <w:r>
         <w:t>疏忽失责的</w:t>
       </w:r>
     </w:p>
@@ -996,6 +1271,21 @@
     </w:p>
     <w:p>
       <w:r>
+        <w:t>美式 IPA：/ˌprɑsəˈkjuʃən/</w:t>
+      </w:r>
+    </w:p>
+    <w:p>
+      <w:r>
+        <w:t>词性：noun</w:t>
+      </w:r>
+    </w:p>
+    <w:p>
+      <w:r>
+        <w:t>English definition: The pursuit of criminal charges in court; also the lawyers bringing those charges.</w:t>
+      </w:r>
+    </w:p>
+    <w:p>
+      <w:r>
         <w:t>控方；起诉；检控</w:t>
       </w:r>
     </w:p>
@@ -1040,6 +1330,21 @@
     </w:p>
     <w:p>
       <w:r>
+        <w:t>美式 IPA：/weɪv/</w:t>
+      </w:r>
+    </w:p>
+    <w:p>
+      <w:r>
+        <w:t>词性：verb</w:t>
+      </w:r>
+    </w:p>
+    <w:p>
+      <w:r>
+        <w:t>English definition: To voluntarily give up a right, requirement, claim, or fee.</w:t>
+      </w:r>
+    </w:p>
+    <w:p>
+      <w:r>
         <w:t>自愿放弃权利、要求或费用</w:t>
       </w:r>
     </w:p>
@@ -1084,6 +1389,21 @@
     </w:p>
     <w:p>
       <w:r>
+        <w:t>美式 IPA：/kənˈtɪndʒənt/</w:t>
+      </w:r>
+    </w:p>
+    <w:p>
+      <w:r>
+        <w:t>词性：adjective / noun</w:t>
+      </w:r>
+    </w:p>
+    <w:p>
+      <w:r>
+        <w:t>English definition: Dependent on a condition; as a noun, a group representing a larger organization or community.</w:t>
+      </w:r>
+    </w:p>
+    <w:p>
+      <w:r>
         <w:t>取决于条件的；代表团</w:t>
       </w:r>
     </w:p>
@@ -1128,6 +1448,21 @@
     </w:p>
     <w:p>
       <w:r>
+        <w:t>美式 IPA：/ˌkɑnfəˌdɛnʃiˈæləti/</w:t>
+      </w:r>
+    </w:p>
+    <w:p>
+      <w:r>
+        <w:t>词性：noun</w:t>
+      </w:r>
+    </w:p>
+    <w:p>
+      <w:r>
+        <w:t>English definition: The duty or practice of keeping sensitive information from unauthorized disclosure.</w:t>
+      </w:r>
+    </w:p>
+    <w:p>
+      <w:r>
         <w:t>保密性；保密义务</w:t>
       </w:r>
     </w:p>
@@ -1172,6 +1507,21 @@
     </w:p>
     <w:p>
       <w:r>
+        <w:t>美式 IPA：/ˈbloʊˌbæk/</w:t>
+      </w:r>
+    </w:p>
+    <w:p>
+      <w:r>
+        <w:t>词性：noun</w:t>
+      </w:r>
+    </w:p>
+    <w:p>
+      <w:r>
+        <w:t>English definition: An unintended harmful reaction to an earlier action or policy.</w:t>
+      </w:r>
+    </w:p>
+    <w:p>
+      <w:r>
         <w:t>意外的负面反作用</w:t>
       </w:r>
     </w:p>
@@ -1216,6 +1566,21 @@
     </w:p>
     <w:p>
       <w:r>
+        <w:t>美式 IPA：/ædˈvɝs/</w:t>
+      </w:r>
+    </w:p>
+    <w:p>
+      <w:r>
+        <w:t>词性：adjective</w:t>
+      </w:r>
+    </w:p>
+    <w:p>
+      <w:r>
+        <w:t>English definition: Harmful or unfavorable to someone's interests.</w:t>
+      </w:r>
+    </w:p>
+    <w:p>
+      <w:r>
         <w:t>不利的；负面的</w:t>
       </w:r>
     </w:p>
@@ -1260,6 +1625,21 @@
     </w:p>
     <w:p>
       <w:r>
+        <w:t>美式 IPA：/ˈstɪpjəˌleɪt/</w:t>
+      </w:r>
+    </w:p>
+    <w:p>
+      <w:r>
+        <w:t>词性：verb</w:t>
+      </w:r>
+    </w:p>
+    <w:p>
+      <w:r>
+        <w:t>English definition: To specify a requirement; in litigation, to agree that a fact or matter need not be disputed.</w:t>
+      </w:r>
+    </w:p>
+    <w:p>
+      <w:r>
         <w:t>明确规定；同意某项事实</w:t>
       </w:r>
     </w:p>
@@ -1304,6 +1684,16 @@
     </w:p>
     <w:p>
       <w:r>
+        <w:t>词性：noun phrase / verb phrase</w:t>
+      </w:r>
+    </w:p>
+    <w:p>
+      <w:r>
+        <w:t>English definition: An agreement in which a defendant pleads guilty in exchange for concessions from the prosecution; to negotiate one.</w:t>
+      </w:r>
+    </w:p>
+    <w:p>
+      <w:r>
         <w:t>认罪协商；认罪协议</w:t>
       </w:r>
     </w:p>
@@ -1348,6 +1738,16 @@
     </w:p>
     <w:p>
       <w:r>
+        <w:t>词性：noun phrase / idiom</w:t>
+      </w:r>
+    </w:p>
+    <w:p>
+      <w:r>
+        <w:t>English definition: Past events or disagreements that are no longer treated as important.</w:t>
+      </w:r>
+    </w:p>
+    <w:p>
+      <w:r>
         <w:t>过去的事；已不再计较的旧事</w:t>
       </w:r>
     </w:p>
@@ -1392,6 +1792,16 @@
     </w:p>
     <w:p>
       <w:r>
+        <w:t>词性：noun phrase</w:t>
+      </w:r>
+    </w:p>
+    <w:p>
+      <w:r>
+        <w:t>English definition: A formal request asking a court to end all or part of a case without deciding it through a full trial.</w:t>
+      </w:r>
+    </w:p>
+    <w:p>
+      <w:r>
         <w:t>请求驳回案件或诉求的动议</w:t>
       </w:r>
     </w:p>
@@ -1510,6 +1920,21 @@
     </w:p>
     <w:p>
       <w:r>
+        <w:t>美式 IPA：/ˌmɪsdəˈminɚ/</w:t>
+      </w:r>
+    </w:p>
+    <w:p>
+      <w:r>
+        <w:t>词性：noun</w:t>
+      </w:r>
+    </w:p>
+    <w:p>
+      <w:r>
+        <w:t>English definition: A criminal offense in a less serious category than a felony.</w:t>
+      </w:r>
+    </w:p>
+    <w:p>
+      <w:r>
         <w:t>轻罪</w:t>
       </w:r>
     </w:p>
@@ -1554,6 +1979,21 @@
     </w:p>
     <w:p>
       <w:r>
+        <w:t>美式 IPA：/ˈfɛləni/</w:t>
+      </w:r>
+    </w:p>
+    <w:p>
+      <w:r>
+        <w:t>词性：noun</w:t>
+      </w:r>
+    </w:p>
+    <w:p>
+      <w:r>
+        <w:t>English definition: A serious category of crime, generally carrying more severe penalties than a misdemeanor.</w:t>
+      </w:r>
+    </w:p>
+    <w:p>
+      <w:r>
         <w:t>重罪</w:t>
       </w:r>
     </w:p>
@@ -1598,6 +2038,21 @@
     </w:p>
     <w:p>
       <w:r>
+        <w:t>美式 IPA：/proʊˈbeɪʃən/</w:t>
+      </w:r>
+    </w:p>
+    <w:p>
+      <w:r>
+        <w:t>词性：noun</w:t>
+      </w:r>
+    </w:p>
+    <w:p>
+      <w:r>
+        <w:t>English definition: Court-ordered community supervision under conditions; also a trial period for a new employee.</w:t>
+      </w:r>
+    </w:p>
+    <w:p>
+      <w:r>
         <w:t>缓刑或社区监督；试用期</w:t>
       </w:r>
     </w:p>
@@ -1642,6 +2097,21 @@
     </w:p>
     <w:p>
       <w:r>
+        <w:t>美式 IPA：/beɪl/</w:t>
+      </w:r>
+    </w:p>
+    <w:p>
+      <w:r>
+        <w:t>词性：noun / verb</w:t>
+      </w:r>
+    </w:p>
+    <w:p>
+      <w:r>
+        <w:t>English definition: Conditional release before trial, sometimes secured by money; to secure someone's release in this way.</w:t>
+      </w:r>
+    </w:p>
+    <w:p>
+      <w:r>
         <w:t>保释；保释金</w:t>
       </w:r>
     </w:p>
@@ -1686,6 +2156,21 @@
     </w:p>
     <w:p>
       <w:r>
+        <w:t>美式 IPA：/dɪˈfɛndənt/</w:t>
+      </w:r>
+    </w:p>
+    <w:p>
+      <w:r>
+        <w:t>词性：noun</w:t>
+      </w:r>
+    </w:p>
+    <w:p>
+      <w:r>
+        <w:t>English definition: The person or organization against whom a criminal charge or civil claim is brought.</w:t>
+      </w:r>
+    </w:p>
+    <w:p>
+      <w:r>
         <w:t>被告</w:t>
       </w:r>
     </w:p>
@@ -1730,6 +2215,21 @@
     </w:p>
     <w:p>
       <w:r>
+        <w:t>美式 IPA：/ˌprɑsəˈkjuʃən/</w:t>
+      </w:r>
+    </w:p>
+    <w:p>
+      <w:r>
+        <w:t>词性：noun</w:t>
+      </w:r>
+    </w:p>
+    <w:p>
+      <w:r>
+        <w:t>English definition: The pursuit of criminal charges in court; also the lawyers bringing those charges.</w:t>
+      </w:r>
+    </w:p>
+    <w:p>
+      <w:r>
         <w:t>控方；起诉；检控</w:t>
       </w:r>
     </w:p>
@@ -1774,6 +2274,21 @@
     </w:p>
     <w:p>
       <w:r>
+        <w:t>美式 IPA：/ˈæləˌbaɪ/</w:t>
+      </w:r>
+    </w:p>
+    <w:p>
+      <w:r>
+        <w:t>词性：noun</w:t>
+      </w:r>
+    </w:p>
+    <w:p>
+      <w:r>
+        <w:t>English definition: Evidence that someone was elsewhere when a crime occurred; more loosely, an excuse.</w:t>
+      </w:r>
+    </w:p>
+    <w:p>
+      <w:r>
         <w:t>不在场证明；辩解</w:t>
       </w:r>
     </w:p>
@@ -1818,6 +2333,21 @@
     </w:p>
     <w:p>
       <w:r>
+        <w:t>美式 IPA：/kəmˈplaɪəns/</w:t>
+      </w:r>
+    </w:p>
+    <w:p>
+      <w:r>
+        <w:t>词性：noun</w:t>
+      </w:r>
+    </w:p>
+    <w:p>
+      <w:r>
+        <w:t>English definition: The act of following a rule, requirement, or instruction.</w:t>
+      </w:r>
+    </w:p>
+    <w:p>
+      <w:r>
         <w:t>遵守；合规</w:t>
       </w:r>
     </w:p>
@@ -1862,6 +2392,21 @@
     </w:p>
     <w:p>
       <w:r>
+        <w:t>美式 IPA：/ˌrɛpjəˈteɪʃənəl/</w:t>
+      </w:r>
+    </w:p>
+    <w:p>
+      <w:r>
+        <w:t>词性：adjective</w:t>
+      </w:r>
+    </w:p>
+    <w:p>
+      <w:r>
+        <w:t>English definition: Relating to how a person or organization is viewed by others.</w:t>
+      </w:r>
+    </w:p>
+    <w:p>
+      <w:r>
         <w:t>名誉方面的</w:t>
       </w:r>
     </w:p>
@@ -1906,6 +2451,21 @@
     </w:p>
     <w:p>
       <w:r>
+        <w:t>美式 IPA：/ˈtɛstəˌmoʊni/</w:t>
+      </w:r>
+    </w:p>
+    <w:p>
+      <w:r>
+        <w:t>词性：noun</w:t>
+      </w:r>
+    </w:p>
+    <w:p>
+      <w:r>
+        <w:t>English definition: A witness's formal statement of facts, especially under oath.</w:t>
+      </w:r>
+    </w:p>
+    <w:p>
+      <w:r>
         <w:t>证言；证词</w:t>
       </w:r>
     </w:p>
@@ -1950,6 +2510,21 @@
     </w:p>
     <w:p>
       <w:r>
+        <w:t>美式 IPA：/ˈpɝpəˌtreɪtɚ/</w:t>
+      </w:r>
+    </w:p>
+    <w:p>
+      <w:r>
+        <w:t>词性：noun</w:t>
+      </w:r>
+    </w:p>
+    <w:p>
+      <w:r>
+        <w:t>English definition: A person who carries out a crime or other harmful act.</w:t>
+      </w:r>
+    </w:p>
+    <w:p>
+      <w:r>
         <w:t>实施犯罪或有害行为的人</w:t>
       </w:r>
     </w:p>
@@ -1994,6 +2569,21 @@
     </w:p>
     <w:p>
       <w:r>
+        <w:t>美式 IPA：/ʌnˈɔrθəˌdɑks/</w:t>
+      </w:r>
+    </w:p>
+    <w:p>
+      <w:r>
+        <w:t>词性：adjective</w:t>
+      </w:r>
+    </w:p>
+    <w:p>
+      <w:r>
+        <w:t>English definition: Different from the usual or accepted way of thinking or acting.</w:t>
+      </w:r>
+    </w:p>
+    <w:p>
+      <w:r>
         <w:t>非传统的；不按常规的</w:t>
       </w:r>
     </w:p>
@@ -2112,6 +2702,21 @@
     </w:p>
     <w:p>
       <w:r>
+        <w:t>美式 IPA：/dɪˈpraɪv/</w:t>
+      </w:r>
+    </w:p>
+    <w:p>
+      <w:r>
+        <w:t>词性：verb</w:t>
+      </w:r>
+    </w:p>
+    <w:p>
+      <w:r>
+        <w:t>English definition: To prevent someone from having or using something they need or value.</w:t>
+      </w:r>
+    </w:p>
+    <w:p>
+      <w:r>
         <w:t>剥夺；使失去</w:t>
       </w:r>
     </w:p>
@@ -2156,6 +2761,21 @@
     </w:p>
     <w:p>
       <w:r>
+        <w:t>美式 IPA：/ˌsupɚˈfɪʃəl/</w:t>
+      </w:r>
+    </w:p>
+    <w:p>
+      <w:r>
+        <w:t>词性：adjective</w:t>
+      </w:r>
+    </w:p>
+    <w:p>
+      <w:r>
+        <w:t>English definition: Concerned only with the surface or obvious features, without much depth.</w:t>
+      </w:r>
+    </w:p>
+    <w:p>
+      <w:r>
         <w:t>表面的；肤浅的</w:t>
       </w:r>
     </w:p>
@@ -2200,6 +2820,21 @@
     </w:p>
     <w:p>
       <w:r>
+        <w:t>美式 IPA：/ɪˈvɪkʃən/</w:t>
+      </w:r>
+    </w:p>
+    <w:p>
+      <w:r>
+        <w:t>词性：noun</w:t>
+      </w:r>
+    </w:p>
+    <w:p>
+      <w:r>
+        <w:t>English definition: The legal removal of a tenant or occupant from property.</w:t>
+      </w:r>
+    </w:p>
+    <w:p>
+      <w:r>
         <w:t>驱逐租户或占用者的程序</w:t>
       </w:r>
     </w:p>
@@ -2244,6 +2879,21 @@
     </w:p>
     <w:p>
       <w:r>
+        <w:t>美式 IPA：/ˈbɛnəˌfæktɚ/</w:t>
+      </w:r>
+    </w:p>
+    <w:p>
+      <w:r>
+        <w:t>词性：noun</w:t>
+      </w:r>
+    </w:p>
+    <w:p>
+      <w:r>
+        <w:t>English definition: Someone who provides money or other help to a person or organization.</w:t>
+      </w:r>
+    </w:p>
+    <w:p>
+      <w:r>
         <w:t>资助者；恩人</w:t>
       </w:r>
     </w:p>
@@ -2288,6 +2938,21 @@
     </w:p>
     <w:p>
       <w:r>
+        <w:t>美式 IPA：/ˌmælˈfizəns/</w:t>
+      </w:r>
+    </w:p>
+    <w:p>
+      <w:r>
+        <w:t>词性：noun</w:t>
+      </w:r>
+    </w:p>
+    <w:p>
+      <w:r>
+        <w:t>English definition: Unlawful or seriously improper conduct, especially by someone holding a position of responsibility.</w:t>
+      </w:r>
+    </w:p>
+    <w:p>
+      <w:r>
         <w:t>违法失职；不法行为</w:t>
       </w:r>
     </w:p>
@@ -2332,6 +2997,21 @@
     </w:p>
     <w:p>
       <w:r>
+        <w:t>美式 IPA：/dɪˈskrit/</w:t>
+      </w:r>
+    </w:p>
+    <w:p>
+      <w:r>
+        <w:t>词性：adjective</w:t>
+      </w:r>
+    </w:p>
+    <w:p>
+      <w:r>
+        <w:t>English definition: Careful to avoid attracting attention or revealing private information.</w:t>
+      </w:r>
+    </w:p>
+    <w:p>
+      <w:r>
         <w:t>谨慎低调的；守口如瓶的</w:t>
       </w:r>
     </w:p>
@@ -2376,6 +3056,16 @@
     </w:p>
     <w:p>
       <w:r>
+        <w:t>词性：noun phrase</w:t>
+      </w:r>
+    </w:p>
+    <w:p>
+      <w:r>
+        <w:t>English definition: A situation in which competing interests may interfere with impartial judgment or duties.</w:t>
+      </w:r>
+    </w:p>
+    <w:p>
+      <w:r>
         <w:t>利益冲突</w:t>
       </w:r>
     </w:p>
@@ -2420,6 +3110,16 @@
     </w:p>
     <w:p>
       <w:r>
+        <w:t>词性：noun phrase</w:t>
+      </w:r>
+    </w:p>
+    <w:p>
+      <w:r>
+        <w:t>English definition: Careful checking of facts, risks, and obligations before making a decision or completing a transaction.</w:t>
+      </w:r>
+    </w:p>
+    <w:p>
+      <w:r>
         <w:t>尽职调查；应有的审慎核查</w:t>
       </w:r>
     </w:p>
@@ -2538,6 +3238,21 @@
     </w:p>
     <w:p>
       <w:r>
+        <w:t>美式 IPA：/ˈsɛtəlmənt/</w:t>
+      </w:r>
+    </w:p>
+    <w:p>
+      <w:r>
+        <w:t>词性：noun</w:t>
+      </w:r>
+    </w:p>
+    <w:p>
+      <w:r>
+        <w:t>English definition: An agreement resolving a dispute, or the money paid under that agreement.</w:t>
+      </w:r>
+    </w:p>
+    <w:p>
+      <w:r>
         <w:t>和解；和解协议或款项</w:t>
       </w:r>
     </w:p>
@@ -2582,6 +3297,21 @@
     </w:p>
     <w:p>
       <w:r>
+        <w:t>美式 IPA：/ɪˈmjunəti/</w:t>
+      </w:r>
+    </w:p>
+    <w:p>
+      <w:r>
+        <w:t>词性：noun</w:t>
+      </w:r>
+    </w:p>
+    <w:p>
+      <w:r>
+        <w:t>English definition: Protection from prosecution or liability in a legal setting; also resistance to disease.</w:t>
+      </w:r>
+    </w:p>
+    <w:p>
+      <w:r>
         <w:t>免疫；法律追诉豁免</w:t>
       </w:r>
     </w:p>
@@ -2626,6 +3356,21 @@
     </w:p>
     <w:p>
       <w:r>
+        <w:t>美式 IPA：/ɪnˈdʒʌŋkʃən/</w:t>
+      </w:r>
+    </w:p>
+    <w:p>
+      <w:r>
+        <w:t>词性：noun</w:t>
+      </w:r>
+    </w:p>
+    <w:p>
+      <w:r>
+        <w:t>English definition: A court order requiring someone to do or stop doing a specified act.</w:t>
+      </w:r>
+    </w:p>
+    <w:p>
+      <w:r>
         <w:t>法院禁令</w:t>
       </w:r>
     </w:p>
@@ -2670,6 +3415,21 @@
     </w:p>
     <w:p>
       <w:r>
+        <w:t>美式 IPA：/ˈplɔzəbəl/</w:t>
+      </w:r>
+    </w:p>
+    <w:p>
+      <w:r>
+        <w:t>词性：adjective</w:t>
+      </w:r>
+    </w:p>
+    <w:p>
+      <w:r>
+        <w:t>English definition: Seeming reasonable or believable, even if not yet proved true.</w:t>
+      </w:r>
+    </w:p>
+    <w:p>
+      <w:r>
         <w:t>看似合理、可信的</w:t>
       </w:r>
     </w:p>
@@ -2714,6 +3474,21 @@
     </w:p>
     <w:p>
       <w:r>
+        <w:t>美式 IPA：/ɪnˈfrɪndʒmənt/</w:t>
+      </w:r>
+    </w:p>
+    <w:p>
+      <w:r>
+        <w:t>词性：noun</w:t>
+      </w:r>
+    </w:p>
+    <w:p>
+      <w:r>
+        <w:t>English definition: An unauthorized interference with a right, especially an intellectual property right.</w:t>
+      </w:r>
+    </w:p>
+    <w:p>
+      <w:r>
         <w:t>侵权；侵犯</w:t>
       </w:r>
     </w:p>
@@ -2758,6 +3533,21 @@
     </w:p>
     <w:p>
       <w:r>
+        <w:t>美式 IPA：/ˈkɑmpənˌseɪt/</w:t>
+      </w:r>
+    </w:p>
+    <w:p>
+      <w:r>
+        <w:t>词性：verb</w:t>
+      </w:r>
+    </w:p>
+    <w:p>
+      <w:r>
+        <w:t>English definition: To provide payment or another benefit for loss, harm, or work; to make up for a disadvantage.</w:t>
+      </w:r>
+    </w:p>
+    <w:p>
+      <w:r>
         <w:t>赔偿；补偿；弥补</w:t>
       </w:r>
     </w:p>
@@ -2802,6 +3592,21 @@
     </w:p>
     <w:p>
       <w:r>
+        <w:t>美式 IPA：/ˈblækˌmeɪl/</w:t>
+      </w:r>
+    </w:p>
+    <w:p>
+      <w:r>
+        <w:t>词性：noun / verb</w:t>
+      </w:r>
+    </w:p>
+    <w:p>
+      <w:r>
+        <w:t>English definition: Demanding money or cooperation by threatening to expose damaging information; to make such a demand.</w:t>
+      </w:r>
+    </w:p>
+    <w:p>
+      <w:r>
         <w:t>敲诈勒索；以曝光信息等相威胁</w:t>
       </w:r>
     </w:p>
@@ -2846,6 +3651,16 @@
     </w:p>
     <w:p>
       <w:r>
+        <w:t>词性：adverb phrase</w:t>
+      </w:r>
+    </w:p>
+    <w:p>
+      <w:r>
+        <w:t>English definition: Having formally promised to tell the truth in a setting where a false statement may have legal consequences.</w:t>
+      </w:r>
+    </w:p>
+    <w:p>
+      <w:r>
         <w:t>在宣誓后；在誓言约束下</w:t>
       </w:r>
     </w:p>
@@ -2890,6 +3705,16 @@
     </w:p>
     <w:p>
       <w:r>
+        <w:t>词性：adjective phrase / idiom</w:t>
+      </w:r>
+    </w:p>
+    <w:p>
+      <w:r>
+        <w:t>English definition: Working together secretly, usually for a dishonest purpose.</w:t>
+      </w:r>
+    </w:p>
+    <w:p>
+      <w:r>
         <w:t>暗中勾结的</w:t>
       </w:r>
     </w:p>
@@ -2934,6 +3759,16 @@
     </w:p>
     <w:p>
       <w:r>
+        <w:t>词性：idiom</w:t>
+      </w:r>
+    </w:p>
+    <w:p>
+      <w:r>
+        <w:t>English definition: A complaint or disagreement that one wants to discuss with someone.</w:t>
+      </w:r>
+    </w:p>
+    <w:p>
+      <w:r>
         <w:t>有不满要与某人理论</w:t>
       </w:r>
     </w:p>
@@ -3052,6 +3887,21 @@
     </w:p>
     <w:p>
       <w:r>
+        <w:t>美式 IPA：/beɪl/</w:t>
+      </w:r>
+    </w:p>
+    <w:p>
+      <w:r>
+        <w:t>词性：noun / verb</w:t>
+      </w:r>
+    </w:p>
+    <w:p>
+      <w:r>
+        <w:t>English definition: Conditional release before trial, sometimes secured by money; to secure someone's release in this way.</w:t>
+      </w:r>
+    </w:p>
+    <w:p>
+      <w:r>
         <w:t>保释；保释金</w:t>
       </w:r>
     </w:p>
@@ -3096,6 +3946,21 @@
     </w:p>
     <w:p>
       <w:r>
+        <w:t>美式 IPA：/ˌprɑsəˈkjuʃən/</w:t>
+      </w:r>
+    </w:p>
+    <w:p>
+      <w:r>
+        <w:t>词性：noun</w:t>
+      </w:r>
+    </w:p>
+    <w:p>
+      <w:r>
+        <w:t>English definition: The pursuit of criminal charges in court; also the lawyers bringing those charges.</w:t>
+      </w:r>
+    </w:p>
+    <w:p>
+      <w:r>
         <w:t>控方；起诉；检控</w:t>
       </w:r>
     </w:p>
@@ -3140,6 +4005,21 @@
     </w:p>
     <w:p>
       <w:r>
+        <w:t>美式 IPA：/ˈɑrsən/</w:t>
+      </w:r>
+    </w:p>
+    <w:p>
+      <w:r>
+        <w:t>词性：noun</w:t>
+      </w:r>
+    </w:p>
+    <w:p>
+      <w:r>
+        <w:t>English definition: The crime of deliberately and unlawfully setting property on fire.</w:t>
+      </w:r>
+    </w:p>
+    <w:p>
+      <w:r>
         <w:t>纵火罪；故意纵火</w:t>
       </w:r>
     </w:p>
@@ -3184,6 +4064,21 @@
     </w:p>
     <w:p>
       <w:r>
+        <w:t>美式 IPA：/weɪv/</w:t>
+      </w:r>
+    </w:p>
+    <w:p>
+      <w:r>
+        <w:t>词性：verb</w:t>
+      </w:r>
+    </w:p>
+    <w:p>
+      <w:r>
+        <w:t>English definition: To voluntarily give up a right, requirement, claim, or fee.</w:t>
+      </w:r>
+    </w:p>
+    <w:p>
+      <w:r>
         <w:t>自愿放弃权利、要求或费用</w:t>
       </w:r>
     </w:p>
@@ -3228,6 +4123,21 @@
     </w:p>
     <w:p>
       <w:r>
+        <w:t>美式 IPA：/ˈɪmplɪˌkeɪt/</w:t>
+      </w:r>
+    </w:p>
+    <w:p>
+      <w:r>
+        <w:t>词性：verb</w:t>
+      </w:r>
+    </w:p>
+    <w:p>
+      <w:r>
+        <w:t>English definition: To connect someone to wrongdoing or suggest that they were involved.</w:t>
+      </w:r>
+    </w:p>
+    <w:p>
+      <w:r>
         <w:t>牵连；暗示某人涉案</w:t>
       </w:r>
     </w:p>
@@ -3272,6 +4182,21 @@
     </w:p>
     <w:p>
       <w:r>
+        <w:t>美式 IPA：/ɪˈfɛmɚəl/</w:t>
+      </w:r>
+    </w:p>
+    <w:p>
+      <w:r>
+        <w:t>词性：adjective</w:t>
+      </w:r>
+    </w:p>
+    <w:p>
+      <w:r>
+        <w:t>English definition: Existing or remaining significant for only a short time.</w:t>
+      </w:r>
+    </w:p>
+    <w:p>
+      <w:r>
         <w:t>短暂的；转瞬即逝的</w:t>
       </w:r>
     </w:p>
@@ -3316,6 +4241,21 @@
     </w:p>
     <w:p>
       <w:r>
+        <w:t>美式 IPA：/ˈtɛstəˌmoʊni/</w:t>
+      </w:r>
+    </w:p>
+    <w:p>
+      <w:r>
+        <w:t>词性：noun</w:t>
+      </w:r>
+    </w:p>
+    <w:p>
+      <w:r>
+        <w:t>English definition: A witness's formal statement of facts, especially under oath.</w:t>
+      </w:r>
+    </w:p>
+    <w:p>
+      <w:r>
         <w:t>证言；证词</w:t>
       </w:r>
     </w:p>
@@ -3360,6 +4300,21 @@
     </w:p>
     <w:p>
       <w:r>
+        <w:t>美式 IPA：/ˌæləˈɡeɪʃən/</w:t>
+      </w:r>
+    </w:p>
+    <w:p>
+      <w:r>
+        <w:t>词性：noun</w:t>
+      </w:r>
+    </w:p>
+    <w:p>
+      <w:r>
+        <w:t>English definition: A claim of wrongdoing that has not yet been established as true.</w:t>
+      </w:r>
+    </w:p>
+    <w:p>
+      <w:r>
         <w:t>尚未经证实的指控或说法</w:t>
       </w:r>
     </w:p>
@@ -3404,6 +4359,21 @@
     </w:p>
     <w:p>
       <w:r>
+        <w:t>美式 IPA：/ˈfæbrɪˌkeɪt/</w:t>
+      </w:r>
+    </w:p>
+    <w:p>
+      <w:r>
+        <w:t>词性：verb</w:t>
+      </w:r>
+    </w:p>
+    <w:p>
+      <w:r>
+        <w:t>English definition: To invent a false story or evidence; also to manufacture something.</w:t>
+      </w:r>
+    </w:p>
+    <w:p>
+      <w:r>
         <w:t>捏造；制造</w:t>
       </w:r>
     </w:p>
@@ -3448,6 +4418,16 @@
     </w:p>
     <w:p>
       <w:r>
+        <w:t>词性：noun phrase</w:t>
+      </w:r>
+    </w:p>
+    <w:p>
+      <w:r>
+        <w:t>English definition: Improperly influencing, threatening, or interfering with a witness or their testimony.</w:t>
+      </w:r>
+    </w:p>
+    <w:p>
+      <w:r>
         <w:t>干扰、胁迫或不当影响证人</w:t>
       </w:r>
     </w:p>
@@ -3492,6 +4472,16 @@
     </w:p>
     <w:p>
       <w:r>
+        <w:t>词性：noun phrase</w:t>
+      </w:r>
+    </w:p>
+    <w:p>
+      <w:r>
+        <w:t>English definition: Dishonesty or an intention to mislead rather than deal fairly.</w:t>
+      </w:r>
+    </w:p>
+    <w:p>
+      <w:r>
         <w:t>恶意；缺乏诚意</w:t>
       </w:r>
     </w:p>
@@ -3536,6 +4526,16 @@
     </w:p>
     <w:p>
       <w:r>
+        <w:t>词性：adjective / adverb phrase</w:t>
+      </w:r>
+    </w:p>
+    <w:p>
+      <w:r>
+        <w:t>English definition: Released from custody under bail conditions while a criminal case continues.</w:t>
+      </w:r>
+    </w:p>
+    <w:p>
+      <w:r>
         <w:t>获准保释、在外候审</w:t>
       </w:r>
     </w:p>
@@ -3654,6 +4654,21 @@
     </w:p>
     <w:p>
       <w:r>
+        <w:t>美式 IPA：/beɪl/</w:t>
+      </w:r>
+    </w:p>
+    <w:p>
+      <w:r>
+        <w:t>词性：noun / verb</w:t>
+      </w:r>
+    </w:p>
+    <w:p>
+      <w:r>
+        <w:t>English definition: Conditional release before trial, sometimes secured by money; to secure someone's release in this way.</w:t>
+      </w:r>
+    </w:p>
+    <w:p>
+      <w:r>
         <w:t>保释；保释金</w:t>
       </w:r>
     </w:p>
@@ -3698,6 +4713,21 @@
     </w:p>
     <w:p>
       <w:r>
+        <w:t>美式 IPA：/ˈprɪvəlɪdʒ/</w:t>
+      </w:r>
+    </w:p>
+    <w:p>
+      <w:r>
+        <w:t>词性：noun</w:t>
+      </w:r>
+    </w:p>
+    <w:p>
+      <w:r>
+        <w:t>English definition: Here, a legal protection concerning testimony or confidential communications between spouses.</w:t>
+      </w:r>
+    </w:p>
+    <w:p>
+      <w:r>
         <w:t>法律保密特权；特殊权利或荣幸</w:t>
       </w:r>
     </w:p>
@@ -3747,6 +4777,21 @@
     </w:p>
     <w:p>
       <w:r>
+        <w:t>美式 IPA：/ˈspaʊzəl/</w:t>
+      </w:r>
+    </w:p>
+    <w:p>
+      <w:r>
+        <w:t>词性：adjective</w:t>
+      </w:r>
+    </w:p>
+    <w:p>
+      <w:r>
+        <w:t>English definition: Relating to a husband, wife, or marriage partner.</w:t>
+      </w:r>
+    </w:p>
+    <w:p>
+      <w:r>
         <w:t>配偶的；夫妻关系的</w:t>
       </w:r>
     </w:p>
@@ -3791,6 +4836,21 @@
     </w:p>
     <w:p>
       <w:r>
+        <w:t>美式 IPA：/oʊˈdɑmətɚ/</w:t>
+      </w:r>
+    </w:p>
+    <w:p>
+      <w:r>
+        <w:t>词性：noun</w:t>
+      </w:r>
+    </w:p>
+    <w:p>
+      <w:r>
+        <w:t>English definition: An instrument that records the distance traveled by a vehicle.</w:t>
+      </w:r>
+    </w:p>
+    <w:p>
+      <w:r>
         <w:t>里程表</w:t>
       </w:r>
     </w:p>
@@ -3835,6 +4895,21 @@
     </w:p>
     <w:p>
       <w:r>
+        <w:t>美式 IPA：/ˈɔltɚˌneɪtɚ/</w:t>
+      </w:r>
+    </w:p>
+    <w:p>
+      <w:r>
+        <w:t>词性：noun</w:t>
+      </w:r>
+    </w:p>
+    <w:p>
+      <w:r>
+        <w:t>English definition: A vehicle component that generates electricity and charges the battery while the engine runs.</w:t>
+      </w:r>
+    </w:p>
+    <w:p>
+      <w:r>
         <w:t>汽车交流发电机</w:t>
       </w:r>
     </w:p>
@@ -3879,6 +4954,21 @@
     </w:p>
     <w:p>
       <w:r>
+        <w:t>美式 IPA：/ˈbʊlətˌpruf/</w:t>
+      </w:r>
+    </w:p>
+    <w:p>
+      <w:r>
+        <w:t>词性：adjective</w:t>
+      </w:r>
+    </w:p>
+    <w:p>
+      <w:r>
+        <w:t>English definition: Able to resist bullets; figuratively, very difficult to challenge or defeat.</w:t>
+      </w:r>
+    </w:p>
+    <w:p>
+      <w:r>
         <w:t>防弹的；难以推翻的</w:t>
       </w:r>
     </w:p>
@@ -3923,6 +5013,21 @@
     </w:p>
     <w:p>
       <w:r>
+        <w:t>美式 IPA：/əbˈskjʊrəti/</w:t>
+      </w:r>
+    </w:p>
+    <w:p>
+      <w:r>
+        <w:t>词性：noun</w:t>
+      </w:r>
+    </w:p>
+    <w:p>
+      <w:r>
+        <w:t>English definition: The state of being little known, unnoticed, or hard to understand.</w:t>
+      </w:r>
+    </w:p>
+    <w:p>
+      <w:r>
         <w:t>默默无闻；不为人知的状态</w:t>
       </w:r>
     </w:p>
@@ -3967,6 +5072,26 @@
     </w:p>
     <w:p>
       <w:r>
+        <w:t>美式 IPA：/ˌmɪsˌrɛprɪˈzɛntɪd/</w:t>
+      </w:r>
+    </w:p>
+    <w:p>
+      <w:r>
+        <w:t>词性：verb (past tense / past participle)</w:t>
+      </w:r>
+    </w:p>
+    <w:p>
+      <w:r>
+        <w:t>English definition: Described or presented in a way that gives a false or inaccurate impression.</w:t>
+      </w:r>
+    </w:p>
+    <w:p>
+      <w:r>
+        <w:t>原形：misrepresent</w:t>
+      </w:r>
+    </w:p>
+    <w:p>
+      <w:r>
         <w:t>被错误描述或虚假陈述的</w:t>
       </w:r>
     </w:p>
@@ -4085,6 +5210,21 @@
     </w:p>
     <w:p>
       <w:r>
+        <w:t>美式 IPA：/beɪl/</w:t>
+      </w:r>
+    </w:p>
+    <w:p>
+      <w:r>
+        <w:t>词性：noun / verb</w:t>
+      </w:r>
+    </w:p>
+    <w:p>
+      <w:r>
+        <w:t>English definition: Conditional release before trial, sometimes secured by money; to secure someone's release in this way.</w:t>
+      </w:r>
+    </w:p>
+    <w:p>
+      <w:r>
         <w:t>保释；保释金</w:t>
       </w:r>
     </w:p>
@@ -4129,6 +5269,16 @@
     </w:p>
     <w:p>
       <w:r>
+        <w:t>词性：adverb phrase</w:t>
+      </w:r>
+    </w:p>
+    <w:p>
+      <w:r>
+        <w:t>English definition: Used to make one's position explicit so that it cannot easily be misunderstood later.</w:t>
+      </w:r>
+    </w:p>
+    <w:p>
+      <w:r>
         <w:t>为正式记录说明；把话说清楚</w:t>
       </w:r>
     </w:p>
@@ -4178,6 +5328,16 @@
     </w:p>
     <w:p>
       <w:r>
+        <w:t>词性：noun phrase</w:t>
+      </w:r>
+    </w:p>
+    <w:p>
+      <w:r>
+        <w:t>English definition: An agreement exchanging a guilty plea for specified concessions concerning charges or sentencing.</w:t>
+      </w:r>
+    </w:p>
+    <w:p>
+      <w:r>
         <w:t>认罪协商协议</w:t>
       </w:r>
     </w:p>
@@ -4222,6 +5382,16 @@
     </w:p>
     <w:p>
       <w:r>
+        <w:t>词性：adjective / adverb phrase</w:t>
+      </w:r>
+    </w:p>
+    <w:p>
+      <w:r>
+        <w:t>English definition: Provided without a fee for the public good, especially legal services.</w:t>
+      </w:r>
+    </w:p>
+    <w:p>
+      <w:r>
         <w:t>无偿提供的专业服务</w:t>
       </w:r>
     </w:p>
@@ -4266,6 +5436,21 @@
     </w:p>
     <w:p>
       <w:r>
+        <w:t>美式 IPA：/ˈæsɛt/</w:t>
+      </w:r>
+    </w:p>
+    <w:p>
+      <w:r>
+        <w:t>词性：noun</w:t>
+      </w:r>
+    </w:p>
+    <w:p>
+      <w:r>
+        <w:t>English definition: A person or resource considered useful for achieving a particular goal.</w:t>
+      </w:r>
+    </w:p>
+    <w:p>
+      <w:r>
         <w:t>资产；有价值的人或优势</w:t>
       </w:r>
     </w:p>
@@ -4315,6 +5500,21 @@
     </w:p>
     <w:p>
       <w:r>
+        <w:t>美式 IPA：/kənˈtɪnjuəns/</w:t>
+      </w:r>
+    </w:p>
+    <w:p>
+      <w:r>
+        <w:t>词性：noun</w:t>
+      </w:r>
+    </w:p>
+    <w:p>
+      <w:r>
+        <w:t>English definition: A court-authorized postponement of a hearing or other proceeding.</w:t>
+      </w:r>
+    </w:p>
+    <w:p>
+      <w:r>
         <w:t>庭审或诉讼程序的延期</w:t>
       </w:r>
     </w:p>
@@ -4359,6 +5559,21 @@
     </w:p>
     <w:p>
       <w:r>
+        <w:t>美式 IPA：/ˌʌnɪmˈpitʃəbəl/</w:t>
+      </w:r>
+    </w:p>
+    <w:p>
+      <w:r>
+        <w:t>词性：adjective</w:t>
+      </w:r>
+    </w:p>
+    <w:p>
+      <w:r>
+        <w:t>English definition: So reliable or honorable that there is little basis for questioning it.</w:t>
+      </w:r>
+    </w:p>
+    <w:p>
+      <w:r>
         <w:t>无可指摘的；极其可靠的</w:t>
       </w:r>
     </w:p>
@@ -4403,6 +5618,16 @@
     </w:p>
     <w:p>
       <w:r>
+        <w:t>词性：adjective phrase / idiom</w:t>
+      </w:r>
+    </w:p>
+    <w:p>
+      <w:r>
+        <w:t>English definition: Already settled or so clear that little debate is needed.</w:t>
+      </w:r>
+    </w:p>
+    <w:p>
+      <w:r>
         <w:t>清楚明确、已经定好的</w:t>
       </w:r>
     </w:p>
@@ -4447,6 +5672,21 @@
     </w:p>
     <w:p>
       <w:r>
+        <w:t>美式 IPA：/ˈrɪɡməˌroʊl/</w:t>
+      </w:r>
+    </w:p>
+    <w:p>
+      <w:r>
+        <w:t>词性：noun</w:t>
+      </w:r>
+    </w:p>
+    <w:p>
+      <w:r>
+        <w:t>English definition: A tiresome series of complicated steps, formalities, or explanations.</w:t>
+      </w:r>
+    </w:p>
+    <w:p>
+      <w:r>
         <w:t>繁琐的手续；啰嗦的过程</w:t>
       </w:r>
     </w:p>
@@ -4491,6 +5731,21 @@
     </w:p>
     <w:p>
       <w:r>
+        <w:t>美式 IPA：/dɪˈbɑkəl/</w:t>
+      </w:r>
+    </w:p>
+    <w:p>
+      <w:r>
+        <w:t>词性：noun</w:t>
+      </w:r>
+    </w:p>
+    <w:p>
+      <w:r>
+        <w:t>English definition: A major failure that causes confusion, embarrassment, or loss.</w:t>
+      </w:r>
+    </w:p>
+    <w:p>
+      <w:r>
         <w:t>惨败；一团糟的失败</w:t>
       </w:r>
     </w:p>
@@ -4609,6 +5864,21 @@
     </w:p>
     <w:p>
       <w:r>
+        <w:t>美式 IPA：/ˈfɛləni/</w:t>
+      </w:r>
+    </w:p>
+    <w:p>
+      <w:r>
+        <w:t>词性：noun</w:t>
+      </w:r>
+    </w:p>
+    <w:p>
+      <w:r>
+        <w:t>English definition: A serious category of crime, generally carrying more severe penalties than a misdemeanor.</w:t>
+      </w:r>
+    </w:p>
+    <w:p>
+      <w:r>
         <w:t>重罪</w:t>
       </w:r>
     </w:p>
@@ -4653,6 +5923,21 @@
     </w:p>
     <w:p>
       <w:r>
+        <w:t>美式 IPA：/dɪˈskʌvɚi/</w:t>
+      </w:r>
+    </w:p>
+    <w:p>
+      <w:r>
+        <w:t>词性：noun</w:t>
+      </w:r>
+    </w:p>
+    <w:p>
+      <w:r>
+        <w:t>English definition: Finding something previously unknown; in litigation, the process of obtaining and exchanging case information.</w:t>
+      </w:r>
+    </w:p>
+    <w:p>
+      <w:r>
         <w:t>发现；诉讼中的证据开示</w:t>
       </w:r>
     </w:p>
@@ -4697,6 +5982,21 @@
     </w:p>
     <w:p>
       <w:r>
+        <w:t>美式 IPA：/braɪb/</w:t>
+      </w:r>
+    </w:p>
+    <w:p>
+      <w:r>
+        <w:t>词性：noun / verb</w:t>
+      </w:r>
+    </w:p>
+    <w:p>
+      <w:r>
+        <w:t>English definition: Something offered to improperly influence a decision; to offer such an inducement.</w:t>
+      </w:r>
+    </w:p>
+    <w:p>
+      <w:r>
         <w:t>贿赂；贿赂物；行贿</w:t>
       </w:r>
     </w:p>
@@ -4741,6 +6041,21 @@
     </w:p>
     <w:p>
       <w:r>
+        <w:t>美式 IPA：/əˈsɔlt/</w:t>
+      </w:r>
+    </w:p>
+    <w:p>
+      <w:r>
+        <w:t>词性：noun / verb</w:t>
+      </w:r>
+    </w:p>
+    <w:p>
+      <w:r>
+        <w:t>English definition: A physical attack or, in some legal uses, conduct that creates fear of imminent harm; to attack.</w:t>
+      </w:r>
+    </w:p>
+    <w:p>
+      <w:r>
         <w:t>袭击；人身攻击</w:t>
       </w:r>
     </w:p>
@@ -4785,6 +6100,26 @@
     </w:p>
     <w:p>
       <w:r>
+        <w:t>美式 IPA：/ˈtrɛsˌpæsɪŋ/</w:t>
+      </w:r>
+    </w:p>
+    <w:p>
+      <w:r>
+        <w:t>词性：noun / verb (-ing form)</w:t>
+      </w:r>
+    </w:p>
+    <w:p>
+      <w:r>
+        <w:t>English definition: Entering or remaining on another person's property without permission; the -ing form of trespass.</w:t>
+      </w:r>
+    </w:p>
+    <w:p>
+      <w:r>
+        <w:t>原形：trespass</w:t>
+      </w:r>
+    </w:p>
+    <w:p>
+      <w:r>
         <w:t>擅自进入或逗留他人土地、场所</w:t>
       </w:r>
     </w:p>
@@ -4829,6 +6164,21 @@
     </w:p>
     <w:p>
       <w:r>
+        <w:t>美式 IPA：/mɪsˈkɑndʌkt/</w:t>
+      </w:r>
+    </w:p>
+    <w:p>
+      <w:r>
+        <w:t>词性：noun</w:t>
+      </w:r>
+    </w:p>
+    <w:p>
+      <w:r>
+        <w:t>English definition: Behavior that violates rules, duties, or expected standards.</w:t>
+      </w:r>
+    </w:p>
+    <w:p>
+      <w:r>
         <w:t>不当行为；违规失职</w:t>
       </w:r>
     </w:p>
@@ -4873,6 +6223,21 @@
     </w:p>
     <w:p>
       <w:r>
+        <w:t>美式 IPA：/ˈæmˌbʊʃ/</w:t>
+      </w:r>
+    </w:p>
+    <w:p>
+      <w:r>
+        <w:t>词性：noun / verb</w:t>
+      </w:r>
+    </w:p>
+    <w:p>
+      <w:r>
+        <w:t>English definition: A surprise attack from a concealed position; to attack someone in this way.</w:t>
+      </w:r>
+    </w:p>
+    <w:p>
+      <w:r>
         <w:t>伏击；设伏袭击</w:t>
       </w:r>
     </w:p>
@@ -4917,6 +6282,21 @@
     </w:p>
     <w:p>
       <w:r>
+        <w:t>美式 IPA：/ˈɛrˌtaɪt/</w:t>
+      </w:r>
+    </w:p>
+    <w:p>
+      <w:r>
+        <w:t>词性：adjective</w:t>
+      </w:r>
+    </w:p>
+    <w:p>
+      <w:r>
+        <w:t>English definition: So complete or convincing that it leaves little room for challenge; also sealed against air.</w:t>
+      </w:r>
+    </w:p>
+    <w:p>
+      <w:r>
         <w:t>严密得无懈可击的；密封的</w:t>
       </w:r>
     </w:p>
@@ -4961,6 +6341,21 @@
     </w:p>
     <w:p>
       <w:r>
+        <w:t>美式 IPA：/ˈkrɔsˌfaɪr/</w:t>
+      </w:r>
+    </w:p>
+    <w:p>
+      <w:r>
+        <w:t>词性：noun</w:t>
+      </w:r>
+    </w:p>
+    <w:p>
+      <w:r>
+        <w:t>English definition: Gunfire from different directions; figuratively, a conflict that traps someone between opposing sides.</w:t>
+      </w:r>
+    </w:p>
+    <w:p>
+      <w:r>
         <w:t>交叉火力；双方冲突的夹击</w:t>
       </w:r>
     </w:p>
@@ -5005,6 +6400,16 @@
     </w:p>
     <w:p>
       <w:r>
+        <w:t>词性：noun phrase</w:t>
+      </w:r>
+    </w:p>
+    <w:p>
+      <w:r>
+        <w:t>English definition: A publicly funded lawyer who represents eligible defendants unable to afford counsel.</w:t>
+      </w:r>
+    </w:p>
+    <w:p>
+      <w:r>
         <w:t>公设辩护律师</w:t>
       </w:r>
     </w:p>
@@ -5049,6 +6454,16 @@
     </w:p>
     <w:p>
       <w:r>
+        <w:t>词性：noun phrase</w:t>
+      </w:r>
+    </w:p>
+    <w:p>
+      <w:r>
+        <w:t>English definition: A lawsuit brought on behalf of a group whose members have similar legal claims.</w:t>
+      </w:r>
+    </w:p>
+    <w:p>
+      <w:r>
         <w:t>集体诉讼</w:t>
       </w:r>
     </w:p>
@@ -5093,6 +6508,16 @@
     </w:p>
     <w:p>
       <w:r>
+        <w:t>词性：adjective phrase / idiom</w:t>
+      </w:r>
+    </w:p>
+    <w:p>
+      <w:r>
+        <w:t>English definition: Included in the exchange of information about a particular matter.</w:t>
+      </w:r>
+    </w:p>
+    <w:p>
+      <w:r>
         <w:t>知晓并参与相关信息流</w:t>
       </w:r>
     </w:p>
@@ -5216,6 +6641,36 @@
     <w:p>
       <w:r>
         <w:t>Anki 官方文本导入说明：https://docs.ankiweb.net/manual/importing/text-files</w:t>
+      </w:r>
+    </w:p>
+    <w:p>
+      <w:r>
+        <w:t>CMU Pronouncing Dictionary — 美式发音核对：https://github.com/cmusphinx/cmudict</w:t>
+      </w:r>
+    </w:p>
+    <w:p>
+      <w:r>
+        <w:t>Merriam-Webster — probative 的读音与词性：https://www.merriam-webster.com/dictionary/probative</w:t>
+      </w:r>
+    </w:p>
+    <w:p>
+      <w:r>
+        <w:t>Merriam-Webster — spoliation 的读音与法律义：https://www.merriam-webster.com/dictionary/spoliation</w:t>
+      </w:r>
+    </w:p>
+    <w:p>
+      <w:r>
+        <w:t>Merriam-Webster — hypersensitivity 的重音：https://www.merriam-webster.com/dictionary/hypersensitivity</w:t>
+      </w:r>
+    </w:p>
+    <w:p>
+      <w:r>
+        <w:t>Merriam-Webster — rigmarole 的读音变体：https://www.merriam-webster.com/dictionary/rigmarole</w:t>
+      </w:r>
+    </w:p>
+    <w:p>
+      <w:r>
+        <w:t>美式发音核对参考 CMU Pronouncing Dictionary；许可与致谢：https://chuanwang66.github.io/better-call-saul-english/data/CMUDICT-LICENSE.txt</w:t>
       </w:r>
     </w:p>
     <w:sectPr>
